--- a/Working/ProblemStatement_CamperTrip.docx
+++ b/Working/ProblemStatement_CamperTrip.docx
@@ -9,7 +9,7 @@
       </w:pPr>
       <w:r>
         <w:rPr>
-          <w:rFonts w:ascii="Calibri" w:eastAsia="Calibri" w:hAnsi="Calibri" w:cs="Calibri"/>
+          <w:rFonts w:ascii="Calibri" w:hAnsi="Calibri" w:eastAsia="Calibri" w:cs="Calibri"/>
           <w:color w:val="595959" w:themeColor="text1" w:themeTint="A6"/>
           <w:sz w:val="28"/>
           <w:szCs w:val="28"/>
@@ -24,7 +24,7 @@
       </w:pPr>
       <w:r>
         <w:rPr>
-          <w:rFonts w:ascii="Calibri" w:eastAsia="Calibri" w:hAnsi="Calibri" w:cs="Calibri"/>
+          <w:rFonts w:ascii="Calibri" w:hAnsi="Calibri" w:eastAsia="Calibri" w:cs="Calibri"/>
           <w:b/>
           <w:bCs/>
           <w:color w:val="1F4E79"/>
@@ -37,15 +37,15 @@
     <w:p>
       <w:pPr>
         <w:pBdr>
-          <w:top w:val="single" w:sz="8" w:space="12" w:color="1F4E79"/>
-          <w:bottom w:val="single" w:sz="8" w:space="12" w:color="1F4E79"/>
+          <w:top w:val="single" w:color="1F4E79" w:sz="8" w:space="12"/>
+          <w:bottom w:val="single" w:color="1F4E79" w:sz="8" w:space="12"/>
         </w:pBdr>
         <w:spacing w:before="400" w:after="200"/>
         <w:jc w:val="center"/>
       </w:pPr>
       <w:r>
         <w:rPr>
-          <w:rFonts w:ascii="Calibri" w:eastAsia="Calibri" w:hAnsi="Calibri" w:cs="Calibri"/>
+          <w:rFonts w:ascii="Calibri" w:hAnsi="Calibri" w:eastAsia="Calibri" w:cs="Calibri"/>
           <w:b/>
           <w:bCs/>
           <w:sz w:val="34"/>
@@ -61,7 +61,7 @@
       </w:pPr>
       <w:r>
         <w:rPr>
-          <w:rFonts w:ascii="Calibri" w:eastAsia="Calibri" w:hAnsi="Calibri" w:cs="Calibri"/>
+          <w:rFonts w:ascii="Calibri" w:hAnsi="Calibri" w:eastAsia="Calibri" w:cs="Calibri"/>
           <w:color w:val="595959" w:themeColor="text1" w:themeTint="A6"/>
           <w:sz w:val="26"/>
           <w:szCs w:val="26"/>
@@ -76,7 +76,7 @@
       </w:pPr>
       <w:r>
         <w:rPr>
-          <w:rFonts w:ascii="Calibri" w:eastAsia="Calibri" w:hAnsi="Calibri" w:cs="Calibri"/>
+          <w:rFonts w:ascii="Calibri" w:hAnsi="Calibri" w:eastAsia="Calibri" w:cs="Calibri"/>
           <w:b/>
           <w:bCs/>
           <w:sz w:val="28"/>
@@ -92,7 +92,7 @@
       </w:pPr>
       <w:r>
         <w:rPr>
-          <w:rFonts w:ascii="Calibri" w:eastAsia="Calibri" w:hAnsi="Calibri" w:cs="Calibri"/>
+          <w:rFonts w:ascii="Calibri" w:hAnsi="Calibri" w:eastAsia="Calibri" w:cs="Calibri"/>
           <w:b/>
           <w:bCs/>
           <w:sz w:val="28"/>
@@ -108,7 +108,7 @@
       </w:pPr>
       <w:r>
         <w:rPr>
-          <w:rFonts w:ascii="Calibri" w:eastAsia="Calibri" w:hAnsi="Calibri" w:cs="Calibri"/>
+          <w:rFonts w:ascii="Calibri" w:hAnsi="Calibri" w:eastAsia="Calibri" w:cs="Calibri"/>
           <w:b/>
           <w:bCs/>
           <w:sz w:val="28"/>
@@ -118,7 +118,7 @@
       </w:r>
       <w:r>
         <w:rPr>
-          <w:rFonts w:ascii="Calibri" w:eastAsia="Calibri" w:hAnsi="Calibri" w:cs="Calibri"/>
+          <w:rFonts w:ascii="Calibri" w:hAnsi="Calibri" w:eastAsia="Calibri" w:cs="Calibri"/>
           <w:b/>
           <w:bCs/>
           <w:sz w:val="28"/>
@@ -132,7 +132,7 @@
         <w:spacing w:after="80"/>
         <w:jc w:val="center"/>
         <w:rPr>
-          <w:rFonts w:ascii="Calibri" w:eastAsia="Calibri" w:hAnsi="Calibri" w:cs="Calibri"/>
+          <w:rFonts w:ascii="Calibri" w:hAnsi="Calibri" w:eastAsia="Calibri" w:cs="Calibri"/>
           <w:b/>
           <w:bCs/>
           <w:sz w:val="28"/>
@@ -150,7 +150,7 @@
         <w:pStyle w:val="Titolo1"/>
         <w:spacing w:after="160"/>
         <w:rPr>
-          <w:rFonts w:ascii="Calibri" w:eastAsia="Calibri" w:hAnsi="Calibri" w:cs="Calibri"/>
+          <w:rFonts w:ascii="Calibri" w:hAnsi="Calibri" w:eastAsia="Calibri" w:cs="Calibri"/>
           <w:b/>
           <w:bCs/>
           <w:color w:val="1F4E79"/>
@@ -160,7 +160,7 @@
       </w:pPr>
       <w:r>
         <w:rPr>
-          <w:rFonts w:ascii="Calibri" w:eastAsia="Calibri" w:hAnsi="Calibri" w:cs="Calibri"/>
+          <w:rFonts w:ascii="Calibri" w:hAnsi="Calibri" w:eastAsia="Calibri" w:cs="Calibri"/>
           <w:b/>
           <w:bCs/>
           <w:color w:val="1F4E79"/>
@@ -172,7 +172,7 @@
       </w:r>
       <w:r>
         <w:rPr>
-          <w:rFonts w:ascii="Calibri" w:eastAsia="Calibri" w:hAnsi="Calibri" w:cs="Calibri"/>
+          <w:rFonts w:ascii="Calibri" w:hAnsi="Calibri" w:eastAsia="Calibri" w:cs="Calibri"/>
           <w:b/>
           <w:bCs/>
           <w:color w:val="1F4E79"/>
@@ -185,6 +185,7 @@
     <w:p>
       <w:pPr>
         <w:pStyle w:val="Titolo2"/>
+        <w:spacing w:after="0" w:line="278" w:lineRule="auto"/>
       </w:pPr>
       <w:r>
         <w:rPr>
@@ -199,20 +200,20 @@
     </w:p>
     <w:p>
       <w:pPr>
-        <w:spacing w:before="240" w:after="240"/>
-        <w:rPr>
-          <w:rFonts w:ascii="Calibri" w:eastAsia="Calibri" w:hAnsi="Calibri" w:cs="Calibri"/>
-        </w:rPr>
-      </w:pPr>
-      <w:r>
-        <w:rPr>
-          <w:rFonts w:ascii="Calibri" w:eastAsia="Calibri" w:hAnsi="Calibri" w:cs="Calibri"/>
+        <w:spacing w:after="240" w:line="278" w:lineRule="auto"/>
+        <w:rPr>
+          <w:rFonts w:ascii="Calibri" w:hAnsi="Calibri" w:eastAsia="Calibri" w:cs="Calibri"/>
+        </w:rPr>
+      </w:pPr>
+      <w:r>
+        <w:rPr>
+          <w:rFonts w:ascii="Calibri" w:hAnsi="Calibri" w:eastAsia="Calibri" w:cs="Calibri"/>
         </w:rPr>
         <w:t xml:space="preserve">Oggi chi vuole fare una vacanza in camper usa strumenti separati. Per </w:t>
       </w:r>
       <w:r>
         <w:rPr>
-          <w:rFonts w:ascii="Calibri" w:eastAsia="Calibri" w:hAnsi="Calibri" w:cs="Calibri"/>
+          <w:rFonts w:ascii="Calibri" w:hAnsi="Calibri" w:eastAsia="Calibri" w:cs="Calibri"/>
           <w:b/>
           <w:bCs/>
         </w:rPr>
@@ -220,13 +221,13 @@
       </w:r>
       <w:r>
         <w:rPr>
-          <w:rFonts w:ascii="Calibri" w:eastAsia="Calibri" w:hAnsi="Calibri" w:cs="Calibri"/>
+          <w:rFonts w:ascii="Calibri" w:hAnsi="Calibri" w:eastAsia="Calibri" w:cs="Calibri"/>
         </w:rPr>
         <w:t xml:space="preserve"> il mezzo si rivolge a portali o agenzie, mentre per </w:t>
       </w:r>
       <w:r>
         <w:rPr>
-          <w:rFonts w:ascii="Calibri" w:eastAsia="Calibri" w:hAnsi="Calibri" w:cs="Calibri"/>
+          <w:rFonts w:ascii="Calibri" w:hAnsi="Calibri" w:eastAsia="Calibri" w:cs="Calibri"/>
           <w:b/>
           <w:bCs/>
         </w:rPr>
@@ -234,7 +235,7 @@
       </w:r>
       <w:r>
         <w:rPr>
-          <w:rFonts w:ascii="Calibri" w:eastAsia="Calibri" w:hAnsi="Calibri" w:cs="Calibri"/>
+          <w:rFonts w:ascii="Calibri" w:hAnsi="Calibri" w:eastAsia="Calibri" w:cs="Calibri"/>
         </w:rPr>
         <w:t xml:space="preserve"> consulta blog, forum e social network. Le due cose non sono collegate, e questo crea alcuni problemi:</w:t>
       </w:r>
@@ -248,12 +249,12 @@
         </w:numPr>
         <w:spacing w:after="0"/>
         <w:rPr>
-          <w:rFonts w:ascii="Calibri" w:eastAsia="Calibri" w:hAnsi="Calibri" w:cs="Calibri"/>
-        </w:rPr>
-      </w:pPr>
-      <w:r>
-        <w:rPr>
-          <w:rFonts w:ascii="Calibri" w:eastAsia="Calibri" w:hAnsi="Calibri" w:cs="Calibri"/>
+          <w:rFonts w:ascii="Calibri" w:hAnsi="Calibri" w:eastAsia="Calibri" w:cs="Calibri"/>
+        </w:rPr>
+      </w:pPr>
+      <w:r>
+        <w:rPr>
+          <w:rFonts w:ascii="Calibri" w:hAnsi="Calibri" w:eastAsia="Calibri" w:cs="Calibri"/>
         </w:rPr>
         <w:t>chi legge il racconto di un viaggio non sa con quale camper è stato fatto, né se è disponibile a noleggio;</w:t>
       </w:r>
@@ -267,12 +268,12 @@
         </w:numPr>
         <w:spacing w:after="0"/>
         <w:rPr>
-          <w:rFonts w:ascii="Calibri" w:eastAsia="Calibri" w:hAnsi="Calibri" w:cs="Calibri"/>
-        </w:rPr>
-      </w:pPr>
-      <w:r>
-        <w:rPr>
-          <w:rFonts w:ascii="Calibri" w:eastAsia="Calibri" w:hAnsi="Calibri" w:cs="Calibri"/>
+          <w:rFonts w:ascii="Calibri" w:hAnsi="Calibri" w:eastAsia="Calibri" w:cs="Calibri"/>
+        </w:rPr>
+      </w:pPr>
+      <w:r>
+        <w:rPr>
+          <w:rFonts w:ascii="Calibri" w:hAnsi="Calibri" w:eastAsia="Calibri" w:cs="Calibri"/>
         </w:rPr>
         <w:t>chi noleggia un camper non trova itinerari pensati per quel tipo di mezzo;</w:t>
       </w:r>
@@ -286,12 +287,12 @@
         </w:numPr>
         <w:spacing w:after="0"/>
         <w:rPr>
-          <w:rFonts w:ascii="Calibri" w:eastAsia="Calibri" w:hAnsi="Calibri" w:cs="Calibri"/>
-        </w:rPr>
-      </w:pPr>
-      <w:r>
-        <w:rPr>
-          <w:rFonts w:ascii="Calibri" w:eastAsia="Calibri" w:hAnsi="Calibri" w:cs="Calibri"/>
+          <w:rFonts w:ascii="Calibri" w:hAnsi="Calibri" w:eastAsia="Calibri" w:cs="Calibri"/>
+        </w:rPr>
+      </w:pPr>
+      <w:r>
+        <w:rPr>
+          <w:rFonts w:ascii="Calibri" w:hAnsi="Calibri" w:eastAsia="Calibri" w:cs="Calibri"/>
         </w:rPr>
         <w:t>chi ha già viaggiato non ha un posto dedicato dove raccontare il proprio percorso, con tappe, foto e consigli.</w:t>
       </w:r>
@@ -299,89 +300,27 @@
     <w:p>
       <w:pPr>
         <w:spacing w:before="240" w:after="240"/>
-        <w:rPr>
-          <w:rFonts w:ascii="Calibri" w:eastAsia="Calibri" w:hAnsi="Calibri" w:cs="Calibri"/>
-          <w:highlight w:val="yellow"/>
-        </w:rPr>
-      </w:pPr>
-      <w:r>
-        <w:rPr>
-          <w:rFonts w:ascii="Calibri" w:eastAsia="Calibri" w:hAnsi="Calibri" w:cs="Calibri"/>
-          <w:b/>
-          <w:bCs/>
-          <w:highlight w:val="yellow"/>
+      </w:pPr>
+      <w:r>
+        <w:rPr>
+          <w:rFonts w:ascii="Calibri" w:hAnsi="Calibri" w:eastAsia="Calibri" w:cs="Calibri"/>
+          <w:b/>
+          <w:bCs/>
         </w:rPr>
         <w:t>Perché affrontare il problema adesso?</w:t>
       </w:r>
-      <w:r>
-        <w:rPr>
-          <w:rFonts w:ascii="Calibri" w:eastAsia="Calibri" w:hAnsi="Calibri" w:cs="Calibri"/>
-          <w:highlight w:val="yellow"/>
-        </w:rPr>
-        <w:t xml:space="preserve"> Sono cambiate sia la domanda sia la tecnologia:</w:t>
-      </w:r>
-    </w:p>
-    <w:p>
-      <w:pPr>
-        <w:pStyle w:val="Paragrafoelenco"/>
-        <w:numPr>
-          <w:ilvl w:val="0"/>
-          <w:numId w:val="13"/>
-        </w:numPr>
-        <w:spacing w:after="0"/>
-        <w:rPr>
-          <w:rFonts w:ascii="Calibri" w:eastAsia="Calibri" w:hAnsi="Calibri" w:cs="Calibri"/>
-          <w:highlight w:val="yellow"/>
-        </w:rPr>
-      </w:pPr>
-      <w:r>
-        <w:rPr>
-          <w:rFonts w:ascii="Calibri" w:eastAsia="Calibri" w:hAnsi="Calibri" w:cs="Calibri"/>
-          <w:i/>
-          <w:iCs/>
-          <w:highlight w:val="yellow"/>
-        </w:rPr>
-        <w:t>Dominio applicativo:</w:t>
-      </w:r>
-      <w:r>
-        <w:rPr>
-          <w:rFonts w:ascii="Calibri" w:eastAsia="Calibri" w:hAnsi="Calibri" w:cs="Calibri"/>
-          <w:highlight w:val="yellow"/>
-        </w:rPr>
-        <w:t xml:space="preserve"> il turismo in camper è in forte crescita e sta diventando comune anche il noleggio tra privati.</w:t>
-      </w:r>
-    </w:p>
-    <w:p>
-      <w:pPr>
-        <w:pStyle w:val="Paragrafoelenco"/>
-        <w:numPr>
-          <w:ilvl w:val="0"/>
-          <w:numId w:val="13"/>
-        </w:numPr>
-        <w:spacing w:after="0"/>
-        <w:rPr>
-          <w:rFonts w:ascii="Calibri" w:eastAsia="Calibri" w:hAnsi="Calibri" w:cs="Calibri"/>
-          <w:highlight w:val="yellow"/>
-        </w:rPr>
-      </w:pPr>
-      <w:r>
-        <w:rPr>
-          <w:rFonts w:ascii="Calibri" w:eastAsia="Calibri" w:hAnsi="Calibri" w:cs="Calibri"/>
-          <w:i/>
-          <w:iCs/>
-          <w:highlight w:val="yellow"/>
-        </w:rPr>
-        <w:t>Dominio della soluzione:</w:t>
-      </w:r>
-      <w:r>
-        <w:rPr>
-          <w:rFonts w:ascii="Calibri" w:eastAsia="Calibri" w:hAnsi="Calibri" w:cs="Calibri"/>
-          <w:highlight w:val="yellow"/>
-        </w:rPr>
-        <w:t xml:space="preserve"> gli smartphone sono diffusi, le mappe online sono facili da integrare e le applicazioni web permettono di costruire comunità di utenti.</w:t>
-      </w:r>
-    </w:p>
-    <w:p/>
+    </w:p>
+    <w:p>
+      <w:pPr>
+        <w:spacing w:before="240" w:after="240"/>
+      </w:pPr>
+      <w:r>
+        <w:rPr>
+          <w:rFonts w:ascii="Calibri" w:hAnsi="Calibri" w:eastAsia="Calibri" w:cs="Calibri"/>
+        </w:rPr>
+        <w:t>Negli ultimi anni è cambiato molto, sia dal lato di chi viaggia sia dal lato della tecnologia. Da una parte il turismo in camper è in forte crescita: sempre più persone scelgono questo tipo di vacanza e si aspettano di poter cercare e prenotare il mezzo online, senza telefonare ai singoli negozi. Dall’altra, oggi costruire una piattaforma del genere è molto più semplice di un tempo. Gli smartphone sono diffusi, quindi gli utenti possono consultare il sito ovunque. Le mappe online sono facili da integrare, e questo permette di mostrare le tappe di un viaggio. Le applicazioni web, infine, rendono possibile creare una comunità in cui i viaggiatori si scambiano itinerari e consigli. Il momento è quindi favorevole per riunire in un unico sito il noleggio e la condivisione dei viaggi.</w:t>
+      </w:r>
+    </w:p>
     <w:p>
       <w:pPr>
         <w:pStyle w:val="Titolo2"/>
@@ -419,20 +358,20 @@
     </w:p>
     <w:p>
       <w:pPr>
-        <w:spacing w:before="240" w:after="240"/>
-        <w:rPr>
-          <w:rFonts w:ascii="Calibri" w:eastAsia="Calibri" w:hAnsi="Calibri" w:cs="Calibri"/>
-        </w:rPr>
-      </w:pPr>
-      <w:r>
-        <w:rPr>
-          <w:rFonts w:ascii="Calibri" w:eastAsia="Calibri" w:hAnsi="Calibri" w:cs="Calibri"/>
+        <w:spacing w:after="240" w:line="278" w:lineRule="auto"/>
+        <w:rPr>
+          <w:rFonts w:ascii="Calibri" w:hAnsi="Calibri" w:eastAsia="Calibri" w:cs="Calibri"/>
+        </w:rPr>
+      </w:pPr>
+      <w:r>
+        <w:rPr>
+          <w:rFonts w:ascii="Calibri" w:hAnsi="Calibri" w:eastAsia="Calibri" w:cs="Calibri"/>
         </w:rPr>
         <w:t xml:space="preserve">Il sistema, chiamato </w:t>
       </w:r>
       <w:r>
         <w:rPr>
-          <w:rFonts w:ascii="Calibri" w:eastAsia="Calibri" w:hAnsi="Calibri" w:cs="Calibri"/>
+          <w:rFonts w:ascii="Calibri" w:hAnsi="Calibri" w:eastAsia="Calibri" w:cs="Calibri"/>
           <w:b/>
           <w:bCs/>
         </w:rPr>
@@ -440,7 +379,7 @@
       </w:r>
       <w:r>
         <w:rPr>
-          <w:rFonts w:ascii="Calibri" w:eastAsia="Calibri" w:hAnsi="Calibri" w:cs="Calibri"/>
+          <w:rFonts w:ascii="Calibri" w:hAnsi="Calibri" w:eastAsia="Calibri" w:cs="Calibri"/>
         </w:rPr>
         <w:t>, deve:</w:t>
       </w:r>
@@ -454,12 +393,12 @@
         </w:numPr>
         <w:spacing w:after="0"/>
         <w:rPr>
-          <w:rFonts w:ascii="Calibri" w:eastAsia="Calibri" w:hAnsi="Calibri" w:cs="Calibri"/>
-        </w:rPr>
-      </w:pPr>
-      <w:r>
-        <w:rPr>
-          <w:rFonts w:ascii="Calibri" w:eastAsia="Calibri" w:hAnsi="Calibri" w:cs="Calibri"/>
+          <w:rFonts w:ascii="Calibri" w:hAnsi="Calibri" w:eastAsia="Calibri" w:cs="Calibri"/>
+        </w:rPr>
+      </w:pPr>
+      <w:r>
+        <w:rPr>
+          <w:rFonts w:ascii="Calibri" w:hAnsi="Calibri" w:eastAsia="Calibri" w:cs="Calibri"/>
         </w:rPr>
         <w:t>permettere agli utenti di cercare, prenotare e recensire camper;</w:t>
       </w:r>
@@ -473,12 +412,12 @@
         </w:numPr>
         <w:spacing w:after="0"/>
         <w:rPr>
-          <w:rFonts w:ascii="Calibri" w:eastAsia="Calibri" w:hAnsi="Calibri" w:cs="Calibri"/>
-        </w:rPr>
-      </w:pPr>
-      <w:r>
-        <w:rPr>
-          <w:rFonts w:ascii="Calibri" w:eastAsia="Calibri" w:hAnsi="Calibri" w:cs="Calibri"/>
+          <w:rFonts w:ascii="Calibri" w:hAnsi="Calibri" w:eastAsia="Calibri" w:cs="Calibri"/>
+        </w:rPr>
+      </w:pPr>
+      <w:r>
+        <w:rPr>
+          <w:rFonts w:ascii="Calibri" w:hAnsi="Calibri" w:eastAsia="Calibri" w:cs="Calibri"/>
         </w:rPr>
         <w:t>permettere ai proprietari di mettere a noleggio i propri camper e gestirne le richieste;</w:t>
       </w:r>
@@ -492,12 +431,12 @@
         </w:numPr>
         <w:spacing w:after="0"/>
         <w:rPr>
-          <w:rFonts w:ascii="Calibri" w:eastAsia="Calibri" w:hAnsi="Calibri" w:cs="Calibri"/>
-        </w:rPr>
-      </w:pPr>
-      <w:r>
-        <w:rPr>
-          <w:rFonts w:ascii="Calibri" w:eastAsia="Calibri" w:hAnsi="Calibri" w:cs="Calibri"/>
+          <w:rFonts w:ascii="Calibri" w:hAnsi="Calibri" w:eastAsia="Calibri" w:cs="Calibri"/>
+        </w:rPr>
+      </w:pPr>
+      <w:r>
+        <w:rPr>
+          <w:rFonts w:ascii="Calibri" w:hAnsi="Calibri" w:eastAsia="Calibri" w:cs="Calibri"/>
         </w:rPr>
         <w:t>permettere agli utenti di creare, pubblicare e consultare road trip fatti di tappe, foto e descrizioni;</w:t>
       </w:r>
@@ -511,12 +450,12 @@
         </w:numPr>
         <w:spacing w:after="0"/>
         <w:rPr>
-          <w:rFonts w:ascii="Calibri" w:eastAsia="Calibri" w:hAnsi="Calibri" w:cs="Calibri"/>
-        </w:rPr>
-      </w:pPr>
-      <w:r>
-        <w:rPr>
-          <w:rFonts w:ascii="Calibri" w:eastAsia="Calibri" w:hAnsi="Calibri" w:cs="Calibri"/>
+          <w:rFonts w:ascii="Calibri" w:hAnsi="Calibri" w:eastAsia="Calibri" w:cs="Calibri"/>
+        </w:rPr>
+      </w:pPr>
+      <w:r>
+        <w:rPr>
+          <w:rFonts w:ascii="Calibri" w:hAnsi="Calibri" w:eastAsia="Calibri" w:cs="Calibri"/>
         </w:rPr>
         <w:t>collegare i due mondi: un road trip può indicare il camper usato, e chi lo legge può noleggiare lo stesso mezzo;</w:t>
       </w:r>
@@ -530,139 +469,40 @@
         </w:numPr>
         <w:spacing w:after="0"/>
         <w:rPr>
-          <w:rFonts w:ascii="Calibri" w:eastAsia="Calibri" w:hAnsi="Calibri" w:cs="Calibri"/>
-        </w:rPr>
-      </w:pPr>
-      <w:r>
-        <w:rPr>
-          <w:rFonts w:ascii="Calibri" w:eastAsia="Calibri" w:hAnsi="Calibri" w:cs="Calibri"/>
+          <w:rFonts w:ascii="Calibri" w:hAnsi="Calibri" w:eastAsia="Calibri" w:cs="Calibri"/>
+        </w:rPr>
+      </w:pPr>
+      <w:r>
+        <w:rPr>
+          <w:rFonts w:ascii="Calibri" w:hAnsi="Calibri" w:eastAsia="Calibri" w:cs="Calibri"/>
         </w:rPr>
         <w:t xml:space="preserve">offrire agli amministratori strumenti per </w:t>
       </w:r>
       <w:r>
         <w:rPr>
-          <w:rFonts w:ascii="Calibri" w:eastAsia="Calibri" w:hAnsi="Calibri" w:cs="Calibri"/>
+          <w:rFonts w:ascii="Calibri" w:hAnsi="Calibri" w:eastAsia="Calibri" w:cs="Calibri"/>
         </w:rPr>
         <w:t xml:space="preserve">gestire </w:t>
       </w:r>
       <w:r>
         <w:rPr>
-          <w:rFonts w:ascii="Calibri" w:eastAsia="Calibri" w:hAnsi="Calibri" w:cs="Calibri"/>
+          <w:rFonts w:ascii="Calibri" w:hAnsi="Calibri" w:eastAsia="Calibri" w:cs="Calibri"/>
         </w:rPr>
         <w:t>i contenuti.</w:t>
       </w:r>
     </w:p>
     <w:p>
+      <w:r>
+        <w:br w:type="page"/>
+      </w:r>
+    </w:p>
+    <w:p>
       <w:pPr>
         <w:spacing w:before="240" w:after="240"/>
-        <w:rPr>
-          <w:rFonts w:ascii="Calibri" w:eastAsia="Calibri" w:hAnsi="Calibri" w:cs="Calibri"/>
-          <w:highlight w:val="yellow"/>
-        </w:rPr>
-      </w:pPr>
-      <w:r>
-        <w:rPr>
-          <w:rFonts w:ascii="Calibri" w:eastAsia="Calibri" w:hAnsi="Calibri" w:cs="Calibri"/>
-          <w:b/>
-          <w:bCs/>
-          <w:highlight w:val="yellow"/>
-        </w:rPr>
-        <w:t>Confini del sistema.</w:t>
-      </w:r>
-      <w:r>
-        <w:rPr>
-          <w:rFonts w:ascii="Calibri" w:eastAsia="Calibri" w:hAnsi="Calibri" w:cs="Calibri"/>
-          <w:highlight w:val="yellow"/>
-        </w:rPr>
-        <w:t xml:space="preserve"> Sono </w:t>
-      </w:r>
-      <w:r>
-        <w:rPr>
-          <w:rFonts w:ascii="Calibri" w:eastAsia="Calibri" w:hAnsi="Calibri" w:cs="Calibri"/>
-          <w:i/>
-          <w:iCs/>
-          <w:highlight w:val="yellow"/>
-        </w:rPr>
-        <w:t>dentro</w:t>
-      </w:r>
-      <w:r>
-        <w:rPr>
-          <w:rFonts w:ascii="Calibri" w:eastAsia="Calibri" w:hAnsi="Calibri" w:cs="Calibri"/>
-          <w:highlight w:val="yellow"/>
-        </w:rPr>
-        <w:t xml:space="preserve"> il sistema la ricerca, la prenotazione, la gestione dei camper, i road trip</w:t>
-      </w:r>
-      <w:r>
-        <w:rPr>
-          <w:rFonts w:ascii="Calibri" w:eastAsia="Calibri" w:hAnsi="Calibri" w:cs="Calibri"/>
-          <w:highlight w:val="yellow"/>
-        </w:rPr>
-        <w:t xml:space="preserve">, </w:t>
-      </w:r>
-      <w:r>
-        <w:rPr>
-          <w:rFonts w:ascii="Calibri" w:eastAsia="Calibri" w:hAnsi="Calibri" w:cs="Calibri"/>
-          <w:highlight w:val="yellow"/>
-        </w:rPr>
-        <w:t>la moderazione</w:t>
-      </w:r>
-      <w:r>
-        <w:rPr>
-          <w:rFonts w:ascii="Calibri" w:eastAsia="Calibri" w:hAnsi="Calibri" w:cs="Calibri"/>
-          <w:highlight w:val="yellow"/>
-        </w:rPr>
-        <w:t xml:space="preserve"> e il pagamento</w:t>
-      </w:r>
-      <w:r>
-        <w:rPr>
-          <w:rFonts w:ascii="Calibri" w:eastAsia="Calibri" w:hAnsi="Calibri" w:cs="Calibri"/>
-          <w:highlight w:val="yellow"/>
-        </w:rPr>
-        <w:t xml:space="preserve">. Sono </w:t>
-      </w:r>
-      <w:r>
-        <w:rPr>
-          <w:rFonts w:ascii="Calibri" w:eastAsia="Calibri" w:hAnsi="Calibri" w:cs="Calibri"/>
-          <w:i/>
-          <w:iCs/>
-          <w:highlight w:val="yellow"/>
-        </w:rPr>
-        <w:t>fuori</w:t>
-      </w:r>
-      <w:r>
-        <w:rPr>
-          <w:rFonts w:ascii="Calibri" w:eastAsia="Calibri" w:hAnsi="Calibri" w:cs="Calibri"/>
-          <w:highlight w:val="yellow"/>
-        </w:rPr>
-        <w:t xml:space="preserve"> </w:t>
-      </w:r>
-      <w:r>
-        <w:rPr>
-          <w:rFonts w:ascii="Calibri" w:eastAsia="Calibri" w:hAnsi="Calibri" w:cs="Calibri"/>
-          <w:highlight w:val="yellow"/>
-        </w:rPr>
-        <w:t>la stipula del contratto di noleggio e la consegna fisica del mezzo.</w:t>
-      </w:r>
-      <w:r>
-        <w:rPr>
-          <w:rFonts w:ascii="Calibri" w:eastAsia="Calibri" w:hAnsi="Calibri" w:cs="Calibri"/>
-          <w:highlight w:val="yellow"/>
-        </w:rPr>
-        <w:t xml:space="preserve"> QUESTA ROBA FORSE VA SCRITTA NEI REQUISITI.</w:t>
-      </w:r>
-    </w:p>
-    <w:p>
-      <w:r>
-        <w:br w:type="page"/>
-      </w:r>
-    </w:p>
-    <w:p>
-      <w:pPr>
-        <w:spacing w:before="240" w:after="240"/>
-      </w:pPr>
-      <w:r>
-        <w:rPr>
-          <w:rFonts w:ascii="Calibri" w:eastAsia="Calibri" w:hAnsi="Calibri" w:cs="Calibri"/>
+      </w:pPr>
+      <w:r>
+        <w:rPr>
+          <w:rFonts w:ascii="Calibri" w:hAnsi="Calibri" w:eastAsia="Calibri" w:cs="Calibri"/>
           <w:b/>
           <w:bCs/>
           <w:color w:val="1F4E79"/>
@@ -674,7 +514,7 @@
       </w:r>
       <w:r>
         <w:rPr>
-          <w:rFonts w:ascii="Calibri" w:eastAsia="Calibri" w:hAnsi="Calibri" w:cs="Calibri"/>
+          <w:rFonts w:ascii="Calibri" w:hAnsi="Calibri" w:eastAsia="Calibri" w:cs="Calibri"/>
           <w:b/>
           <w:bCs/>
           <w:color w:val="1F4E79"/>
@@ -706,8 +546,8 @@
         <w:tblLook w:val="06A0" w:firstRow="1" w:lastRow="0" w:firstColumn="1" w:lastColumn="0" w:noHBand="1" w:noVBand="1"/>
       </w:tblPr>
       <w:tblGrid>
-        <w:gridCol w:w="1949"/>
-        <w:gridCol w:w="7066"/>
+        <w:gridCol w:w="1935"/>
+        <w:gridCol w:w="7080"/>
       </w:tblGrid>
       <w:tr>
         <w:trPr>
@@ -715,24 +555,22 @@
         </w:trPr>
         <w:tc>
           <w:tcPr>
-            <w:tcW w:w="1949" w:type="dxa"/>
+            <w:tcW w:w="1935" w:type="dxa"/>
             <w:vAlign w:val="center"/>
           </w:tcPr>
           <w:p>
             <w:pPr>
               <w:rPr>
-                <w:rFonts w:ascii="Calibri" w:eastAsia="Calibri" w:hAnsi="Calibri" w:cs="Calibri"/>
+                <w:rFonts w:ascii="Calibri" w:hAnsi="Calibri" w:eastAsia="Calibri" w:cs="Calibri"/>
                 <w:b/>
                 <w:bCs/>
-                <w:highlight w:val="yellow"/>
               </w:rPr>
             </w:pPr>
             <w:r>
               <w:rPr>
-                <w:rFonts w:ascii="Calibri" w:eastAsia="Calibri" w:hAnsi="Calibri" w:cs="Calibri"/>
+                <w:rFonts w:ascii="Calibri" w:hAnsi="Calibri" w:eastAsia="Calibri" w:cs="Calibri"/>
                 <w:b/>
                 <w:bCs/>
-                <w:highlight w:val="yellow"/>
               </w:rPr>
               <w:t>Categoria</w:t>
             </w:r>
@@ -740,33 +578,30 @@
         </w:tc>
         <w:tc>
           <w:tcPr>
-            <w:tcW w:w="7066" w:type="dxa"/>
+            <w:tcW w:w="7080" w:type="dxa"/>
             <w:vAlign w:val="center"/>
           </w:tcPr>
           <w:p>
             <w:pPr>
               <w:rPr>
-                <w:rFonts w:ascii="Calibri" w:eastAsia="Calibri" w:hAnsi="Calibri" w:cs="Calibri"/>
+                <w:rFonts w:ascii="Calibri" w:hAnsi="Calibri" w:eastAsia="Calibri" w:cs="Calibri"/>
                 <w:b/>
                 <w:bCs/>
-                <w:highlight w:val="yellow"/>
               </w:rPr>
             </w:pPr>
             <w:r>
               <w:rPr>
-                <w:rFonts w:ascii="Calibri" w:eastAsia="Calibri" w:hAnsi="Calibri" w:cs="Calibri"/>
+                <w:rFonts w:ascii="Calibri" w:hAnsi="Calibri" w:eastAsia="Calibri" w:cs="Calibri"/>
                 <w:b/>
                 <w:bCs/>
-                <w:highlight w:val="yellow"/>
               </w:rPr>
               <w:t xml:space="preserve">Requisito </w:t>
             </w:r>
             <w:r>
               <w:rPr>
-                <w:rFonts w:ascii="Calibri" w:eastAsia="Calibri" w:hAnsi="Calibri" w:cs="Calibri"/>
+                <w:rFonts w:ascii="Calibri" w:hAnsi="Calibri" w:eastAsia="Calibri" w:cs="Calibri"/>
                 <w:b/>
                 <w:bCs/>
-                <w:highlight w:val="yellow"/>
               </w:rPr>
               <w:t>funzionale</w:t>
             </w:r>
@@ -779,7 +614,7 @@
         </w:trPr>
         <w:tc>
           <w:tcPr>
-            <w:tcW w:w="1949" w:type="dxa"/>
+            <w:tcW w:w="1935" w:type="dxa"/>
             <w:vMerge w:val="restart"/>
             <w:vAlign w:val="center"/>
           </w:tcPr>
@@ -788,18 +623,16 @@
               <w:spacing w:before="240" w:after="240"/>
               <w:jc w:val="center"/>
               <w:rPr>
-                <w:rFonts w:ascii="Calibri" w:eastAsia="Calibri" w:hAnsi="Calibri" w:cs="Calibri"/>
+                <w:rFonts w:ascii="Calibri" w:hAnsi="Calibri" w:eastAsia="Calibri" w:cs="Calibri"/>
                 <w:b/>
                 <w:bCs/>
-                <w:highlight w:val="yellow"/>
               </w:rPr>
             </w:pPr>
             <w:r>
               <w:rPr>
-                <w:rFonts w:ascii="Calibri" w:eastAsia="Calibri" w:hAnsi="Calibri" w:cs="Calibri"/>
+                <w:rFonts w:ascii="Calibri" w:hAnsi="Calibri" w:eastAsia="Calibri" w:cs="Calibri"/>
                 <w:b/>
                 <w:bCs/>
-                <w:highlight w:val="yellow"/>
               </w:rPr>
               <w:t>Gestione utenti</w:t>
             </w:r>
@@ -807,20 +640,18 @@
         </w:tc>
         <w:tc>
           <w:tcPr>
-            <w:tcW w:w="7066" w:type="dxa"/>
+            <w:tcW w:w="7080" w:type="dxa"/>
             <w:vAlign w:val="center"/>
           </w:tcPr>
           <w:p>
             <w:pPr>
               <w:rPr>
-                <w:rFonts w:ascii="Calibri" w:eastAsia="Calibri" w:hAnsi="Calibri" w:cs="Calibri"/>
-                <w:highlight w:val="yellow"/>
+                <w:rFonts w:ascii="Calibri" w:hAnsi="Calibri" w:eastAsia="Calibri" w:cs="Calibri"/>
               </w:rPr>
             </w:pPr>
             <w:r>
               <w:rPr>
-                <w:rFonts w:ascii="Calibri" w:eastAsia="Calibri" w:hAnsi="Calibri" w:cs="Calibri"/>
-                <w:highlight w:val="yellow"/>
+                <w:rFonts w:ascii="Calibri" w:hAnsi="Calibri" w:eastAsia="Calibri" w:cs="Calibri"/>
               </w:rPr>
               <w:t>RF1 – Il sistema permette la registrazione e il login con e-mail e password.</w:t>
             </w:r>
@@ -833,27 +664,25 @@
         </w:trPr>
         <w:tc>
           <w:tcPr>
-            <w:tcW w:w="1949" w:type="dxa"/>
+            <w:tcW w:w="1935" w:type="dxa"/>
             <w:vMerge/>
           </w:tcPr>
           <w:p/>
         </w:tc>
         <w:tc>
           <w:tcPr>
-            <w:tcW w:w="7066" w:type="dxa"/>
+            <w:tcW w:w="7080" w:type="dxa"/>
             <w:vAlign w:val="center"/>
           </w:tcPr>
           <w:p>
             <w:pPr>
               <w:rPr>
-                <w:rFonts w:ascii="Calibri" w:eastAsia="Calibri" w:hAnsi="Calibri" w:cs="Calibri"/>
-                <w:highlight w:val="yellow"/>
+                <w:rFonts w:ascii="Calibri" w:hAnsi="Calibri" w:eastAsia="Calibri" w:cs="Calibri"/>
               </w:rPr>
             </w:pPr>
             <w:r>
               <w:rPr>
-                <w:rFonts w:ascii="Calibri" w:eastAsia="Calibri" w:hAnsi="Calibri" w:cs="Calibri"/>
-                <w:highlight w:val="yellow"/>
+                <w:rFonts w:ascii="Calibri" w:hAnsi="Calibri" w:eastAsia="Calibri" w:cs="Calibri"/>
               </w:rPr>
               <w:t>RF2 – L’utente può modificare il proprio profilo.</w:t>
             </w:r>
@@ -866,27 +695,25 @@
         </w:trPr>
         <w:tc>
           <w:tcPr>
-            <w:tcW w:w="1949" w:type="dxa"/>
+            <w:tcW w:w="1935" w:type="dxa"/>
             <w:vMerge/>
           </w:tcPr>
           <w:p/>
         </w:tc>
         <w:tc>
           <w:tcPr>
-            <w:tcW w:w="7066" w:type="dxa"/>
+            <w:tcW w:w="7080" w:type="dxa"/>
             <w:vAlign w:val="center"/>
           </w:tcPr>
           <w:p>
             <w:pPr>
               <w:rPr>
-                <w:rFonts w:ascii="Calibri" w:eastAsia="Calibri" w:hAnsi="Calibri" w:cs="Calibri"/>
-                <w:highlight w:val="yellow"/>
+                <w:rFonts w:ascii="Calibri" w:hAnsi="Calibri" w:eastAsia="Calibri" w:cs="Calibri"/>
               </w:rPr>
             </w:pPr>
             <w:r>
               <w:rPr>
-                <w:rFonts w:ascii="Calibri" w:eastAsia="Calibri" w:hAnsi="Calibri" w:cs="Calibri"/>
-                <w:highlight w:val="yellow"/>
+                <w:rFonts w:ascii="Calibri" w:hAnsi="Calibri" w:eastAsia="Calibri" w:cs="Calibri"/>
               </w:rPr>
               <w:t>RF3 – L’utente può consultare e annullare le proprie prenotazioni.</w:t>
             </w:r>
@@ -899,7 +726,7 @@
         </w:trPr>
         <w:tc>
           <w:tcPr>
-            <w:tcW w:w="1949" w:type="dxa"/>
+            <w:tcW w:w="1935" w:type="dxa"/>
             <w:vMerge w:val="restart"/>
             <w:vAlign w:val="center"/>
           </w:tcPr>
@@ -908,18 +735,16 @@
               <w:spacing w:before="240" w:after="240"/>
               <w:jc w:val="center"/>
               <w:rPr>
-                <w:rFonts w:ascii="Calibri" w:eastAsia="Calibri" w:hAnsi="Calibri" w:cs="Calibri"/>
+                <w:rFonts w:ascii="Calibri" w:hAnsi="Calibri" w:eastAsia="Calibri" w:cs="Calibri"/>
                 <w:b/>
                 <w:bCs/>
-                <w:highlight w:val="yellow"/>
               </w:rPr>
             </w:pPr>
             <w:r>
               <w:rPr>
-                <w:rFonts w:ascii="Calibri" w:eastAsia="Calibri" w:hAnsi="Calibri" w:cs="Calibri"/>
+                <w:rFonts w:ascii="Calibri" w:hAnsi="Calibri" w:eastAsia="Calibri" w:cs="Calibri"/>
                 <w:b/>
                 <w:bCs/>
-                <w:highlight w:val="yellow"/>
               </w:rPr>
               <w:t>Noleggio</w:t>
             </w:r>
@@ -927,34 +752,30 @@
         </w:tc>
         <w:tc>
           <w:tcPr>
-            <w:tcW w:w="7066" w:type="dxa"/>
+            <w:tcW w:w="7080" w:type="dxa"/>
             <w:vAlign w:val="center"/>
           </w:tcPr>
           <w:p>
             <w:pPr>
               <w:rPr>
-                <w:rFonts w:ascii="Calibri" w:eastAsia="Calibri" w:hAnsi="Calibri" w:cs="Calibri"/>
-                <w:highlight w:val="yellow"/>
+                <w:rFonts w:ascii="Calibri" w:hAnsi="Calibri" w:eastAsia="Calibri" w:cs="Calibri"/>
               </w:rPr>
             </w:pPr>
             <w:r>
               <w:rPr>
-                <w:rFonts w:ascii="Calibri" w:eastAsia="Calibri" w:hAnsi="Calibri" w:cs="Calibri"/>
-                <w:highlight w:val="yellow"/>
+                <w:rFonts w:ascii="Calibri" w:hAnsi="Calibri" w:eastAsia="Calibri" w:cs="Calibri"/>
               </w:rPr>
               <w:t>RF</w:t>
             </w:r>
             <w:r>
               <w:rPr>
-                <w:rFonts w:ascii="Calibri" w:eastAsia="Calibri" w:hAnsi="Calibri" w:cs="Calibri"/>
-                <w:highlight w:val="yellow"/>
+                <w:rFonts w:ascii="Calibri" w:hAnsi="Calibri" w:eastAsia="Calibri" w:cs="Calibri"/>
               </w:rPr>
               <w:t>4</w:t>
             </w:r>
             <w:r>
               <w:rPr>
-                <w:rFonts w:ascii="Calibri" w:eastAsia="Calibri" w:hAnsi="Calibri" w:cs="Calibri"/>
-                <w:highlight w:val="yellow"/>
+                <w:rFonts w:ascii="Calibri" w:hAnsi="Calibri" w:eastAsia="Calibri" w:cs="Calibri"/>
               </w:rPr>
               <w:t xml:space="preserve"> – L’utente può cercare camper per località, date, posti letto e prezzo massimo.</w:t>
             </w:r>
@@ -967,61 +788,55 @@
         </w:trPr>
         <w:tc>
           <w:tcPr>
-            <w:tcW w:w="1949" w:type="dxa"/>
+            <w:tcW w:w="1935" w:type="dxa"/>
             <w:vMerge/>
           </w:tcPr>
           <w:p/>
         </w:tc>
         <w:tc>
           <w:tcPr>
-            <w:tcW w:w="7066" w:type="dxa"/>
+            <w:tcW w:w="7080" w:type="dxa"/>
             <w:vAlign w:val="center"/>
           </w:tcPr>
           <w:p>
             <w:pPr>
               <w:rPr>
-                <w:rFonts w:ascii="Calibri" w:eastAsia="Calibri" w:hAnsi="Calibri" w:cs="Calibri"/>
-                <w:highlight w:val="yellow"/>
+                <w:rFonts w:ascii="Calibri" w:hAnsi="Calibri" w:eastAsia="Calibri" w:cs="Calibri"/>
               </w:rPr>
             </w:pPr>
             <w:r>
               <w:rPr>
-                <w:rFonts w:ascii="Calibri" w:eastAsia="Calibri" w:hAnsi="Calibri" w:cs="Calibri"/>
-                <w:highlight w:val="yellow"/>
+                <w:rFonts w:ascii="Calibri" w:hAnsi="Calibri" w:eastAsia="Calibri" w:cs="Calibri"/>
               </w:rPr>
               <w:t>RF</w:t>
             </w:r>
             <w:r>
               <w:rPr>
-                <w:rFonts w:ascii="Calibri" w:eastAsia="Calibri" w:hAnsi="Calibri" w:cs="Calibri"/>
-                <w:highlight w:val="yellow"/>
+                <w:rFonts w:ascii="Calibri" w:hAnsi="Calibri" w:eastAsia="Calibri" w:cs="Calibri"/>
               </w:rPr>
               <w:t>5</w:t>
             </w:r>
             <w:r>
               <w:rPr>
-                <w:rFonts w:ascii="Calibri" w:eastAsia="Calibri" w:hAnsi="Calibri" w:cs="Calibri"/>
-                <w:highlight w:val="yellow"/>
+                <w:rFonts w:ascii="Calibri" w:hAnsi="Calibri" w:eastAsia="Calibri" w:cs="Calibri"/>
               </w:rPr>
               <w:t xml:space="preserve"> – L’utente può </w:t>
             </w:r>
             <w:r>
               <w:rPr>
-                <w:rFonts w:ascii="Calibri" w:eastAsia="Calibri" w:hAnsi="Calibri" w:cs="Calibri"/>
-                <w:highlight w:val="yellow"/>
+                <w:rFonts w:ascii="Calibri" w:hAnsi="Calibri" w:eastAsia="Calibri" w:cs="Calibri"/>
               </w:rPr>
               <w:t xml:space="preserve">consultare </w:t>
             </w:r>
             <w:r>
               <w:rPr>
-                <w:rFonts w:ascii="Calibri" w:eastAsia="Calibri" w:hAnsi="Calibri" w:cs="Calibri"/>
-                <w:highlight w:val="yellow"/>
+                <w:rFonts w:ascii="Calibri" w:hAnsi="Calibri" w:eastAsia="Calibri" w:cs="Calibri"/>
               </w:rPr>
               <w:t>la scheda di un camper (foto, caratteristiche, tariffa, recensioni).</w:t>
             </w:r>
             <w:r>
               <w:rPr>
-                <w:rFonts w:ascii="Calibri" w:eastAsia="Calibri" w:hAnsi="Calibri" w:cs="Calibri"/>
+                <w:rFonts w:ascii="Calibri" w:hAnsi="Calibri" w:eastAsia="Calibri" w:cs="Calibri"/>
               </w:rPr>
               <w:t xml:space="preserve"> </w:t>
             </w:r>
@@ -1030,61 +845,55 @@
       </w:tr>
       <w:tr>
         <w:trPr>
-          <w:trHeight w:val="771"/>
+          <w:trHeight w:val="842"/>
         </w:trPr>
         <w:tc>
           <w:tcPr>
-            <w:tcW w:w="1949" w:type="dxa"/>
+            <w:tcW w:w="1935" w:type="dxa"/>
             <w:vMerge/>
           </w:tcPr>
           <w:p/>
         </w:tc>
         <w:tc>
           <w:tcPr>
-            <w:tcW w:w="7066" w:type="dxa"/>
+            <w:tcW w:w="7080" w:type="dxa"/>
             <w:vAlign w:val="center"/>
           </w:tcPr>
           <w:p>
             <w:pPr>
               <w:rPr>
-                <w:rFonts w:ascii="Calibri" w:eastAsia="Calibri" w:hAnsi="Calibri" w:cs="Calibri"/>
-                <w:highlight w:val="yellow"/>
+                <w:rFonts w:ascii="Calibri" w:hAnsi="Calibri" w:eastAsia="Calibri" w:cs="Calibri"/>
               </w:rPr>
             </w:pPr>
             <w:r>
               <w:rPr>
-                <w:rFonts w:ascii="Calibri" w:eastAsia="Calibri" w:hAnsi="Calibri" w:cs="Calibri"/>
-                <w:highlight w:val="yellow"/>
+                <w:rFonts w:ascii="Calibri" w:hAnsi="Calibri" w:eastAsia="Calibri" w:cs="Calibri"/>
               </w:rPr>
               <w:t>RF</w:t>
             </w:r>
             <w:r>
               <w:rPr>
-                <w:rFonts w:ascii="Calibri" w:eastAsia="Calibri" w:hAnsi="Calibri" w:cs="Calibri"/>
-                <w:highlight w:val="yellow"/>
+                <w:rFonts w:ascii="Calibri" w:hAnsi="Calibri" w:eastAsia="Calibri" w:cs="Calibri"/>
               </w:rPr>
               <w:t>6</w:t>
             </w:r>
             <w:r>
               <w:rPr>
-                <w:rFonts w:ascii="Calibri" w:eastAsia="Calibri" w:hAnsi="Calibri" w:cs="Calibri"/>
-                <w:highlight w:val="yellow"/>
+                <w:rFonts w:ascii="Calibri" w:hAnsi="Calibri" w:eastAsia="Calibri" w:cs="Calibri"/>
               </w:rPr>
               <w:t xml:space="preserve"> – L’utente registrato può prenotare un camper per un intervallo di </w:t>
             </w:r>
             <w:r>
               <w:rPr>
-                <w:rFonts w:ascii="Calibri" w:eastAsia="Calibri" w:hAnsi="Calibri" w:cs="Calibri"/>
-                <w:highlight w:val="yellow"/>
+                <w:rFonts w:ascii="Calibri" w:hAnsi="Calibri" w:eastAsia="Calibri" w:cs="Calibri"/>
               </w:rPr>
               <w:t>tempo</w:t>
             </w:r>
             <w:r>
               <w:rPr>
-                <w:rFonts w:ascii="Calibri" w:eastAsia="Calibri" w:hAnsi="Calibri" w:cs="Calibri"/>
-                <w:highlight w:val="yellow"/>
-              </w:rPr>
-              <w:t>. Il sistema rifiuta la richiesta se, in quelle date, tutti gli esemplari di quel modello sono già prenotati.</w:t>
+                <w:rFonts w:ascii="Calibri" w:hAnsi="Calibri" w:eastAsia="Calibri" w:cs="Calibri"/>
+              </w:rPr>
+              <w:t>.</w:t>
             </w:r>
           </w:p>
         </w:tc>
@@ -1095,27 +904,25 @@
         </w:trPr>
         <w:tc>
           <w:tcPr>
-            <w:tcW w:w="1949" w:type="dxa"/>
+            <w:tcW w:w="1935" w:type="dxa"/>
             <w:vMerge/>
           </w:tcPr>
           <w:p/>
         </w:tc>
         <w:tc>
           <w:tcPr>
-            <w:tcW w:w="7066" w:type="dxa"/>
+            <w:tcW w:w="7080" w:type="dxa"/>
             <w:vAlign w:val="center"/>
           </w:tcPr>
           <w:p>
             <w:pPr>
               <w:rPr>
-                <w:rFonts w:ascii="Calibri" w:eastAsia="Calibri" w:hAnsi="Calibri" w:cs="Calibri"/>
-                <w:highlight w:val="yellow"/>
+                <w:rFonts w:ascii="Calibri" w:hAnsi="Calibri" w:eastAsia="Calibri" w:cs="Calibri"/>
               </w:rPr>
             </w:pPr>
             <w:r>
               <w:rPr>
-                <w:rFonts w:ascii="Calibri" w:eastAsia="Calibri" w:hAnsi="Calibri" w:cs="Calibri"/>
-                <w:highlight w:val="yellow"/>
+                <w:rFonts w:ascii="Calibri" w:hAnsi="Calibri" w:eastAsia="Calibri" w:cs="Calibri"/>
               </w:rPr>
               <w:t>RF7 – Dopo il noleggio, l’utente può lasciare una recensione con un voto.</w:t>
             </w:r>
@@ -1128,7 +935,7 @@
         </w:trPr>
         <w:tc>
           <w:tcPr>
-            <w:tcW w:w="1949" w:type="dxa"/>
+            <w:tcW w:w="1935" w:type="dxa"/>
             <w:vMerge w:val="restart"/>
             <w:vAlign w:val="center"/>
           </w:tcPr>
@@ -1137,18 +944,16 @@
               <w:spacing w:before="240" w:after="240"/>
               <w:jc w:val="center"/>
               <w:rPr>
-                <w:rFonts w:ascii="Calibri" w:eastAsia="Calibri" w:hAnsi="Calibri" w:cs="Calibri"/>
+                <w:rFonts w:ascii="Calibri" w:hAnsi="Calibri" w:eastAsia="Calibri" w:cs="Calibri"/>
                 <w:b/>
                 <w:bCs/>
-                <w:highlight w:val="yellow"/>
               </w:rPr>
             </w:pPr>
             <w:r>
               <w:rPr>
-                <w:rFonts w:ascii="Calibri" w:eastAsia="Calibri" w:hAnsi="Calibri" w:cs="Calibri"/>
+                <w:rFonts w:ascii="Calibri" w:hAnsi="Calibri" w:eastAsia="Calibri" w:cs="Calibri"/>
                 <w:b/>
                 <w:bCs/>
-                <w:highlight w:val="yellow"/>
               </w:rPr>
               <w:t>Road trip</w:t>
             </w:r>
@@ -1156,22 +961,32 @@
         </w:tc>
         <w:tc>
           <w:tcPr>
-            <w:tcW w:w="7066" w:type="dxa"/>
+            <w:tcW w:w="7080" w:type="dxa"/>
             <w:vAlign w:val="center"/>
           </w:tcPr>
           <w:p>
             <w:pPr>
               <w:rPr>
-                <w:rFonts w:ascii="Calibri" w:eastAsia="Calibri" w:hAnsi="Calibri" w:cs="Calibri"/>
-                <w:highlight w:val="yellow"/>
+                <w:rFonts w:ascii="Calibri" w:hAnsi="Calibri" w:eastAsia="Calibri" w:cs="Calibri"/>
               </w:rPr>
             </w:pPr>
             <w:r>
               <w:rPr>
-                <w:rFonts w:ascii="Calibri" w:eastAsia="Calibri" w:hAnsi="Calibri" w:cs="Calibri"/>
-                <w:highlight w:val="yellow"/>
-              </w:rPr>
-              <w:t>RF8 – L’utente può creare un road trip con titolo, descrizione e tappe ordinate.</w:t>
+                <w:rFonts w:ascii="Calibri" w:hAnsi="Calibri" w:eastAsia="Calibri" w:cs="Calibri"/>
+              </w:rPr>
+              <w:t>RF8 – L’utente può creare</w:t>
+            </w:r>
+            <w:r>
+              <w:rPr>
+                <w:rFonts w:ascii="Calibri" w:hAnsi="Calibri" w:eastAsia="Calibri" w:cs="Calibri"/>
+              </w:rPr>
+              <w:t>, modificare ed eliminare</w:t>
+            </w:r>
+            <w:r>
+              <w:rPr>
+                <w:rFonts w:ascii="Calibri" w:hAnsi="Calibri" w:eastAsia="Calibri" w:cs="Calibri"/>
+              </w:rPr>
+              <w:t xml:space="preserve"> un road trip con titolo, descrizione e tappe ordinate.</w:t>
             </w:r>
           </w:p>
         </w:tc>
@@ -1182,29 +997,64 @@
         </w:trPr>
         <w:tc>
           <w:tcPr>
-            <w:tcW w:w="1949" w:type="dxa"/>
+            <w:tcW w:w="1935" w:type="dxa"/>
             <w:vMerge/>
           </w:tcPr>
           <w:p/>
         </w:tc>
         <w:tc>
           <w:tcPr>
-            <w:tcW w:w="7066" w:type="dxa"/>
+            <w:tcW w:w="7080" w:type="dxa"/>
             <w:vAlign w:val="center"/>
           </w:tcPr>
           <w:p>
             <w:pPr>
-              <w:rPr>
-                <w:rFonts w:ascii="Calibri" w:eastAsia="Calibri" w:hAnsi="Calibri" w:cs="Calibri"/>
-                <w:highlight w:val="yellow"/>
+              <w:spacing w:line="279" w:lineRule="auto"/>
+              <w:rPr>
+                <w:rFonts w:ascii="Calibri" w:hAnsi="Calibri" w:eastAsia="Calibri" w:cs="Calibri"/>
               </w:rPr>
             </w:pPr>
             <w:r>
               <w:rPr>
-                <w:rFonts w:ascii="Calibri" w:eastAsia="Calibri" w:hAnsi="Calibri" w:cs="Calibri"/>
-                <w:highlight w:val="yellow"/>
-              </w:rPr>
-              <w:t>RF9 – Ogni tappa ha un luogo, una descrizione e delle foto.</w:t>
+                <w:rFonts w:ascii="Calibri" w:hAnsi="Calibri" w:eastAsia="Calibri" w:cs="Calibri"/>
+              </w:rPr>
+              <w:t>RF</w:t>
+            </w:r>
+            <w:r>
+              <w:rPr>
+                <w:rFonts w:ascii="Calibri" w:hAnsi="Calibri" w:eastAsia="Calibri" w:cs="Calibri"/>
+              </w:rPr>
+              <w:t>9</w:t>
+            </w:r>
+            <w:r>
+              <w:rPr>
+                <w:rFonts w:ascii="Calibri" w:hAnsi="Calibri" w:eastAsia="Calibri" w:cs="Calibri"/>
+              </w:rPr>
+              <w:t xml:space="preserve"> – </w:t>
+            </w:r>
+            <w:r>
+              <w:rPr>
+                <w:rFonts w:ascii="Calibri" w:hAnsi="Calibri" w:eastAsia="Calibri" w:cs="Calibri"/>
+              </w:rPr>
+              <w:t xml:space="preserve">L'utente registrato </w:t>
+            </w:r>
+            <w:r>
+              <w:rPr>
+                <w:rFonts w:ascii="Calibri" w:hAnsi="Calibri" w:eastAsia="Calibri" w:cs="Calibri"/>
+              </w:rPr>
+              <w:t>p</w:t>
+            </w:r>
+            <w:r>
+              <w:rPr>
+                <w:rFonts w:ascii="Calibri" w:hAnsi="Calibri" w:eastAsia="Calibri" w:cs="Calibri"/>
+              </w:rPr>
+              <w:t>uò</w:t>
+            </w:r>
+            <w:r>
+              <w:rPr>
+                <w:rFonts w:ascii="Calibri" w:hAnsi="Calibri" w:eastAsia="Calibri" w:cs="Calibri"/>
+              </w:rPr>
+              <w:t xml:space="preserve"> sfogliare e cercare i road trip pubblicati (per luogo e durata).</w:t>
             </w:r>
           </w:p>
         </w:tc>
@@ -1215,29 +1065,52 @@
         </w:trPr>
         <w:tc>
           <w:tcPr>
-            <w:tcW w:w="1949" w:type="dxa"/>
+            <w:tcW w:w="1935" w:type="dxa"/>
             <w:vMerge/>
           </w:tcPr>
           <w:p/>
         </w:tc>
         <w:tc>
           <w:tcPr>
-            <w:tcW w:w="7066" w:type="dxa"/>
+            <w:tcW w:w="7080" w:type="dxa"/>
             <w:vAlign w:val="center"/>
           </w:tcPr>
           <w:p>
             <w:pPr>
-              <w:rPr>
-                <w:rFonts w:ascii="Calibri" w:eastAsia="Calibri" w:hAnsi="Calibri" w:cs="Calibri"/>
-                <w:highlight w:val="yellow"/>
+              <w:spacing w:line="279" w:lineRule="auto"/>
+              <w:rPr>
+                <w:rFonts w:ascii="Calibri" w:hAnsi="Calibri" w:eastAsia="Calibri" w:cs="Calibri"/>
               </w:rPr>
             </w:pPr>
             <w:r>
               <w:rPr>
-                <w:rFonts w:ascii="Calibri" w:eastAsia="Calibri" w:hAnsi="Calibri" w:cs="Calibri"/>
-                <w:highlight w:val="yellow"/>
-              </w:rPr>
-              <w:t>RF10 – L’utente può collegare a un road trip il camper utilizzato.</w:t>
+                <w:rFonts w:ascii="Calibri" w:hAnsi="Calibri" w:eastAsia="Calibri" w:cs="Calibri"/>
+              </w:rPr>
+              <w:t>RF</w:t>
+            </w:r>
+            <w:r>
+              <w:rPr>
+                <w:rFonts w:ascii="Calibri" w:hAnsi="Calibri" w:eastAsia="Calibri" w:cs="Calibri"/>
+              </w:rPr>
+              <w:t>10</w:t>
+            </w:r>
+            <w:r>
+              <w:rPr>
+                <w:rFonts w:ascii="Calibri" w:hAnsi="Calibri" w:eastAsia="Calibri" w:cs="Calibri"/>
+              </w:rPr>
+              <w:t xml:space="preserve"> – L’utente registrato può </w:t>
+            </w:r>
+            <w:r>
+              <w:rPr>
+                <w:rFonts w:ascii="Calibri" w:hAnsi="Calibri" w:eastAsia="Calibri" w:cs="Calibri"/>
+              </w:rPr>
+              <w:t xml:space="preserve">commentare </w:t>
+            </w:r>
+            <w:r>
+              <w:rPr>
+                <w:rFonts w:ascii="Calibri" w:hAnsi="Calibri" w:eastAsia="Calibri" w:cs="Calibri"/>
+              </w:rPr>
+              <w:t>e salvare tra i preferiti un road trip.</w:t>
             </w:r>
           </w:p>
         </w:tc>
@@ -1248,29 +1121,77 @@
         </w:trPr>
         <w:tc>
           <w:tcPr>
-            <w:tcW w:w="1949" w:type="dxa"/>
-            <w:vMerge/>
-          </w:tcPr>
-          <w:p/>
-        </w:tc>
-        <w:tc>
-          <w:tcPr>
-            <w:tcW w:w="7066" w:type="dxa"/>
+            <w:tcW w:w="1935" w:type="dxa"/>
+            <w:vMerge w:val="restart"/>
             <w:vAlign w:val="center"/>
           </w:tcPr>
           <w:p>
             <w:pPr>
-              <w:rPr>
-                <w:rFonts w:ascii="Calibri" w:eastAsia="Calibri" w:hAnsi="Calibri" w:cs="Calibri"/>
-                <w:highlight w:val="yellow"/>
-              </w:rPr>
+              <w:spacing w:before="240" w:after="240"/>
+              <w:jc w:val="center"/>
             </w:pPr>
             <w:r>
               <w:rPr>
-                <w:rFonts w:ascii="Calibri" w:eastAsia="Calibri" w:hAnsi="Calibri" w:cs="Calibri"/>
-                <w:highlight w:val="yellow"/>
-              </w:rPr>
-              <w:t>RF11 – L’utente può modificare ed eliminare i propri road trip.</w:t>
+                <w:rFonts w:ascii="Calibri" w:hAnsi="Calibri" w:eastAsia="Calibri" w:cs="Calibri"/>
+                <w:b/>
+                <w:bCs/>
+              </w:rPr>
+              <w:t>Negozio</w:t>
+            </w:r>
+          </w:p>
+        </w:tc>
+        <w:tc>
+          <w:tcPr>
+            <w:tcW w:w="7080" w:type="dxa"/>
+            <w:vAlign w:val="center"/>
+          </w:tcPr>
+          <w:p>
+            <w:pPr>
+              <w:rPr>
+                <w:rFonts w:ascii="Calibri" w:hAnsi="Calibri" w:eastAsia="Calibri" w:cs="Calibri"/>
+              </w:rPr>
+            </w:pPr>
+            <w:r>
+              <w:rPr>
+                <w:rFonts w:ascii="Calibri" w:hAnsi="Calibri" w:eastAsia="Calibri" w:cs="Calibri"/>
+              </w:rPr>
+              <w:t>RF1</w:t>
+            </w:r>
+            <w:r>
+              <w:rPr>
+                <w:rFonts w:ascii="Calibri" w:hAnsi="Calibri" w:eastAsia="Calibri" w:cs="Calibri"/>
+              </w:rPr>
+              <w:t>1</w:t>
+            </w:r>
+            <w:r>
+              <w:rPr>
+                <w:rFonts w:ascii="Calibri" w:hAnsi="Calibri" w:eastAsia="Calibri" w:cs="Calibri"/>
+              </w:rPr>
+              <w:t xml:space="preserve"> – </w:t>
+            </w:r>
+            <w:r>
+              <w:rPr>
+                <w:rFonts w:ascii="Calibri" w:hAnsi="Calibri" w:eastAsia="Calibri" w:cs="Calibri"/>
+              </w:rPr>
+              <w:t xml:space="preserve">Il proprietario di un negozio </w:t>
+            </w:r>
+            <w:r>
+              <w:rPr>
+                <w:rFonts w:ascii="Calibri" w:hAnsi="Calibri" w:eastAsia="Calibri" w:cs="Calibri"/>
+              </w:rPr>
+              <w:t xml:space="preserve">affiliato </w:t>
+            </w:r>
+            <w:r>
+              <w:rPr>
+                <w:rFonts w:ascii="Calibri" w:hAnsi="Calibri" w:eastAsia="Calibri" w:cs="Calibri"/>
+              </w:rPr>
+              <w:t>al sito</w:t>
+            </w:r>
+            <w:r>
+              <w:rPr>
+                <w:rFonts w:ascii="Calibri" w:hAnsi="Calibri" w:eastAsia="Calibri" w:cs="Calibri"/>
+              </w:rPr>
+              <w:t xml:space="preserve"> può inserire, modificare e rimuovere i camper e tariffe.</w:t>
             </w:r>
           </w:p>
         </w:tc>
@@ -1281,30 +1202,46 @@
         </w:trPr>
         <w:tc>
           <w:tcPr>
-            <w:tcW w:w="1949" w:type="dxa"/>
+            <w:tcW w:w="1935" w:type="dxa"/>
             <w:vMerge/>
+            <w:vAlign w:val="center"/>
           </w:tcPr>
           <w:p/>
         </w:tc>
         <w:tc>
           <w:tcPr>
-            <w:tcW w:w="7066" w:type="dxa"/>
+            <w:tcW w:w="7080" w:type="dxa"/>
             <w:vAlign w:val="center"/>
           </w:tcPr>
           <w:p>
             <w:pPr>
-              <w:spacing w:line="279" w:lineRule="auto"/>
-              <w:rPr>
-                <w:rFonts w:ascii="Calibri" w:eastAsia="Calibri" w:hAnsi="Calibri" w:cs="Calibri"/>
-                <w:highlight w:val="yellow"/>
+              <w:rPr>
+                <w:rFonts w:ascii="Calibri" w:hAnsi="Calibri" w:eastAsia="Calibri" w:cs="Calibri"/>
               </w:rPr>
             </w:pPr>
             <w:r>
               <w:rPr>
-                <w:rFonts w:ascii="Calibri" w:eastAsia="Calibri" w:hAnsi="Calibri" w:cs="Calibri"/>
-                <w:highlight w:val="yellow"/>
-              </w:rPr>
-              <w:t>RF12 – Tutti i visitatori possono sfogliare e cercare i road trip pubblicati (per luogo e durata).</w:t>
+                <w:rFonts w:ascii="Calibri" w:hAnsi="Calibri" w:eastAsia="Calibri" w:cs="Calibri"/>
+              </w:rPr>
+              <w:t>RF1</w:t>
+            </w:r>
+            <w:r>
+              <w:rPr>
+                <w:rFonts w:ascii="Calibri" w:hAnsi="Calibri" w:eastAsia="Calibri" w:cs="Calibri"/>
+              </w:rPr>
+              <w:t>2</w:t>
+            </w:r>
+            <w:r>
+              <w:rPr>
+                <w:rFonts w:ascii="Calibri" w:hAnsi="Calibri" w:eastAsia="Calibri" w:cs="Calibri"/>
+              </w:rPr>
+              <w:t xml:space="preserve"> –</w:t>
+            </w:r>
+            <w:r>
+              <w:rPr>
+                <w:rFonts w:ascii="Calibri" w:hAnsi="Calibri" w:eastAsia="Calibri" w:cs="Calibri"/>
+              </w:rPr>
+              <w:t xml:space="preserve"> Il proprietario di un negozio affiliato al sito può visualizzare le prenotazioni attuali e passate effettuate sui propri camper</w:t>
             </w:r>
           </w:p>
         </w:tc>
@@ -1315,44 +1252,88 @@
         </w:trPr>
         <w:tc>
           <w:tcPr>
-            <w:tcW w:w="1949" w:type="dxa"/>
-            <w:vMerge/>
-          </w:tcPr>
-          <w:p/>
-        </w:tc>
-        <w:tc>
-          <w:tcPr>
-            <w:tcW w:w="7066" w:type="dxa"/>
+            <w:tcW w:w="1935" w:type="dxa"/>
+            <w:vMerge w:val="restart"/>
             <w:vAlign w:val="center"/>
           </w:tcPr>
           <w:p>
             <w:pPr>
-              <w:spacing w:line="279" w:lineRule="auto"/>
-              <w:rPr>
-                <w:rFonts w:ascii="Calibri" w:eastAsia="Calibri" w:hAnsi="Calibri" w:cs="Calibri"/>
-                <w:highlight w:val="yellow"/>
-              </w:rPr>
+              <w:jc w:val="center"/>
             </w:pPr>
             <w:r>
               <w:rPr>
-                <w:rFonts w:ascii="Calibri" w:eastAsia="Calibri" w:hAnsi="Calibri" w:cs="Calibri"/>
-                <w:highlight w:val="yellow"/>
-              </w:rPr>
-              <w:t xml:space="preserve">RF13 – L’utente registrato può </w:t>
-            </w:r>
-            <w:r>
-              <w:rPr>
-                <w:rFonts w:ascii="Calibri" w:eastAsia="Calibri" w:hAnsi="Calibri" w:cs="Calibri"/>
-                <w:highlight w:val="yellow"/>
-              </w:rPr>
-              <w:t xml:space="preserve">commentare </w:t>
-            </w:r>
-            <w:r>
-              <w:rPr>
-                <w:rFonts w:ascii="Calibri" w:eastAsia="Calibri" w:hAnsi="Calibri" w:cs="Calibri"/>
-                <w:highlight w:val="yellow"/>
-              </w:rPr>
-              <w:t>e salvare tra i preferiti un road trip.</w:t>
+                <w:rFonts w:ascii="Calibri" w:hAnsi="Calibri" w:eastAsia="Calibri" w:cs="Calibri"/>
+                <w:b/>
+                <w:bCs/>
+              </w:rPr>
+              <w:t>Amministrazione</w:t>
+            </w:r>
+          </w:p>
+        </w:tc>
+        <w:tc>
+          <w:tcPr>
+            <w:tcW w:w="7080" w:type="dxa"/>
+            <w:vAlign w:val="center"/>
+          </w:tcPr>
+          <w:p>
+            <w:pPr>
+              <w:rPr>
+                <w:rFonts w:ascii="Calibri" w:hAnsi="Calibri" w:eastAsia="Calibri" w:cs="Calibri"/>
+              </w:rPr>
+            </w:pPr>
+            <w:r>
+              <w:rPr>
+                <w:rFonts w:ascii="Calibri" w:hAnsi="Calibri" w:eastAsia="Calibri" w:cs="Calibri"/>
+              </w:rPr>
+              <w:t>RF1</w:t>
+            </w:r>
+            <w:r>
+              <w:rPr>
+                <w:rFonts w:ascii="Calibri" w:hAnsi="Calibri" w:eastAsia="Calibri" w:cs="Calibri"/>
+              </w:rPr>
+              <w:t>3</w:t>
+            </w:r>
+            <w:r>
+              <w:rPr>
+                <w:rFonts w:ascii="Calibri" w:hAnsi="Calibri" w:eastAsia="Calibri" w:cs="Calibri"/>
+              </w:rPr>
+              <w:t xml:space="preserve"> – L'amministratore </w:t>
+            </w:r>
+            <w:r>
+              <w:rPr>
+                <w:rFonts w:ascii="Calibri" w:hAnsi="Calibri" w:eastAsia="Calibri" w:cs="Calibri"/>
+              </w:rPr>
+              <w:t xml:space="preserve">può </w:t>
+            </w:r>
+            <w:r>
+              <w:rPr>
+                <w:rFonts w:ascii="Calibri" w:hAnsi="Calibri" w:eastAsia="Calibri" w:cs="Calibri"/>
+              </w:rPr>
+              <w:t>approvare</w:t>
+            </w:r>
+            <w:r>
+              <w:rPr>
+                <w:rFonts w:ascii="Calibri" w:hAnsi="Calibri" w:eastAsia="Calibri" w:cs="Calibri"/>
+              </w:rPr>
+              <w:t xml:space="preserve">, </w:t>
+            </w:r>
+            <w:r>
+              <w:rPr>
+                <w:rFonts w:ascii="Calibri" w:hAnsi="Calibri" w:eastAsia="Calibri" w:cs="Calibri"/>
+              </w:rPr>
+              <w:t>eliminare</w:t>
+            </w:r>
+            <w:r>
+              <w:rPr>
+                <w:rFonts w:ascii="Calibri" w:hAnsi="Calibri" w:eastAsia="Calibri" w:cs="Calibri"/>
+              </w:rPr>
+              <w:t xml:space="preserve"> e visualizzare</w:t>
+            </w:r>
+            <w:r>
+              <w:rPr>
+                <w:rFonts w:ascii="Calibri" w:hAnsi="Calibri" w:eastAsia="Calibri" w:cs="Calibri"/>
+              </w:rPr>
+              <w:t xml:space="preserve"> negozi affilati al sito.</w:t>
             </w:r>
           </w:p>
         </w:tc>
@@ -1363,49 +1344,35 @@
         </w:trPr>
         <w:tc>
           <w:tcPr>
-            <w:tcW w:w="1949" w:type="dxa"/>
+            <w:tcW w:w="1935" w:type="dxa"/>
+            <w:vMerge/>
             <w:vAlign w:val="center"/>
           </w:tcPr>
+          <w:p/>
+        </w:tc>
+        <w:tc>
+          <w:tcPr>
+            <w:tcW w:w="7080" w:type="dxa"/>
+            <w:vAlign w:val="center"/>
+          </w:tcPr>
           <w:p>
-            <w:pPr>
-              <w:spacing w:before="240" w:after="240"/>
-              <w:jc w:val="center"/>
-              <w:rPr>
-                <w:rFonts w:ascii="Calibri" w:eastAsia="Calibri" w:hAnsi="Calibri" w:cs="Calibri"/>
-                <w:b/>
-                <w:bCs/>
-                <w:highlight w:val="yellow"/>
-              </w:rPr>
-            </w:pPr>
-            <w:r>
-              <w:rPr>
-                <w:rFonts w:ascii="Calibri" w:eastAsia="Calibri" w:hAnsi="Calibri" w:cs="Calibri"/>
-                <w:b/>
-                <w:bCs/>
-                <w:highlight w:val="yellow"/>
-              </w:rPr>
-              <w:t>Amministrazione</w:t>
-            </w:r>
-          </w:p>
-        </w:tc>
-        <w:tc>
-          <w:tcPr>
-            <w:tcW w:w="7066" w:type="dxa"/>
-            <w:vAlign w:val="center"/>
-          </w:tcPr>
-          <w:p>
-            <w:pPr>
-              <w:rPr>
-                <w:rFonts w:ascii="Calibri" w:eastAsia="Calibri" w:hAnsi="Calibri" w:cs="Calibri"/>
-                <w:highlight w:val="yellow"/>
-              </w:rPr>
-            </w:pPr>
-            <w:r>
-              <w:rPr>
-                <w:rFonts w:ascii="Calibri" w:eastAsia="Calibri" w:hAnsi="Calibri" w:cs="Calibri"/>
-                <w:highlight w:val="yellow"/>
-              </w:rPr>
-              <w:t>RF14 – L’amministratore può inserire, modificare e rimuovere i camper e tariffe.</w:t>
+            <w:r>
+              <w:rPr>
+                <w:rFonts w:ascii="Calibri" w:hAnsi="Calibri" w:eastAsia="Calibri" w:cs="Calibri"/>
+              </w:rPr>
+              <w:t>RF1</w:t>
+            </w:r>
+            <w:r>
+              <w:rPr>
+                <w:rFonts w:ascii="Calibri" w:hAnsi="Calibri" w:eastAsia="Calibri" w:cs="Calibri"/>
+              </w:rPr>
+              <w:t>4</w:t>
+            </w:r>
+            <w:r>
+              <w:rPr>
+                <w:rFonts w:ascii="Calibri" w:hAnsi="Calibri" w:eastAsia="Calibri" w:cs="Calibri"/>
+              </w:rPr>
+              <w:t xml:space="preserve"> – L'amministratore può moderare la sezione RoadTrip, eliminando intere inserzioni e commenti</w:t>
             </w:r>
           </w:p>
         </w:tc>
@@ -1415,7 +1382,7 @@
       <w:pPr>
         <w:spacing w:after="0"/>
         <w:rPr>
-          <w:rFonts w:ascii="Calibri" w:eastAsia="Calibri" w:hAnsi="Calibri" w:cs="Calibri"/>
+          <w:rFonts w:ascii="Calibri" w:hAnsi="Calibri" w:eastAsia="Calibri" w:cs="Calibri"/>
         </w:rPr>
       </w:pPr>
     </w:p>
@@ -1424,7 +1391,7 @@
         <w:pStyle w:val="Titolo4"/>
         <w:spacing w:before="319" w:after="319"/>
         <w:rPr>
-          <w:rFonts w:ascii="Calibri" w:eastAsia="Calibri" w:hAnsi="Calibri" w:cs="Calibri"/>
+          <w:rFonts w:ascii="Calibri" w:hAnsi="Calibri" w:eastAsia="Calibri" w:cs="Calibri"/>
           <w:b/>
           <w:bCs/>
           <w:i w:val="0"/>
@@ -1436,7 +1403,7 @@
       </w:pPr>
       <w:r>
         <w:rPr>
-          <w:rFonts w:ascii="Calibri" w:eastAsia="Calibri" w:hAnsi="Calibri" w:cs="Calibri"/>
+          <w:rFonts w:ascii="Calibri" w:hAnsi="Calibri" w:eastAsia="Calibri" w:cs="Calibri"/>
           <w:b/>
           <w:bCs/>
           <w:i w:val="0"/>
@@ -1466,10 +1433,10 @@
           <w:tcPr>
             <w:tcW w:w="1895" w:type="dxa"/>
             <w:tcBorders>
-              <w:top w:val="single" w:sz="4" w:space="0" w:color="000000" w:themeColor="text1"/>
-              <w:left w:val="single" w:sz="4" w:space="0" w:color="000000" w:themeColor="text1"/>
-              <w:bottom w:val="single" w:sz="4" w:space="0" w:color="000000" w:themeColor="text1"/>
-              <w:right w:val="single" w:sz="4" w:space="0" w:color="000000" w:themeColor="text1"/>
+              <w:top w:val="single" w:color="000000" w:themeColor="text1" w:sz="4" w:space="0"/>
+              <w:left w:val="single" w:color="000000" w:themeColor="text1" w:sz="4" w:space="0"/>
+              <w:bottom w:val="single" w:color="000000" w:themeColor="text1" w:sz="4" w:space="0"/>
+              <w:right w:val="single" w:color="000000" w:themeColor="text1" w:sz="4" w:space="0"/>
             </w:tcBorders>
             <w:vAlign w:val="center"/>
           </w:tcPr>
@@ -1478,14 +1445,14 @@
               <w:spacing w:after="0"/>
               <w:jc w:val="center"/>
               <w:rPr>
-                <w:rFonts w:ascii="Calibri" w:eastAsia="Calibri" w:hAnsi="Calibri" w:cs="Calibri"/>
+                <w:rFonts w:ascii="Calibri" w:hAnsi="Calibri" w:eastAsia="Calibri" w:cs="Calibri"/>
                 <w:b/>
                 <w:bCs/>
               </w:rPr>
             </w:pPr>
             <w:r>
               <w:rPr>
-                <w:rFonts w:ascii="Calibri" w:eastAsia="Calibri" w:hAnsi="Calibri" w:cs="Calibri"/>
+                <w:rFonts w:ascii="Calibri" w:hAnsi="Calibri" w:eastAsia="Calibri" w:cs="Calibri"/>
                 <w:b/>
                 <w:bCs/>
               </w:rPr>
@@ -1497,10 +1464,10 @@
           <w:tcPr>
             <w:tcW w:w="7120" w:type="dxa"/>
             <w:tcBorders>
-              <w:top w:val="single" w:sz="4" w:space="0" w:color="000000" w:themeColor="text1"/>
-              <w:left w:val="single" w:sz="4" w:space="0" w:color="000000" w:themeColor="text1"/>
-              <w:bottom w:val="single" w:sz="4" w:space="0" w:color="000000" w:themeColor="text1"/>
-              <w:right w:val="single" w:sz="4" w:space="0" w:color="000000" w:themeColor="text1"/>
+              <w:top w:val="single" w:color="000000" w:themeColor="text1" w:sz="4" w:space="0"/>
+              <w:left w:val="single" w:color="000000" w:themeColor="text1" w:sz="4" w:space="0"/>
+              <w:bottom w:val="single" w:color="000000" w:themeColor="text1" w:sz="4" w:space="0"/>
+              <w:right w:val="single" w:color="000000" w:themeColor="text1" w:sz="4" w:space="0"/>
             </w:tcBorders>
             <w:vAlign w:val="center"/>
           </w:tcPr>
@@ -1511,7 +1478,7 @@
             </w:pPr>
             <w:r>
               <w:rPr>
-                <w:rFonts w:ascii="Calibri" w:eastAsia="Calibri" w:hAnsi="Calibri" w:cs="Calibri"/>
+                <w:rFonts w:ascii="Calibri" w:hAnsi="Calibri" w:eastAsia="Calibri" w:cs="Calibri"/>
                 <w:b/>
                 <w:bCs/>
               </w:rPr>
@@ -1519,7 +1486,7 @@
             </w:r>
             <w:r>
               <w:rPr>
-                <w:rFonts w:ascii="Calibri" w:eastAsia="Calibri" w:hAnsi="Calibri" w:cs="Calibri"/>
+                <w:rFonts w:ascii="Calibri" w:hAnsi="Calibri" w:eastAsia="Calibri" w:cs="Calibri"/>
                 <w:b/>
                 <w:bCs/>
               </w:rPr>
@@ -1537,10 +1504,10 @@
             <w:tcW w:w="1895" w:type="dxa"/>
             <w:vMerge w:val="restart"/>
             <w:tcBorders>
-              <w:top w:val="single" w:sz="4" w:space="0" w:color="000000" w:themeColor="text1"/>
-              <w:left w:val="single" w:sz="4" w:space="0" w:color="000000" w:themeColor="text1"/>
-              <w:bottom w:val="single" w:sz="4" w:space="0" w:color="000000" w:themeColor="text1"/>
-              <w:right w:val="single" w:sz="4" w:space="0" w:color="000000" w:themeColor="text1"/>
+              <w:top w:val="single" w:color="000000" w:themeColor="text1" w:sz="4" w:space="0"/>
+              <w:left w:val="single" w:color="000000" w:themeColor="text1" w:sz="4" w:space="0"/>
+              <w:bottom w:val="single" w:color="000000" w:themeColor="text1" w:sz="4" w:space="0"/>
+              <w:right w:val="single" w:color="000000" w:themeColor="text1" w:sz="4" w:space="0"/>
             </w:tcBorders>
             <w:vAlign w:val="center"/>
           </w:tcPr>
@@ -1549,14 +1516,14 @@
               <w:spacing w:after="0"/>
               <w:jc w:val="center"/>
               <w:rPr>
-                <w:rFonts w:ascii="Calibri" w:eastAsia="Calibri" w:hAnsi="Calibri" w:cs="Calibri"/>
+                <w:rFonts w:ascii="Calibri" w:hAnsi="Calibri" w:eastAsia="Calibri" w:cs="Calibri"/>
                 <w:b/>
                 <w:bCs/>
               </w:rPr>
             </w:pPr>
             <w:r>
               <w:rPr>
-                <w:rFonts w:ascii="Calibri" w:eastAsia="Calibri" w:hAnsi="Calibri" w:cs="Calibri"/>
+                <w:rFonts w:ascii="Calibri" w:hAnsi="Calibri" w:eastAsia="Calibri" w:cs="Calibri"/>
                 <w:b/>
                 <w:bCs/>
               </w:rPr>
@@ -1568,10 +1535,10 @@
           <w:tcPr>
             <w:tcW w:w="7120" w:type="dxa"/>
             <w:tcBorders>
-              <w:top w:val="single" w:sz="4" w:space="0" w:color="000000" w:themeColor="text1"/>
-              <w:left w:val="single" w:sz="4" w:space="0" w:color="000000" w:themeColor="text1"/>
-              <w:bottom w:val="single" w:sz="4" w:space="0" w:color="000000" w:themeColor="text1"/>
-              <w:right w:val="single" w:sz="4" w:space="0" w:color="000000" w:themeColor="text1"/>
+              <w:top w:val="single" w:color="000000" w:themeColor="text1" w:sz="4" w:space="0"/>
+              <w:left w:val="single" w:color="000000" w:themeColor="text1" w:sz="4" w:space="0"/>
+              <w:bottom w:val="single" w:color="000000" w:themeColor="text1" w:sz="4" w:space="0"/>
+              <w:right w:val="single" w:color="000000" w:themeColor="text1" w:sz="4" w:space="0"/>
             </w:tcBorders>
             <w:vAlign w:val="center"/>
           </w:tcPr>
@@ -1579,24 +1546,24 @@
             <w:pPr>
               <w:spacing w:after="0"/>
               <w:rPr>
-                <w:rFonts w:ascii="Calibri" w:eastAsia="Calibri" w:hAnsi="Calibri" w:cs="Calibri"/>
+                <w:rFonts w:ascii="Calibri" w:hAnsi="Calibri" w:eastAsia="Calibri" w:cs="Calibri"/>
               </w:rPr>
             </w:pPr>
             <w:r>
               <w:rPr>
-                <w:rFonts w:ascii="Calibri" w:eastAsia="Calibri" w:hAnsi="Calibri" w:cs="Calibri"/>
+                <w:rFonts w:ascii="Calibri" w:hAnsi="Calibri" w:eastAsia="Calibri" w:cs="Calibri"/>
               </w:rPr>
               <w:t xml:space="preserve">RNF1 – Ogni funzione è raggiungibile in massimo </w:t>
             </w:r>
             <w:r>
               <w:rPr>
-                <w:rFonts w:ascii="Calibri" w:eastAsia="Calibri" w:hAnsi="Calibri" w:cs="Calibri"/>
+                <w:rFonts w:ascii="Calibri" w:hAnsi="Calibri" w:eastAsia="Calibri" w:cs="Calibri"/>
               </w:rPr>
               <w:t>5</w:t>
             </w:r>
             <w:r>
               <w:rPr>
-                <w:rFonts w:ascii="Calibri" w:eastAsia="Calibri" w:hAnsi="Calibri" w:cs="Calibri"/>
+                <w:rFonts w:ascii="Calibri" w:hAnsi="Calibri" w:eastAsia="Calibri" w:cs="Calibri"/>
               </w:rPr>
               <w:t xml:space="preserve"> click dalla home.</w:t>
             </w:r>
@@ -1612,8 +1579,8 @@
             <w:tcW w:w="1895" w:type="dxa"/>
             <w:vMerge/>
             <w:tcBorders>
-              <w:left w:val="single" w:sz="4" w:space="0" w:color="000000" w:themeColor="text1"/>
-              <w:right w:val="single" w:sz="4" w:space="0" w:color="000000" w:themeColor="text1"/>
+              <w:left w:val="single" w:color="000000" w:themeColor="text1" w:sz="4" w:space="0"/>
+              <w:right w:val="single" w:color="000000" w:themeColor="text1" w:sz="4" w:space="0"/>
             </w:tcBorders>
             <w:vAlign w:val="center"/>
           </w:tcPr>
@@ -1623,10 +1590,10 @@
           <w:tcPr>
             <w:tcW w:w="7120" w:type="dxa"/>
             <w:tcBorders>
-              <w:top w:val="single" w:sz="4" w:space="0" w:color="000000" w:themeColor="text1"/>
-              <w:left w:val="single" w:sz="4" w:space="0" w:color="000000" w:themeColor="text1"/>
-              <w:bottom w:val="single" w:sz="4" w:space="0" w:color="000000" w:themeColor="text1"/>
-              <w:right w:val="single" w:sz="4" w:space="0" w:color="000000" w:themeColor="text1"/>
+              <w:top w:val="single" w:color="000000" w:themeColor="text1" w:sz="4" w:space="0"/>
+              <w:left w:val="single" w:color="000000" w:themeColor="text1" w:sz="4" w:space="0"/>
+              <w:bottom w:val="single" w:color="000000" w:themeColor="text1" w:sz="4" w:space="0"/>
+              <w:right w:val="single" w:color="000000" w:themeColor="text1" w:sz="4" w:space="0"/>
             </w:tcBorders>
             <w:vAlign w:val="center"/>
           </w:tcPr>
@@ -1634,12 +1601,12 @@
             <w:pPr>
               <w:spacing w:after="0"/>
               <w:rPr>
-                <w:rFonts w:ascii="Calibri" w:eastAsia="Calibri" w:hAnsi="Calibri" w:cs="Calibri"/>
+                <w:rFonts w:ascii="Calibri" w:hAnsi="Calibri" w:eastAsia="Calibri" w:cs="Calibri"/>
               </w:rPr>
             </w:pPr>
             <w:r>
               <w:rPr>
-                <w:rFonts w:ascii="Calibri" w:eastAsia="Calibri" w:hAnsi="Calibri" w:cs="Calibri"/>
+                <w:rFonts w:ascii="Calibri" w:hAnsi="Calibri" w:eastAsia="Calibri" w:cs="Calibri"/>
               </w:rPr>
               <w:t>RNF2 – Ogni schermata mostra un menu contestuale che indica la posizione dell’utente.</w:t>
             </w:r>
@@ -1655,9 +1622,9 @@
             <w:tcW w:w="1895" w:type="dxa"/>
             <w:vMerge/>
             <w:tcBorders>
-              <w:left w:val="single" w:sz="4" w:space="0" w:color="000000" w:themeColor="text1"/>
-              <w:bottom w:val="single" w:sz="4" w:space="0" w:color="000000" w:themeColor="text1"/>
-              <w:right w:val="single" w:sz="4" w:space="0" w:color="000000" w:themeColor="text1"/>
+              <w:left w:val="single" w:color="000000" w:themeColor="text1" w:sz="4" w:space="0"/>
+              <w:bottom w:val="single" w:color="000000" w:themeColor="text1" w:sz="4" w:space="0"/>
+              <w:right w:val="single" w:color="000000" w:themeColor="text1" w:sz="4" w:space="0"/>
             </w:tcBorders>
             <w:vAlign w:val="center"/>
           </w:tcPr>
@@ -1667,10 +1634,10 @@
           <w:tcPr>
             <w:tcW w:w="7120" w:type="dxa"/>
             <w:tcBorders>
-              <w:top w:val="single" w:sz="4" w:space="0" w:color="000000" w:themeColor="text1"/>
-              <w:left w:val="single" w:sz="4" w:space="0" w:color="000000" w:themeColor="text1"/>
-              <w:bottom w:val="single" w:sz="4" w:space="0" w:color="000000" w:themeColor="text1"/>
-              <w:right w:val="single" w:sz="4" w:space="0" w:color="000000" w:themeColor="text1"/>
+              <w:top w:val="single" w:color="000000" w:themeColor="text1" w:sz="4" w:space="0"/>
+              <w:left w:val="single" w:color="000000" w:themeColor="text1" w:sz="4" w:space="0"/>
+              <w:bottom w:val="single" w:color="000000" w:themeColor="text1" w:sz="4" w:space="0"/>
+              <w:right w:val="single" w:color="000000" w:themeColor="text1" w:sz="4" w:space="0"/>
             </w:tcBorders>
             <w:vAlign w:val="center"/>
           </w:tcPr>
@@ -1678,24 +1645,24 @@
             <w:pPr>
               <w:spacing w:after="0"/>
               <w:rPr>
-                <w:rFonts w:ascii="Calibri" w:eastAsia="Calibri" w:hAnsi="Calibri" w:cs="Calibri"/>
+                <w:rFonts w:ascii="Calibri" w:hAnsi="Calibri" w:eastAsia="Calibri" w:cs="Calibri"/>
               </w:rPr>
             </w:pPr>
             <w:r>
               <w:rPr>
-                <w:rFonts w:ascii="Calibri" w:eastAsia="Calibri" w:hAnsi="Calibri" w:cs="Calibri"/>
+                <w:rFonts w:ascii="Calibri" w:hAnsi="Calibri" w:eastAsia="Calibri" w:cs="Calibri"/>
               </w:rPr>
               <w:t>RNF</w:t>
             </w:r>
             <w:r>
               <w:rPr>
-                <w:rFonts w:ascii="Calibri" w:eastAsia="Calibri" w:hAnsi="Calibri" w:cs="Calibri"/>
+                <w:rFonts w:ascii="Calibri" w:hAnsi="Calibri" w:eastAsia="Calibri" w:cs="Calibri"/>
               </w:rPr>
               <w:t>3</w:t>
             </w:r>
             <w:r>
               <w:rPr>
-                <w:rFonts w:ascii="Calibri" w:eastAsia="Calibri" w:hAnsi="Calibri" w:cs="Calibri"/>
+                <w:rFonts w:ascii="Calibri" w:hAnsi="Calibri" w:eastAsia="Calibri" w:cs="Calibri"/>
               </w:rPr>
               <w:t xml:space="preserve"> – L’interfaccia si adatta a schermi da 360 px (smartphone) a 1920 px (desktop).</w:t>
             </w:r>
@@ -1711,10 +1678,10 @@
             <w:tcW w:w="1895" w:type="dxa"/>
             <w:vMerge w:val="restart"/>
             <w:tcBorders>
-              <w:top w:val="single" w:sz="4" w:space="0" w:color="000000" w:themeColor="text1"/>
-              <w:left w:val="single" w:sz="4" w:space="0" w:color="000000" w:themeColor="text1"/>
-              <w:bottom w:val="single" w:sz="4" w:space="0" w:color="000000" w:themeColor="text1"/>
-              <w:right w:val="single" w:sz="4" w:space="0" w:color="000000" w:themeColor="text1"/>
+              <w:top w:val="single" w:color="000000" w:themeColor="text1" w:sz="4" w:space="0"/>
+              <w:left w:val="single" w:color="000000" w:themeColor="text1" w:sz="4" w:space="0"/>
+              <w:bottom w:val="single" w:color="000000" w:themeColor="text1" w:sz="4" w:space="0"/>
+              <w:right w:val="single" w:color="000000" w:themeColor="text1" w:sz="4" w:space="0"/>
             </w:tcBorders>
             <w:vAlign w:val="center"/>
           </w:tcPr>
@@ -1723,14 +1690,14 @@
               <w:spacing w:after="0"/>
               <w:jc w:val="center"/>
               <w:rPr>
-                <w:rFonts w:ascii="Calibri" w:eastAsia="Calibri" w:hAnsi="Calibri" w:cs="Calibri"/>
+                <w:rFonts w:ascii="Calibri" w:hAnsi="Calibri" w:eastAsia="Calibri" w:cs="Calibri"/>
                 <w:b/>
                 <w:bCs/>
               </w:rPr>
             </w:pPr>
             <w:r>
               <w:rPr>
-                <w:rFonts w:ascii="Calibri" w:eastAsia="Calibri" w:hAnsi="Calibri" w:cs="Calibri"/>
+                <w:rFonts w:ascii="Calibri" w:hAnsi="Calibri" w:eastAsia="Calibri" w:cs="Calibri"/>
                 <w:b/>
                 <w:bCs/>
               </w:rPr>
@@ -1742,10 +1709,10 @@
           <w:tcPr>
             <w:tcW w:w="7120" w:type="dxa"/>
             <w:tcBorders>
-              <w:top w:val="single" w:sz="4" w:space="0" w:color="000000" w:themeColor="text1"/>
-              <w:left w:val="single" w:sz="4" w:space="0" w:color="000000" w:themeColor="text1"/>
-              <w:bottom w:val="single" w:sz="4" w:space="0" w:color="000000" w:themeColor="text1"/>
-              <w:right w:val="single" w:sz="4" w:space="0" w:color="000000" w:themeColor="text1"/>
+              <w:top w:val="single" w:color="000000" w:themeColor="text1" w:sz="4" w:space="0"/>
+              <w:left w:val="single" w:color="000000" w:themeColor="text1" w:sz="4" w:space="0"/>
+              <w:bottom w:val="single" w:color="000000" w:themeColor="text1" w:sz="4" w:space="0"/>
+              <w:right w:val="single" w:color="000000" w:themeColor="text1" w:sz="4" w:space="0"/>
             </w:tcBorders>
             <w:vAlign w:val="center"/>
           </w:tcPr>
@@ -1753,24 +1720,24 @@
             <w:pPr>
               <w:spacing w:after="0"/>
               <w:rPr>
-                <w:rFonts w:ascii="Calibri" w:eastAsia="Calibri" w:hAnsi="Calibri" w:cs="Calibri"/>
+                <w:rFonts w:ascii="Calibri" w:hAnsi="Calibri" w:eastAsia="Calibri" w:cs="Calibri"/>
               </w:rPr>
             </w:pPr>
             <w:r>
               <w:rPr>
-                <w:rFonts w:ascii="Calibri" w:eastAsia="Calibri" w:hAnsi="Calibri" w:cs="Calibri"/>
+                <w:rFonts w:ascii="Calibri" w:hAnsi="Calibri" w:eastAsia="Calibri" w:cs="Calibri"/>
               </w:rPr>
               <w:t>RNF</w:t>
             </w:r>
             <w:r>
               <w:rPr>
-                <w:rFonts w:ascii="Calibri" w:eastAsia="Calibri" w:hAnsi="Calibri" w:cs="Calibri"/>
+                <w:rFonts w:ascii="Calibri" w:hAnsi="Calibri" w:eastAsia="Calibri" w:cs="Calibri"/>
               </w:rPr>
               <w:t>4</w:t>
             </w:r>
             <w:r>
               <w:rPr>
-                <w:rFonts w:ascii="Calibri" w:eastAsia="Calibri" w:hAnsi="Calibri" w:cs="Calibri"/>
+                <w:rFonts w:ascii="Calibri" w:hAnsi="Calibri" w:eastAsia="Calibri" w:cs="Calibri"/>
               </w:rPr>
               <w:t xml:space="preserve"> – Il sistema gestisce almeno 50 utenti connessi contemporaneamente.</w:t>
             </w:r>
@@ -1786,9 +1753,9 @@
             <w:tcW w:w="1895" w:type="dxa"/>
             <w:vMerge/>
             <w:tcBorders>
-              <w:left w:val="single" w:sz="4" w:space="0" w:color="000000" w:themeColor="text1"/>
-              <w:bottom w:val="single" w:sz="4" w:space="0" w:color="000000" w:themeColor="text1"/>
-              <w:right w:val="single" w:sz="4" w:space="0" w:color="000000" w:themeColor="text1"/>
+              <w:left w:val="single" w:color="000000" w:themeColor="text1" w:sz="4" w:space="0"/>
+              <w:bottom w:val="single" w:color="000000" w:themeColor="text1" w:sz="4" w:space="0"/>
+              <w:right w:val="single" w:color="000000" w:themeColor="text1" w:sz="4" w:space="0"/>
             </w:tcBorders>
             <w:vAlign w:val="center"/>
           </w:tcPr>
@@ -1798,10 +1765,10 @@
           <w:tcPr>
             <w:tcW w:w="7120" w:type="dxa"/>
             <w:tcBorders>
-              <w:top w:val="single" w:sz="4" w:space="0" w:color="000000" w:themeColor="text1"/>
-              <w:left w:val="single" w:sz="4" w:space="0" w:color="000000" w:themeColor="text1"/>
-              <w:bottom w:val="single" w:sz="4" w:space="0" w:color="000000" w:themeColor="text1"/>
-              <w:right w:val="single" w:sz="4" w:space="0" w:color="000000" w:themeColor="text1"/>
+              <w:top w:val="single" w:color="000000" w:themeColor="text1" w:sz="4" w:space="0"/>
+              <w:left w:val="single" w:color="000000" w:themeColor="text1" w:sz="4" w:space="0"/>
+              <w:bottom w:val="single" w:color="000000" w:themeColor="text1" w:sz="4" w:space="0"/>
+              <w:right w:val="single" w:color="000000" w:themeColor="text1" w:sz="4" w:space="0"/>
             </w:tcBorders>
             <w:vAlign w:val="center"/>
           </w:tcPr>
@@ -1809,24 +1776,24 @@
             <w:pPr>
               <w:spacing w:after="0"/>
               <w:rPr>
-                <w:rFonts w:ascii="Calibri" w:eastAsia="Calibri" w:hAnsi="Calibri" w:cs="Calibri"/>
+                <w:rFonts w:ascii="Calibri" w:hAnsi="Calibri" w:eastAsia="Calibri" w:cs="Calibri"/>
               </w:rPr>
             </w:pPr>
             <w:r>
               <w:rPr>
-                <w:rFonts w:ascii="Calibri" w:eastAsia="Calibri" w:hAnsi="Calibri" w:cs="Calibri"/>
+                <w:rFonts w:ascii="Calibri" w:hAnsi="Calibri" w:eastAsia="Calibri" w:cs="Calibri"/>
               </w:rPr>
               <w:t>RNF</w:t>
             </w:r>
             <w:r>
               <w:rPr>
-                <w:rFonts w:ascii="Calibri" w:eastAsia="Calibri" w:hAnsi="Calibri" w:cs="Calibri"/>
+                <w:rFonts w:ascii="Calibri" w:hAnsi="Calibri" w:eastAsia="Calibri" w:cs="Calibri"/>
               </w:rPr>
               <w:t>5</w:t>
             </w:r>
             <w:r>
               <w:rPr>
-                <w:rFonts w:ascii="Calibri" w:eastAsia="Calibri" w:hAnsi="Calibri" w:cs="Calibri"/>
+                <w:rFonts w:ascii="Calibri" w:hAnsi="Calibri" w:eastAsia="Calibri" w:cs="Calibri"/>
               </w:rPr>
               <w:t xml:space="preserve"> – Il caricamento di una pagina richiede in media 3 secondi.</w:t>
             </w:r>
@@ -1841,10 +1808,10 @@
           <w:tcPr>
             <w:tcW w:w="1895" w:type="dxa"/>
             <w:tcBorders>
-              <w:top w:val="single" w:sz="4" w:space="0" w:color="000000" w:themeColor="text1"/>
-              <w:left w:val="single" w:sz="4" w:space="0" w:color="000000" w:themeColor="text1"/>
-              <w:bottom w:val="single" w:sz="4" w:space="0" w:color="000000" w:themeColor="text1"/>
-              <w:right w:val="single" w:sz="4" w:space="0" w:color="000000" w:themeColor="text1"/>
+              <w:top w:val="single" w:color="000000" w:themeColor="text1" w:sz="4" w:space="0"/>
+              <w:left w:val="single" w:color="000000" w:themeColor="text1" w:sz="4" w:space="0"/>
+              <w:bottom w:val="single" w:color="000000" w:themeColor="text1" w:sz="4" w:space="0"/>
+              <w:right w:val="single" w:color="000000" w:themeColor="text1" w:sz="4" w:space="0"/>
             </w:tcBorders>
             <w:vAlign w:val="center"/>
           </w:tcPr>
@@ -1853,14 +1820,14 @@
               <w:spacing w:after="0"/>
               <w:jc w:val="center"/>
               <w:rPr>
-                <w:rFonts w:ascii="Calibri" w:eastAsia="Calibri" w:hAnsi="Calibri" w:cs="Calibri"/>
+                <w:rFonts w:ascii="Calibri" w:hAnsi="Calibri" w:eastAsia="Calibri" w:cs="Calibri"/>
                 <w:b/>
                 <w:bCs/>
               </w:rPr>
             </w:pPr>
             <w:r>
               <w:rPr>
-                <w:rFonts w:ascii="Calibri" w:eastAsia="Calibri" w:hAnsi="Calibri" w:cs="Calibri"/>
+                <w:rFonts w:ascii="Calibri" w:hAnsi="Calibri" w:eastAsia="Calibri" w:cs="Calibri"/>
                 <w:b/>
                 <w:bCs/>
               </w:rPr>
@@ -1872,10 +1839,10 @@
           <w:tcPr>
             <w:tcW w:w="7120" w:type="dxa"/>
             <w:tcBorders>
-              <w:top w:val="single" w:sz="4" w:space="0" w:color="000000" w:themeColor="text1"/>
-              <w:left w:val="single" w:sz="4" w:space="0" w:color="000000" w:themeColor="text1"/>
-              <w:bottom w:val="single" w:sz="4" w:space="0" w:color="000000" w:themeColor="text1"/>
-              <w:right w:val="single" w:sz="4" w:space="0" w:color="000000" w:themeColor="text1"/>
+              <w:top w:val="single" w:color="000000" w:themeColor="text1" w:sz="4" w:space="0"/>
+              <w:left w:val="single" w:color="000000" w:themeColor="text1" w:sz="4" w:space="0"/>
+              <w:bottom w:val="single" w:color="000000" w:themeColor="text1" w:sz="4" w:space="0"/>
+              <w:right w:val="single" w:color="000000" w:themeColor="text1" w:sz="4" w:space="0"/>
             </w:tcBorders>
             <w:vAlign w:val="center"/>
           </w:tcPr>
@@ -1883,24 +1850,24 @@
             <w:pPr>
               <w:spacing w:after="0"/>
               <w:rPr>
-                <w:rFonts w:ascii="Calibri" w:eastAsia="Calibri" w:hAnsi="Calibri" w:cs="Calibri"/>
+                <w:rFonts w:ascii="Calibri" w:hAnsi="Calibri" w:eastAsia="Calibri" w:cs="Calibri"/>
               </w:rPr>
             </w:pPr>
             <w:r>
               <w:rPr>
-                <w:rFonts w:ascii="Calibri" w:eastAsia="Calibri" w:hAnsi="Calibri" w:cs="Calibri"/>
+                <w:rFonts w:ascii="Calibri" w:hAnsi="Calibri" w:eastAsia="Calibri" w:cs="Calibri"/>
               </w:rPr>
               <w:t>RNF</w:t>
             </w:r>
             <w:r>
               <w:rPr>
-                <w:rFonts w:ascii="Calibri" w:eastAsia="Calibri" w:hAnsi="Calibri" w:cs="Calibri"/>
+                <w:rFonts w:ascii="Calibri" w:hAnsi="Calibri" w:eastAsia="Calibri" w:cs="Calibri"/>
               </w:rPr>
               <w:t>6</w:t>
             </w:r>
             <w:r>
               <w:rPr>
-                <w:rFonts w:ascii="Calibri" w:eastAsia="Calibri" w:hAnsi="Calibri" w:cs="Calibri"/>
+                <w:rFonts w:ascii="Calibri" w:hAnsi="Calibri" w:eastAsia="Calibri" w:cs="Calibri"/>
               </w:rPr>
               <w:t xml:space="preserve"> – Il sistema funziona su Chrome, Firefox, Edge e Safari.</w:t>
             </w:r>
@@ -1911,9 +1878,9 @@
     <w:p>
       <w:pPr>
         <w:pStyle w:val="Titolo4"/>
-        <w:spacing w:before="319" w:after="319"/>
-        <w:rPr>
-          <w:rFonts w:ascii="Calibri" w:eastAsia="Calibri" w:hAnsi="Calibri" w:cs="Calibri"/>
+        <w:spacing w:before="319" w:after="0" w:line="278" w:lineRule="auto"/>
+        <w:rPr>
+          <w:rFonts w:ascii="Calibri" w:hAnsi="Calibri" w:eastAsia="Calibri" w:cs="Calibri"/>
           <w:b/>
           <w:bCs/>
           <w:i w:val="0"/>
@@ -1925,7 +1892,7 @@
       </w:pPr>
       <w:r>
         <w:rPr>
-          <w:rFonts w:ascii="Calibri" w:eastAsia="Calibri" w:hAnsi="Calibri" w:cs="Calibri"/>
+          <w:rFonts w:ascii="Calibri" w:hAnsi="Calibri" w:eastAsia="Calibri" w:cs="Calibri"/>
           <w:b/>
           <w:bCs/>
           <w:i w:val="0"/>
@@ -1939,93 +1906,78 @@
     </w:p>
     <w:p>
       <w:pPr>
-        <w:pStyle w:val="Paragrafoelenco"/>
-        <w:numPr>
-          <w:ilvl w:val="0"/>
-          <w:numId w:val="15"/>
-        </w:numPr>
+        <w:spacing w:after="0" w:line="278" w:lineRule="auto"/>
+        <w:rPr>
+          <w:rFonts w:ascii="Calibri" w:hAnsi="Calibri" w:eastAsia="Calibri" w:cs="Calibri"/>
+        </w:rPr>
+      </w:pPr>
+      <w:r>
+        <w:rPr>
+          <w:rFonts w:ascii="Calibri" w:hAnsi="Calibri" w:eastAsia="Calibri" w:cs="Calibri"/>
+          <w:b/>
+          <w:bCs/>
+        </w:rPr>
+        <w:t>Implementazione:</w:t>
+      </w:r>
+      <w:r>
+        <w:rPr>
+          <w:rFonts w:ascii="Calibri" w:hAnsi="Calibri" w:eastAsia="Calibri" w:cs="Calibri"/>
+        </w:rPr>
+        <w:t xml:space="preserve"> il sistema deve avere un’architettura a </w:t>
+      </w:r>
+      <w:r>
+        <w:rPr>
+          <w:rFonts w:ascii="Calibri" w:hAnsi="Calibri" w:eastAsia="Calibri" w:cs="Calibri"/>
+          <w:b/>
+          <w:bCs/>
+        </w:rPr>
+        <w:t>tre livelli</w:t>
+      </w:r>
+      <w:r>
+        <w:rPr>
+          <w:rFonts w:ascii="Calibri" w:hAnsi="Calibri" w:eastAsia="Calibri" w:cs="Calibri"/>
+        </w:rPr>
+        <w:t xml:space="preserve"> (client, server, database)</w:t>
+      </w:r>
+      <w:r>
+        <w:rPr>
+          <w:rFonts w:ascii="Calibri" w:hAnsi="Calibri" w:eastAsia="Calibri" w:cs="Calibri"/>
+        </w:rPr>
+        <w:t>.</w:t>
+      </w:r>
+    </w:p>
+    <w:p>
+      <w:pPr>
         <w:spacing w:after="0"/>
         <w:rPr>
-          <w:rFonts w:ascii="Calibri" w:eastAsia="Calibri" w:hAnsi="Calibri" w:cs="Calibri"/>
-        </w:rPr>
-      </w:pPr>
-      <w:r>
-        <w:rPr>
-          <w:rFonts w:ascii="Calibri" w:eastAsia="Calibri" w:hAnsi="Calibri" w:cs="Calibri"/>
-          <w:b/>
-          <w:bCs/>
-        </w:rPr>
-        <w:t>Implementazione:</w:t>
-      </w:r>
-      <w:r>
-        <w:rPr>
-          <w:rFonts w:ascii="Calibri" w:eastAsia="Calibri" w:hAnsi="Calibri" w:cs="Calibri"/>
-        </w:rPr>
-        <w:t xml:space="preserve"> il sistema deve avere un’architettura a </w:t>
-      </w:r>
-      <w:r>
-        <w:rPr>
-          <w:rFonts w:ascii="Calibri" w:eastAsia="Calibri" w:hAnsi="Calibri" w:cs="Calibri"/>
-          <w:b/>
-          <w:bCs/>
-        </w:rPr>
-        <w:t>tre livelli</w:t>
-      </w:r>
-      <w:r>
-        <w:rPr>
-          <w:rFonts w:ascii="Calibri" w:eastAsia="Calibri" w:hAnsi="Calibri" w:cs="Calibri"/>
-        </w:rPr>
-        <w:t xml:space="preserve"> (client, server, database)</w:t>
-      </w:r>
-      <w:r>
-        <w:rPr>
-          <w:rFonts w:ascii="Calibri" w:eastAsia="Calibri" w:hAnsi="Calibri" w:cs="Calibri"/>
-        </w:rPr>
-        <w:t>.</w:t>
-      </w:r>
-    </w:p>
-    <w:p>
-      <w:pPr>
-        <w:pStyle w:val="Paragrafoelenco"/>
-        <w:numPr>
-          <w:ilvl w:val="0"/>
-          <w:numId w:val="15"/>
-        </w:numPr>
+          <w:rFonts w:ascii="Calibri" w:hAnsi="Calibri" w:eastAsia="Calibri" w:cs="Calibri"/>
+        </w:rPr>
+      </w:pPr>
+      <w:r>
+        <w:rPr>
+          <w:rFonts w:ascii="Calibri" w:hAnsi="Calibri" w:eastAsia="Calibri" w:cs="Calibri"/>
+          <w:b/>
+          <w:bCs/>
+        </w:rPr>
+        <w:t>Interfaccia:</w:t>
+      </w:r>
+      <w:r>
+        <w:rPr>
+          <w:rFonts w:ascii="Calibri" w:hAnsi="Calibri" w:eastAsia="Calibri" w:cs="Calibri"/>
+        </w:rPr>
+        <w:t xml:space="preserve"> il client è un’applicazione web usabile da browser, senza installazioni.</w:t>
+      </w:r>
+    </w:p>
+    <w:p>
+      <w:pPr>
         <w:spacing w:after="0"/>
         <w:rPr>
-          <w:rFonts w:ascii="Calibri" w:eastAsia="Calibri" w:hAnsi="Calibri" w:cs="Calibri"/>
-        </w:rPr>
-      </w:pPr>
-      <w:r>
-        <w:rPr>
-          <w:rFonts w:ascii="Calibri" w:eastAsia="Calibri" w:hAnsi="Calibri" w:cs="Calibri"/>
-          <w:b/>
-          <w:bCs/>
-        </w:rPr>
-        <w:t>Interfaccia:</w:t>
-      </w:r>
-      <w:r>
-        <w:rPr>
-          <w:rFonts w:ascii="Calibri" w:eastAsia="Calibri" w:hAnsi="Calibri" w:cs="Calibri"/>
-        </w:rPr>
-        <w:t xml:space="preserve"> il client è un’applicazione web usabile da browser, senza installazioni.</w:t>
-      </w:r>
-    </w:p>
-    <w:p>
-      <w:pPr>
-        <w:pStyle w:val="Paragrafoelenco"/>
-        <w:numPr>
-          <w:ilvl w:val="0"/>
-          <w:numId w:val="15"/>
-        </w:numPr>
-        <w:spacing w:after="0"/>
-        <w:rPr>
-          <w:rFonts w:ascii="Calibri" w:eastAsia="Calibri" w:hAnsi="Calibri" w:cs="Calibri"/>
-        </w:rPr>
-      </w:pPr>
-      <w:r>
-        <w:rPr>
-          <w:rFonts w:ascii="Calibri" w:eastAsia="Calibri" w:hAnsi="Calibri" w:cs="Calibri"/>
+          <w:rFonts w:ascii="Calibri" w:hAnsi="Calibri" w:eastAsia="Calibri" w:cs="Calibri"/>
+        </w:rPr>
+      </w:pPr>
+      <w:r>
+        <w:rPr>
+          <w:rFonts w:ascii="Calibri" w:hAnsi="Calibri" w:eastAsia="Calibri" w:cs="Calibri"/>
           <w:b/>
           <w:bCs/>
         </w:rPr>
@@ -2033,13 +1985,13 @@
       </w:r>
       <w:r>
         <w:rPr>
-          <w:rFonts w:ascii="Calibri" w:eastAsia="Calibri" w:hAnsi="Calibri" w:cs="Calibri"/>
+          <w:rFonts w:ascii="Calibri" w:hAnsi="Calibri" w:eastAsia="Calibri" w:cs="Calibri"/>
         </w:rPr>
         <w:t xml:space="preserve"> i dati personali sono trattati nel rispetto del GDPR; gli utenti devono accettare l’informativa alla registrazione</w:t>
       </w:r>
       <w:r>
         <w:rPr>
-          <w:rFonts w:ascii="Calibri" w:eastAsia="Calibri" w:hAnsi="Calibri" w:cs="Calibri"/>
+          <w:rFonts w:ascii="Calibri" w:hAnsi="Calibri" w:eastAsia="Calibri" w:cs="Calibri"/>
         </w:rPr>
         <w:t>.</w:t>
       </w:r>
@@ -2051,7 +2003,7 @@
       </w:pPr>
       <w:r>
         <w:rPr>
-          <w:rFonts w:ascii="Calibri" w:eastAsia="Calibri" w:hAnsi="Calibri" w:cs="Calibri"/>
+          <w:rFonts w:ascii="Calibri" w:hAnsi="Calibri" w:eastAsia="Calibri" w:cs="Calibri"/>
           <w:b/>
           <w:bCs/>
           <w:color w:val="1F4E79"/>
@@ -2062,7 +2014,7 @@
       </w:r>
       <w:r>
         <w:rPr>
-          <w:rFonts w:ascii="Calibri" w:eastAsia="Calibri" w:hAnsi="Calibri" w:cs="Calibri"/>
+          <w:rFonts w:ascii="Calibri" w:hAnsi="Calibri" w:eastAsia="Calibri" w:cs="Calibri"/>
           <w:b/>
           <w:bCs/>
           <w:color w:val="1F4E79"/>
@@ -2072,17 +2024,397 @@
         <w:t>Scenario</w:t>
       </w:r>
     </w:p>
-    <w:p/>
-    <w:p/>
-    <w:p/>
-    <w:p/>
-    <w:p/>
+    <w:p>
+      <w:pPr>
+        <w:pStyle w:val="Titolo4"/>
+        <w:spacing w:before="319" w:after="0" w:line="278" w:lineRule="auto"/>
+        <w:rPr>
+          <w:rFonts w:ascii="Calibri" w:hAnsi="Calibri" w:eastAsia="Calibri" w:cs="Calibri"/>
+          <w:b w:val="1"/>
+          <w:bCs w:val="1"/>
+          <w:i w:val="0"/>
+          <w:iCs w:val="0"/>
+          <w:color w:val="2E75B6"/>
+          <w:sz w:val="26"/>
+          <w:szCs w:val="26"/>
+        </w:rPr>
+      </w:pPr>
+      <w:r>
+        <w:rPr>
+          <w:rFonts w:ascii="Calibri" w:hAnsi="Calibri" w:eastAsia="Calibri" w:cs="Calibri"/>
+          <w:b w:val="1"/>
+          <w:bCs w:val="1"/>
+          <w:i w:val="0"/>
+          <w:iCs w:val="0"/>
+          <w:color w:val="2E75B6"/>
+          <w:sz w:val="26"/>
+          <w:szCs w:val="26"/>
+        </w:rPr>
+        <w:t xml:space="preserve">3.1 Un negozio entra su </w:t>
+      </w:r>
+      <w:r>
+        <w:rPr>
+          <w:rFonts w:ascii="Calibri" w:hAnsi="Calibri" w:eastAsia="Calibri" w:cs="Calibri"/>
+          <w:b w:val="1"/>
+          <w:bCs w:val="1"/>
+          <w:i w:val="0"/>
+          <w:iCs w:val="0"/>
+          <w:color w:val="2E75B6"/>
+          <w:sz w:val="26"/>
+          <w:szCs w:val="26"/>
+        </w:rPr>
+        <w:t>CamperTrip</w:t>
+      </w:r>
+    </w:p>
+    <w:p>
+      <w:pPr>
+        <w:spacing w:after="0" w:line="278" w:lineRule="auto"/>
+        <w:rPr>
+          <w:rFonts w:ascii="Times New Roman" w:hAnsi="Times New Roman" w:eastAsia="Times New Roman" w:cs="Times New Roman"/>
+        </w:rPr>
+      </w:pPr>
+      <w:r>
+        <w:rPr>
+          <w:rFonts w:ascii="Times New Roman" w:hAnsi="Times New Roman" w:eastAsia="Times New Roman" w:cs="Times New Roman"/>
+          <w:b/>
+          <w:bCs/>
+        </w:rPr>
+        <w:t>Marco</w:t>
+      </w:r>
+      <w:r>
+        <w:rPr>
+          <w:rFonts w:ascii="Times New Roman" w:hAnsi="Times New Roman" w:eastAsia="Times New Roman" w:cs="Times New Roman"/>
+        </w:rPr>
+        <w:t xml:space="preserve"> gestisce “Sud Camper”, un negozio di noleggio a Napoli. Per mettere i suoi mezzi online apre CamperTrip e registra il negozio, indicando nome, sede e contatti. L’amministratrice </w:t>
+      </w:r>
+      <w:r>
+        <w:rPr>
+          <w:rFonts w:ascii="Times New Roman" w:hAnsi="Times New Roman" w:eastAsia="Times New Roman" w:cs="Times New Roman"/>
+          <w:b/>
+          <w:bCs/>
+        </w:rPr>
+        <w:t>Sara</w:t>
+      </w:r>
+      <w:r>
+        <w:rPr>
+          <w:rFonts w:ascii="Times New Roman" w:hAnsi="Times New Roman" w:eastAsia="Times New Roman" w:cs="Times New Roman"/>
+        </w:rPr>
+        <w:t xml:space="preserve"> controlla la richiesta e la approva: da quel momento il negozio può usare il sito.</w:t>
+      </w:r>
+      <w:r>
+        <w:rPr>
+          <w:rFonts w:ascii="Times New Roman" w:hAnsi="Times New Roman" w:eastAsia="Times New Roman" w:cs="Times New Roman"/>
+        </w:rPr>
+        <w:t xml:space="preserve"> </w:t>
+      </w:r>
+      <w:r>
+        <w:rPr>
+          <w:rFonts w:ascii="Times New Roman" w:hAnsi="Times New Roman" w:eastAsia="Times New Roman" w:cs="Times New Roman"/>
+        </w:rPr>
+        <w:t xml:space="preserve">Marco </w:t>
+      </w:r>
+      <w:r>
+        <w:rPr>
+          <w:rFonts w:ascii="Times New Roman" w:hAnsi="Times New Roman" w:eastAsia="Times New Roman" w:cs="Times New Roman"/>
+        </w:rPr>
+        <w:t>quindi i</w:t>
+      </w:r>
+      <w:r>
+        <w:rPr>
+          <w:rFonts w:ascii="Times New Roman" w:hAnsi="Times New Roman" w:eastAsia="Times New Roman" w:cs="Times New Roman"/>
+        </w:rPr>
+        <w:t xml:space="preserve">nserisce i suoi camper uno alla volta e fissa la tariffa giornaliera. </w:t>
+      </w:r>
+    </w:p>
+    <w:p>
+      <w:pPr>
+        <w:pStyle w:val="Titolo4"/>
+        <w:spacing w:before="319" w:after="0" w:line="278" w:lineRule="auto"/>
+        <w:rPr>
+          <w:rFonts w:ascii="Calibri" w:hAnsi="Calibri" w:eastAsia="Calibri" w:cs="Calibri"/>
+          <w:b/>
+          <w:bCs/>
+          <w:i w:val="0"/>
+          <w:iCs w:val="0"/>
+          <w:color w:val="2E75B6"/>
+          <w:sz w:val="26"/>
+          <w:szCs w:val="26"/>
+        </w:rPr>
+      </w:pPr>
+      <w:r>
+        <w:rPr>
+          <w:rFonts w:ascii="Calibri" w:hAnsi="Calibri" w:eastAsia="Calibri" w:cs="Calibri"/>
+          <w:b/>
+          <w:bCs/>
+          <w:i w:val="0"/>
+          <w:iCs w:val="0"/>
+          <w:color w:val="2E75B6"/>
+          <w:sz w:val="26"/>
+          <w:szCs w:val="26"/>
+        </w:rPr>
+        <w:t>3.2 Giulia noleggia un camper</w:t>
+      </w:r>
+    </w:p>
+    <w:p>
+      <w:pPr>
+        <w:spacing w:after="0" w:line="278" w:lineRule="auto"/>
+      </w:pPr>
+      <w:r>
+        <w:rPr>
+          <w:rFonts w:ascii="Times New Roman" w:hAnsi="Times New Roman" w:eastAsia="Times New Roman" w:cs="Times New Roman"/>
+          <w:b/>
+          <w:bCs/>
+        </w:rPr>
+        <w:t>Giulia</w:t>
+      </w:r>
+      <w:r>
+        <w:rPr>
+          <w:rFonts w:ascii="Times New Roman" w:hAnsi="Times New Roman" w:eastAsia="Times New Roman" w:cs="Times New Roman"/>
+        </w:rPr>
+        <w:t xml:space="preserve"> vuole fare una vacanza con due amiche. Apre CamperTrip, si registra e cerca un camper a Napoli per la prima settimana di agosto, con almeno 4 posti letto e un prezzo massimo di 100 € al giorno. Il sistema le mostra tre camper disponibili, di negozi diversi. Apre la scheda di uno di questi, quella del camper di Marco, e guarda le foto, la tariffa e le recensioni degli altri clienti.</w:t>
+      </w:r>
+    </w:p>
+    <w:p>
+      <w:pPr>
+        <w:spacing w:before="240" w:after="240"/>
+      </w:pPr>
+      <w:r>
+        <w:rPr>
+          <w:rFonts w:ascii="Times New Roman" w:hAnsi="Times New Roman" w:eastAsia="Times New Roman" w:cs="Times New Roman"/>
+        </w:rPr>
+        <w:t>Decide di prenotarlo. Seleziona le date, conferma, e il sistema le mostra la prenotazione nella sua area personale. Qualche giorno dopo cambia idea sull’ultimo giorno e non può più partire: annulla la prenotazione dalla stessa area e il camper torna disponibile per gli altri.</w:t>
+      </w:r>
+    </w:p>
+    <w:p>
+      <w:pPr>
+        <w:spacing w:before="240" w:after="240"/>
+      </w:pPr>
+      <w:r>
+        <w:rPr>
+          <w:rFonts w:ascii="Times New Roman" w:hAnsi="Times New Roman" w:eastAsia="Times New Roman" w:cs="Times New Roman"/>
+        </w:rPr>
+        <w:t>Marco, dal suo account, può vedere in ogni momento le prenotazioni ricevute per i suoi camper.</w:t>
+      </w:r>
+    </w:p>
+    <w:p>
+      <w:pPr>
+        <w:pStyle w:val="Titolo4"/>
+        <w:spacing w:before="319" w:after="0" w:line="278" w:lineRule="auto"/>
+        <w:rPr>
+          <w:rFonts w:ascii="Calibri" w:hAnsi="Calibri" w:eastAsia="Calibri" w:cs="Calibri"/>
+          <w:b/>
+          <w:bCs/>
+          <w:i w:val="0"/>
+          <w:iCs w:val="0"/>
+          <w:color w:val="2E75B6"/>
+          <w:sz w:val="26"/>
+          <w:szCs w:val="26"/>
+        </w:rPr>
+      </w:pPr>
+      <w:r>
+        <w:rPr>
+          <w:rFonts w:ascii="Calibri" w:hAnsi="Calibri" w:eastAsia="Calibri" w:cs="Calibri"/>
+          <w:b/>
+          <w:bCs/>
+          <w:i w:val="0"/>
+          <w:iCs w:val="0"/>
+          <w:color w:val="2E75B6"/>
+          <w:sz w:val="26"/>
+          <w:szCs w:val="26"/>
+        </w:rPr>
+        <w:lastRenderedPageBreak/>
+        <w:t>3.3 Giulia racconta il suo viaggio</w:t>
+      </w:r>
+    </w:p>
+    <w:p>
+      <w:pPr>
+        <w:spacing w:after="0" w:line="278" w:lineRule="auto"/>
+      </w:pPr>
+      <w:r>
+        <w:rPr>
+          <w:rFonts w:ascii="Times New Roman" w:hAnsi="Times New Roman" w:eastAsia="Times New Roman" w:cs="Times New Roman"/>
+        </w:rPr>
+        <w:t xml:space="preserve">Giulia torna a casa </w:t>
+      </w:r>
+      <w:r>
+        <w:rPr>
+          <w:rFonts w:ascii="Times New Roman" w:hAnsi="Times New Roman" w:eastAsia="Times New Roman" w:cs="Times New Roman"/>
+        </w:rPr>
+        <w:t xml:space="preserve">da una vacanza </w:t>
+      </w:r>
+      <w:r>
+        <w:rPr>
+          <w:rFonts w:ascii="Times New Roman" w:hAnsi="Times New Roman" w:eastAsia="Times New Roman" w:cs="Times New Roman"/>
+        </w:rPr>
+        <w:t xml:space="preserve">e lascia una recensione con un voto al camper che ha noleggiato. Poi crea un </w:t>
+      </w:r>
+      <w:r>
+        <w:rPr>
+          <w:rFonts w:ascii="Times New Roman" w:hAnsi="Times New Roman" w:eastAsia="Times New Roman" w:cs="Times New Roman"/>
+          <w:b/>
+          <w:bCs/>
+        </w:rPr>
+        <w:t>road trip</w:t>
+      </w:r>
+      <w:r>
+        <w:rPr>
+          <w:rFonts w:ascii="Times New Roman" w:hAnsi="Times New Roman" w:eastAsia="Times New Roman" w:cs="Times New Roman"/>
+        </w:rPr>
+        <w:t xml:space="preserve"> e inserisce le tappe una per una, nell’ordine in cui le ha visitate. Per ogni tappa</w:t>
+      </w:r>
+      <w:r>
+        <w:rPr>
+          <w:rFonts w:ascii="Times New Roman" w:hAnsi="Times New Roman" w:eastAsia="Times New Roman" w:cs="Times New Roman"/>
+        </w:rPr>
+        <w:t xml:space="preserve"> </w:t>
+      </w:r>
+      <w:r>
+        <w:rPr>
+          <w:rFonts w:ascii="Times New Roman" w:hAnsi="Times New Roman" w:eastAsia="Times New Roman" w:cs="Times New Roman"/>
+        </w:rPr>
+        <w:t>aggiunge qualche consiglio e le foto.</w:t>
+      </w:r>
+    </w:p>
+    <w:p>
+      <w:pPr>
+        <w:pStyle w:val="Titolo4"/>
+        <w:spacing w:before="319" w:after="0" w:line="278" w:lineRule="auto"/>
+        <w:rPr>
+          <w:rFonts w:ascii="Calibri" w:hAnsi="Calibri" w:eastAsia="Calibri" w:cs="Calibri"/>
+          <w:b/>
+          <w:bCs/>
+          <w:i w:val="0"/>
+          <w:iCs w:val="0"/>
+          <w:color w:val="2E75B6"/>
+          <w:sz w:val="26"/>
+          <w:szCs w:val="26"/>
+        </w:rPr>
+      </w:pPr>
+      <w:r>
+        <w:rPr>
+          <w:rFonts w:ascii="Calibri" w:hAnsi="Calibri" w:eastAsia="Calibri" w:cs="Calibri"/>
+          <w:b/>
+          <w:bCs/>
+          <w:i w:val="0"/>
+          <w:iCs w:val="0"/>
+          <w:color w:val="2E75B6"/>
+          <w:sz w:val="26"/>
+          <w:szCs w:val="26"/>
+        </w:rPr>
+        <w:t>3.4 Luca trova ispirazione</w:t>
+      </w:r>
+    </w:p>
+    <w:p>
+      <w:pPr>
+        <w:spacing w:after="0" w:line="278" w:lineRule="auto"/>
+      </w:pPr>
+      <w:r>
+        <w:rPr>
+          <w:rFonts w:ascii="Times New Roman" w:hAnsi="Times New Roman" w:eastAsia="Times New Roman" w:cs="Times New Roman"/>
+          <w:b/>
+          <w:bCs/>
+        </w:rPr>
+        <w:t>Luca</w:t>
+      </w:r>
+      <w:r>
+        <w:rPr>
+          <w:rFonts w:ascii="Times New Roman" w:hAnsi="Times New Roman" w:eastAsia="Times New Roman" w:cs="Times New Roman"/>
+          <w:b/>
+          <w:bCs/>
+        </w:rPr>
+        <w:t xml:space="preserve"> </w:t>
+      </w:r>
+      <w:r>
+        <w:rPr>
+          <w:rFonts w:ascii="Times New Roman" w:hAnsi="Times New Roman" w:eastAsia="Times New Roman" w:cs="Times New Roman"/>
+        </w:rPr>
+        <w:t>c</w:t>
+      </w:r>
+      <w:r>
+        <w:rPr>
+          <w:rFonts w:ascii="Times New Roman" w:hAnsi="Times New Roman" w:eastAsia="Times New Roman" w:cs="Times New Roman"/>
+        </w:rPr>
+        <w:t xml:space="preserve">erca i road trip pubblicati filtrando per luogo e per durata, e trova quello di Giulia. Lo legge, lo salva tra i preferiti e scrive un commento per chiedere </w:t>
+      </w:r>
+      <w:r>
+        <w:rPr>
+          <w:rFonts w:ascii="Times New Roman" w:hAnsi="Times New Roman" w:eastAsia="Times New Roman" w:cs="Times New Roman"/>
+        </w:rPr>
+        <w:t>informazioni.</w:t>
+      </w:r>
+      <w:r>
+        <w:rPr>
+          <w:rFonts w:ascii="Times New Roman" w:hAnsi="Times New Roman" w:eastAsia="Times New Roman" w:cs="Times New Roman"/>
+        </w:rPr>
+        <w:t xml:space="preserve"> Poi passa alla ricerca dei camper e prenota il suo per le date che gli servono.</w:t>
+      </w:r>
+    </w:p>
+    <w:p>
+      <w:pPr>
+        <w:pStyle w:val="Titolo4"/>
+        <w:spacing w:before="319" w:after="0" w:line="278" w:lineRule="auto"/>
+        <w:rPr>
+          <w:rFonts w:ascii="Calibri" w:hAnsi="Calibri" w:eastAsia="Calibri" w:cs="Calibri"/>
+          <w:b/>
+          <w:bCs/>
+          <w:i w:val="0"/>
+          <w:iCs w:val="0"/>
+          <w:color w:val="2E75B6"/>
+          <w:sz w:val="26"/>
+          <w:szCs w:val="26"/>
+        </w:rPr>
+      </w:pPr>
+      <w:r>
+        <w:rPr>
+          <w:rFonts w:ascii="Calibri" w:hAnsi="Calibri" w:eastAsia="Calibri" w:cs="Calibri"/>
+          <w:b/>
+          <w:bCs/>
+          <w:i w:val="0"/>
+          <w:iCs w:val="0"/>
+          <w:color w:val="2E75B6"/>
+          <w:sz w:val="26"/>
+          <w:szCs w:val="26"/>
+        </w:rPr>
+        <w:t>3.5 Sara modera la piattaforma</w:t>
+      </w:r>
+    </w:p>
+    <w:p>
+      <w:pPr>
+        <w:spacing w:after="0" w:line="278" w:lineRule="auto"/>
+      </w:pPr>
+      <w:r>
+        <w:rPr>
+          <w:rFonts w:ascii="Times New Roman" w:hAnsi="Times New Roman" w:eastAsia="Times New Roman" w:cs="Times New Roman"/>
+          <w:b/>
+          <w:bCs/>
+        </w:rPr>
+        <w:t>Sara</w:t>
+      </w:r>
+      <w:r>
+        <w:rPr>
+          <w:rFonts w:ascii="Times New Roman" w:hAnsi="Times New Roman" w:eastAsia="Times New Roman" w:cs="Times New Roman"/>
+        </w:rPr>
+        <w:t xml:space="preserve"> nota un commento inappropriato sotto un road trip e lo rimuove. Poco dopo, un negozio non rispetta le regole del servizio e Sara lo </w:t>
+      </w:r>
+      <w:r>
+        <w:rPr>
+          <w:rFonts w:ascii="Times New Roman" w:hAnsi="Times New Roman" w:eastAsia="Times New Roman" w:cs="Times New Roman"/>
+        </w:rPr>
+        <w:t>elimina</w:t>
+      </w:r>
+      <w:r>
+        <w:rPr>
+          <w:rFonts w:ascii="Times New Roman" w:hAnsi="Times New Roman" w:eastAsia="Times New Roman" w:cs="Times New Roman"/>
+        </w:rPr>
+        <w:t>, così i suoi camper non compaiono più nelle ricerche.</w:t>
+      </w:r>
+    </w:p>
     <w:p>
       <w:pPr>
         <w:pStyle w:val="Titolo1"/>
         <w:spacing w:after="160"/>
         <w:rPr>
-          <w:rFonts w:ascii="Calibri" w:eastAsia="Calibri" w:hAnsi="Calibri" w:cs="Calibri"/>
+          <w:rFonts w:ascii="Calibri" w:hAnsi="Calibri" w:eastAsia="Calibri" w:cs="Calibri"/>
           <w:b/>
           <w:bCs/>
           <w:color w:val="1F4E79"/>
@@ -2092,7 +2424,7 @@
       </w:pPr>
       <w:r>
         <w:rPr>
-          <w:rFonts w:ascii="Calibri" w:eastAsia="Calibri" w:hAnsi="Calibri" w:cs="Calibri"/>
+          <w:rFonts w:ascii="Calibri" w:hAnsi="Calibri" w:eastAsia="Calibri" w:cs="Calibri"/>
           <w:b/>
           <w:bCs/>
           <w:color w:val="1F4E79"/>
@@ -2103,7 +2435,7 @@
       </w:r>
       <w:r>
         <w:rPr>
-          <w:rFonts w:ascii="Calibri" w:eastAsia="Calibri" w:hAnsi="Calibri" w:cs="Calibri"/>
+          <w:rFonts w:ascii="Calibri" w:hAnsi="Calibri" w:eastAsia="Calibri" w:cs="Calibri"/>
           <w:b/>
           <w:bCs/>
           <w:color w:val="1F4E79"/>
@@ -2114,7 +2446,7 @@
       </w:r>
       <w:r>
         <w:rPr>
-          <w:rFonts w:ascii="Calibri" w:eastAsia="Calibri" w:hAnsi="Calibri" w:cs="Calibri"/>
+          <w:rFonts w:ascii="Calibri" w:hAnsi="Calibri" w:eastAsia="Calibri" w:cs="Calibri"/>
           <w:b/>
           <w:bCs/>
           <w:color w:val="1F4E79"/>
@@ -2130,8 +2462,8 @@
         <w:tblLook w:val="06A0" w:firstRow="1" w:lastRow="0" w:firstColumn="1" w:lastColumn="0" w:noHBand="1" w:noVBand="1"/>
       </w:tblPr>
       <w:tblGrid>
-        <w:gridCol w:w="1395"/>
-        <w:gridCol w:w="5511"/>
+        <w:gridCol w:w="1396"/>
+        <w:gridCol w:w="5510"/>
         <w:gridCol w:w="2110"/>
       </w:tblGrid>
       <w:tr>
@@ -2142,10 +2474,10 @@
           <w:tcPr>
             <w:tcW w:w="1400" w:type="dxa"/>
             <w:tcBorders>
-              <w:top w:val="single" w:sz="4" w:space="0" w:color="000000" w:themeColor="text1"/>
-              <w:left w:val="single" w:sz="4" w:space="0" w:color="000000" w:themeColor="text1"/>
-              <w:bottom w:val="single" w:sz="4" w:space="0" w:color="000000" w:themeColor="text1"/>
-              <w:right w:val="single" w:sz="4" w:space="0" w:color="000000" w:themeColor="text1"/>
+              <w:top w:val="single" w:color="000000" w:themeColor="text1" w:sz="4" w:space="0"/>
+              <w:left w:val="single" w:color="000000" w:themeColor="text1" w:sz="4" w:space="0"/>
+              <w:bottom w:val="single" w:color="000000" w:themeColor="text1" w:sz="4" w:space="0"/>
+              <w:right w:val="single" w:color="000000" w:themeColor="text1" w:sz="4" w:space="0"/>
             </w:tcBorders>
             <w:vAlign w:val="center"/>
           </w:tcPr>
@@ -2167,10 +2499,10 @@
           <w:tcPr>
             <w:tcW w:w="5600" w:type="dxa"/>
             <w:tcBorders>
-              <w:top w:val="single" w:sz="4" w:space="0" w:color="000000" w:themeColor="text1"/>
-              <w:left w:val="single" w:sz="4" w:space="0" w:color="000000" w:themeColor="text1"/>
-              <w:bottom w:val="single" w:sz="4" w:space="0" w:color="000000" w:themeColor="text1"/>
-              <w:right w:val="single" w:sz="4" w:space="0" w:color="000000" w:themeColor="text1"/>
+              <w:top w:val="single" w:color="000000" w:themeColor="text1" w:sz="4" w:space="0"/>
+              <w:left w:val="single" w:color="000000" w:themeColor="text1" w:sz="4" w:space="0"/>
+              <w:bottom w:val="single" w:color="000000" w:themeColor="text1" w:sz="4" w:space="0"/>
+              <w:right w:val="single" w:color="000000" w:themeColor="text1" w:sz="4" w:space="0"/>
             </w:tcBorders>
             <w:vAlign w:val="center"/>
           </w:tcPr>
@@ -2192,10 +2524,10 @@
           <w:tcPr>
             <w:tcW w:w="2133" w:type="dxa"/>
             <w:tcBorders>
-              <w:top w:val="single" w:sz="4" w:space="0" w:color="000000" w:themeColor="text1"/>
-              <w:left w:val="single" w:sz="4" w:space="0" w:color="000000" w:themeColor="text1"/>
-              <w:bottom w:val="single" w:sz="4" w:space="0" w:color="000000" w:themeColor="text1"/>
-              <w:right w:val="single" w:sz="4" w:space="0" w:color="000000" w:themeColor="text1"/>
+              <w:top w:val="single" w:color="000000" w:themeColor="text1" w:sz="4" w:space="0"/>
+              <w:left w:val="single" w:color="000000" w:themeColor="text1" w:sz="4" w:space="0"/>
+              <w:bottom w:val="single" w:color="000000" w:themeColor="text1" w:sz="4" w:space="0"/>
+              <w:right w:val="single" w:color="000000" w:themeColor="text1" w:sz="4" w:space="0"/>
             </w:tcBorders>
             <w:vAlign w:val="center"/>
           </w:tcPr>
@@ -2216,16 +2548,16 @@
       </w:tr>
       <w:tr>
         <w:trPr>
-          <w:trHeight w:val="300"/>
+          <w:trHeight w:val="1134"/>
         </w:trPr>
         <w:tc>
           <w:tcPr>
             <w:tcW w:w="1400" w:type="dxa"/>
             <w:tcBorders>
-              <w:top w:val="single" w:sz="4" w:space="0" w:color="000000" w:themeColor="text1"/>
-              <w:left w:val="single" w:sz="4" w:space="0" w:color="000000" w:themeColor="text1"/>
-              <w:bottom w:val="single" w:sz="4" w:space="0" w:color="000000" w:themeColor="text1"/>
-              <w:right w:val="single" w:sz="4" w:space="0" w:color="000000" w:themeColor="text1"/>
+              <w:top w:val="single" w:color="000000" w:themeColor="text1" w:sz="4" w:space="0"/>
+              <w:left w:val="single" w:color="000000" w:themeColor="text1" w:sz="4" w:space="0"/>
+              <w:bottom w:val="single" w:color="000000" w:themeColor="text1" w:sz="4" w:space="0"/>
+              <w:right w:val="single" w:color="000000" w:themeColor="text1" w:sz="4" w:space="0"/>
             </w:tcBorders>
             <w:vAlign w:val="center"/>
           </w:tcPr>
@@ -2247,10 +2579,10 @@
           <w:tcPr>
             <w:tcW w:w="5600" w:type="dxa"/>
             <w:tcBorders>
-              <w:top w:val="single" w:sz="4" w:space="0" w:color="000000" w:themeColor="text1"/>
-              <w:left w:val="single" w:sz="4" w:space="0" w:color="000000" w:themeColor="text1"/>
-              <w:bottom w:val="single" w:sz="4" w:space="0" w:color="000000" w:themeColor="text1"/>
-              <w:right w:val="single" w:sz="4" w:space="0" w:color="000000" w:themeColor="text1"/>
+              <w:top w:val="single" w:color="000000" w:themeColor="text1" w:sz="4" w:space="0"/>
+              <w:left w:val="single" w:color="000000" w:themeColor="text1" w:sz="4" w:space="0"/>
+              <w:bottom w:val="single" w:color="000000" w:themeColor="text1" w:sz="4" w:space="0"/>
+              <w:right w:val="single" w:color="000000" w:themeColor="text1" w:sz="4" w:space="0"/>
             </w:tcBorders>
             <w:vAlign w:val="center"/>
           </w:tcPr>
@@ -2259,14 +2591,7 @@
               <w:spacing w:after="0"/>
             </w:pPr>
             <w:r>
-              <w:rPr>
-                <w:b/>
-                <w:bCs/>
-              </w:rPr>
-              <w:t>Requisiti e casi d’uso:</w:t>
-            </w:r>
-            <w:r>
-              <w:t xml:space="preserve"> elenco dei requisiti funzionali e non funzionali, scenari e casi d’uso del sistema.</w:t>
+              <w:t>Requisiti e casi d’uso</w:t>
             </w:r>
           </w:p>
         </w:tc>
@@ -2274,10 +2599,10 @@
           <w:tcPr>
             <w:tcW w:w="2133" w:type="dxa"/>
             <w:tcBorders>
-              <w:top w:val="single" w:sz="4" w:space="0" w:color="000000" w:themeColor="text1"/>
-              <w:left w:val="single" w:sz="4" w:space="0" w:color="000000" w:themeColor="text1"/>
-              <w:bottom w:val="single" w:sz="4" w:space="0" w:color="000000" w:themeColor="text1"/>
-              <w:right w:val="single" w:sz="4" w:space="0" w:color="000000" w:themeColor="text1"/>
+              <w:top w:val="single" w:color="000000" w:themeColor="text1" w:sz="4" w:space="0"/>
+              <w:left w:val="single" w:color="000000" w:themeColor="text1" w:sz="4" w:space="0"/>
+              <w:bottom w:val="single" w:color="000000" w:themeColor="text1" w:sz="4" w:space="0"/>
+              <w:right w:val="single" w:color="000000" w:themeColor="text1" w:sz="4" w:space="0"/>
             </w:tcBorders>
             <w:vAlign w:val="center"/>
           </w:tcPr>
@@ -2293,16 +2618,16 @@
       </w:tr>
       <w:tr>
         <w:trPr>
-          <w:trHeight w:val="300"/>
+          <w:trHeight w:val="1134"/>
         </w:trPr>
         <w:tc>
           <w:tcPr>
             <w:tcW w:w="1400" w:type="dxa"/>
             <w:tcBorders>
-              <w:top w:val="single" w:sz="4" w:space="0" w:color="000000" w:themeColor="text1"/>
-              <w:left w:val="single" w:sz="4" w:space="0" w:color="000000" w:themeColor="text1"/>
-              <w:bottom w:val="single" w:sz="4" w:space="0" w:color="000000" w:themeColor="text1"/>
-              <w:right w:val="single" w:sz="4" w:space="0" w:color="000000" w:themeColor="text1"/>
+              <w:top w:val="single" w:color="000000" w:themeColor="text1" w:sz="4" w:space="0"/>
+              <w:left w:val="single" w:color="000000" w:themeColor="text1" w:sz="4" w:space="0"/>
+              <w:bottom w:val="single" w:color="000000" w:themeColor="text1" w:sz="4" w:space="0"/>
+              <w:right w:val="single" w:color="000000" w:themeColor="text1" w:sz="4" w:space="0"/>
             </w:tcBorders>
             <w:vAlign w:val="center"/>
           </w:tcPr>
@@ -2324,10 +2649,10 @@
           <w:tcPr>
             <w:tcW w:w="5600" w:type="dxa"/>
             <w:tcBorders>
-              <w:top w:val="single" w:sz="4" w:space="0" w:color="000000" w:themeColor="text1"/>
-              <w:left w:val="single" w:sz="4" w:space="0" w:color="000000" w:themeColor="text1"/>
-              <w:bottom w:val="single" w:sz="4" w:space="0" w:color="000000" w:themeColor="text1"/>
-              <w:right w:val="single" w:sz="4" w:space="0" w:color="000000" w:themeColor="text1"/>
+              <w:top w:val="single" w:color="000000" w:themeColor="text1" w:sz="4" w:space="0"/>
+              <w:left w:val="single" w:color="000000" w:themeColor="text1" w:sz="4" w:space="0"/>
+              <w:bottom w:val="single" w:color="000000" w:themeColor="text1" w:sz="4" w:space="0"/>
+              <w:right w:val="single" w:color="000000" w:themeColor="text1" w:sz="4" w:space="0"/>
             </w:tcBorders>
             <w:vAlign w:val="center"/>
           </w:tcPr>
@@ -2336,14 +2661,7 @@
               <w:spacing w:after="0"/>
             </w:pPr>
             <w:r>
-              <w:rPr>
-                <w:b/>
-                <w:bCs/>
-              </w:rPr>
-              <w:t>Requirements Analysis Document (RAD):</w:t>
-            </w:r>
-            <w:r>
-              <w:t xml:space="preserve"> documento di analisi dei requisiti, con modello dei casi d’uso, modello a oggetti e modello dinamico.</w:t>
+              <w:t>Requirements Analysis Document (RAD)</w:t>
             </w:r>
           </w:p>
         </w:tc>
@@ -2351,10 +2669,10 @@
           <w:tcPr>
             <w:tcW w:w="2133" w:type="dxa"/>
             <w:tcBorders>
-              <w:top w:val="single" w:sz="4" w:space="0" w:color="000000" w:themeColor="text1"/>
-              <w:left w:val="single" w:sz="4" w:space="0" w:color="000000" w:themeColor="text1"/>
-              <w:bottom w:val="single" w:sz="4" w:space="0" w:color="000000" w:themeColor="text1"/>
-              <w:right w:val="single" w:sz="4" w:space="0" w:color="000000" w:themeColor="text1"/>
+              <w:top w:val="single" w:color="000000" w:themeColor="text1" w:sz="4" w:space="0"/>
+              <w:left w:val="single" w:color="000000" w:themeColor="text1" w:sz="4" w:space="0"/>
+              <w:bottom w:val="single" w:color="000000" w:themeColor="text1" w:sz="4" w:space="0"/>
+              <w:right w:val="single" w:color="000000" w:themeColor="text1" w:sz="4" w:space="0"/>
             </w:tcBorders>
             <w:vAlign w:val="center"/>
           </w:tcPr>
@@ -2370,16 +2688,16 @@
       </w:tr>
       <w:tr>
         <w:trPr>
-          <w:trHeight w:val="300"/>
+          <w:trHeight w:val="1134"/>
         </w:trPr>
         <w:tc>
           <w:tcPr>
             <w:tcW w:w="1400" w:type="dxa"/>
             <w:tcBorders>
-              <w:top w:val="single" w:sz="4" w:space="0" w:color="000000" w:themeColor="text1"/>
-              <w:left w:val="single" w:sz="4" w:space="0" w:color="000000" w:themeColor="text1"/>
-              <w:bottom w:val="single" w:sz="4" w:space="0" w:color="000000" w:themeColor="text1"/>
-              <w:right w:val="single" w:sz="4" w:space="0" w:color="000000" w:themeColor="text1"/>
+              <w:top w:val="single" w:color="000000" w:themeColor="text1" w:sz="4" w:space="0"/>
+              <w:left w:val="single" w:color="000000" w:themeColor="text1" w:sz="4" w:space="0"/>
+              <w:bottom w:val="single" w:color="000000" w:themeColor="text1" w:sz="4" w:space="0"/>
+              <w:right w:val="single" w:color="000000" w:themeColor="text1" w:sz="4" w:space="0"/>
             </w:tcBorders>
             <w:vAlign w:val="center"/>
           </w:tcPr>
@@ -2393,7 +2711,6 @@
                 <w:b/>
                 <w:bCs/>
               </w:rPr>
-              <w:lastRenderedPageBreak/>
               <w:t>M3</w:t>
             </w:r>
           </w:p>
@@ -2402,10 +2719,10 @@
           <w:tcPr>
             <w:tcW w:w="5600" w:type="dxa"/>
             <w:tcBorders>
-              <w:top w:val="single" w:sz="4" w:space="0" w:color="000000" w:themeColor="text1"/>
-              <w:left w:val="single" w:sz="4" w:space="0" w:color="000000" w:themeColor="text1"/>
-              <w:bottom w:val="single" w:sz="4" w:space="0" w:color="000000" w:themeColor="text1"/>
-              <w:right w:val="single" w:sz="4" w:space="0" w:color="000000" w:themeColor="text1"/>
+              <w:top w:val="single" w:color="000000" w:themeColor="text1" w:sz="4" w:space="0"/>
+              <w:left w:val="single" w:color="000000" w:themeColor="text1" w:sz="4" w:space="0"/>
+              <w:bottom w:val="single" w:color="000000" w:themeColor="text1" w:sz="4" w:space="0"/>
+              <w:right w:val="single" w:color="000000" w:themeColor="text1" w:sz="4" w:space="0"/>
             </w:tcBorders>
             <w:vAlign w:val="center"/>
           </w:tcPr>
@@ -2414,14 +2731,7 @@
               <w:spacing w:after="0"/>
             </w:pPr>
             <w:r>
-              <w:rPr>
-                <w:b/>
-                <w:bCs/>
-              </w:rPr>
-              <w:t>System Design Document (SDD):</w:t>
-            </w:r>
-            <w:r>
-              <w:t xml:space="preserve"> progettazione del sistema, con architettura a tre livelli (client, server, database) e scelte tecnologiche.</w:t>
+              <w:t>System Design Document (SDD)</w:t>
             </w:r>
           </w:p>
         </w:tc>
@@ -2429,10 +2739,10 @@
           <w:tcPr>
             <w:tcW w:w="2133" w:type="dxa"/>
             <w:tcBorders>
-              <w:top w:val="single" w:sz="4" w:space="0" w:color="000000" w:themeColor="text1"/>
-              <w:left w:val="single" w:sz="4" w:space="0" w:color="000000" w:themeColor="text1"/>
-              <w:bottom w:val="single" w:sz="4" w:space="0" w:color="000000" w:themeColor="text1"/>
-              <w:right w:val="single" w:sz="4" w:space="0" w:color="000000" w:themeColor="text1"/>
+              <w:top w:val="single" w:color="000000" w:themeColor="text1" w:sz="4" w:space="0"/>
+              <w:left w:val="single" w:color="000000" w:themeColor="text1" w:sz="4" w:space="0"/>
+              <w:bottom w:val="single" w:color="000000" w:themeColor="text1" w:sz="4" w:space="0"/>
+              <w:right w:val="single" w:color="000000" w:themeColor="text1" w:sz="4" w:space="0"/>
             </w:tcBorders>
             <w:vAlign w:val="center"/>
           </w:tcPr>
@@ -2448,16 +2758,16 @@
       </w:tr>
       <w:tr>
         <w:trPr>
-          <w:trHeight w:val="300"/>
+          <w:trHeight w:val="1134"/>
         </w:trPr>
         <w:tc>
           <w:tcPr>
             <w:tcW w:w="1400" w:type="dxa"/>
             <w:tcBorders>
-              <w:top w:val="single" w:sz="4" w:space="0" w:color="000000" w:themeColor="text1"/>
-              <w:left w:val="single" w:sz="4" w:space="0" w:color="000000" w:themeColor="text1"/>
-              <w:bottom w:val="single" w:sz="4" w:space="0" w:color="000000" w:themeColor="text1"/>
-              <w:right w:val="single" w:sz="4" w:space="0" w:color="000000" w:themeColor="text1"/>
+              <w:top w:val="single" w:color="000000" w:themeColor="text1" w:sz="4" w:space="0"/>
+              <w:left w:val="single" w:color="000000" w:themeColor="text1" w:sz="4" w:space="0"/>
+              <w:bottom w:val="single" w:color="000000" w:themeColor="text1" w:sz="4" w:space="0"/>
+              <w:right w:val="single" w:color="000000" w:themeColor="text1" w:sz="4" w:space="0"/>
             </w:tcBorders>
             <w:vAlign w:val="center"/>
           </w:tcPr>
@@ -2479,10 +2789,10 @@
           <w:tcPr>
             <w:tcW w:w="5600" w:type="dxa"/>
             <w:tcBorders>
-              <w:top w:val="single" w:sz="4" w:space="0" w:color="000000" w:themeColor="text1"/>
-              <w:left w:val="single" w:sz="4" w:space="0" w:color="000000" w:themeColor="text1"/>
-              <w:bottom w:val="single" w:sz="4" w:space="0" w:color="000000" w:themeColor="text1"/>
-              <w:right w:val="single" w:sz="4" w:space="0" w:color="000000" w:themeColor="text1"/>
+              <w:top w:val="single" w:color="000000" w:themeColor="text1" w:sz="4" w:space="0"/>
+              <w:left w:val="single" w:color="000000" w:themeColor="text1" w:sz="4" w:space="0"/>
+              <w:bottom w:val="single" w:color="000000" w:themeColor="text1" w:sz="4" w:space="0"/>
+              <w:right w:val="single" w:color="000000" w:themeColor="text1" w:sz="4" w:space="0"/>
             </w:tcBorders>
             <w:vAlign w:val="center"/>
           </w:tcPr>
@@ -2491,14 +2801,7 @@
               <w:spacing w:after="0"/>
             </w:pPr>
             <w:r>
-              <w:rPr>
-                <w:b/>
-                <w:bCs/>
-              </w:rPr>
-              <w:t>Specifica delle interfacce dei moduli</w:t>
-            </w:r>
-            <w:r>
-              <w:t xml:space="preserve"> del sottosistema da implementare (parte dell’Object Design Document).</w:t>
+              <w:t>Specifica delle interfacce dei moduli del sottosistema da implementare</w:t>
             </w:r>
           </w:p>
         </w:tc>
@@ -2506,10 +2809,10 @@
           <w:tcPr>
             <w:tcW w:w="2133" w:type="dxa"/>
             <w:tcBorders>
-              <w:top w:val="single" w:sz="4" w:space="0" w:color="000000" w:themeColor="text1"/>
-              <w:left w:val="single" w:sz="4" w:space="0" w:color="000000" w:themeColor="text1"/>
-              <w:bottom w:val="single" w:sz="4" w:space="0" w:color="000000" w:themeColor="text1"/>
-              <w:right w:val="single" w:sz="4" w:space="0" w:color="000000" w:themeColor="text1"/>
+              <w:top w:val="single" w:color="000000" w:themeColor="text1" w:sz="4" w:space="0"/>
+              <w:left w:val="single" w:color="000000" w:themeColor="text1" w:sz="4" w:space="0"/>
+              <w:bottom w:val="single" w:color="000000" w:themeColor="text1" w:sz="4" w:space="0"/>
+              <w:right w:val="single" w:color="000000" w:themeColor="text1" w:sz="4" w:space="0"/>
             </w:tcBorders>
             <w:vAlign w:val="center"/>
           </w:tcPr>
@@ -2525,16 +2828,16 @@
       </w:tr>
       <w:tr>
         <w:trPr>
-          <w:trHeight w:val="300"/>
+          <w:trHeight w:val="1134"/>
         </w:trPr>
         <w:tc>
           <w:tcPr>
             <w:tcW w:w="1400" w:type="dxa"/>
             <w:tcBorders>
-              <w:top w:val="single" w:sz="4" w:space="0" w:color="000000" w:themeColor="text1"/>
-              <w:left w:val="single" w:sz="4" w:space="0" w:color="000000" w:themeColor="text1"/>
-              <w:bottom w:val="single" w:sz="4" w:space="0" w:color="000000" w:themeColor="text1"/>
-              <w:right w:val="single" w:sz="4" w:space="0" w:color="000000" w:themeColor="text1"/>
+              <w:top w:val="single" w:color="000000" w:themeColor="text1" w:sz="4" w:space="0"/>
+              <w:left w:val="single" w:color="000000" w:themeColor="text1" w:sz="4" w:space="0"/>
+              <w:bottom w:val="single" w:color="000000" w:themeColor="text1" w:sz="4" w:space="0"/>
+              <w:right w:val="single" w:color="000000" w:themeColor="text1" w:sz="4" w:space="0"/>
             </w:tcBorders>
             <w:vAlign w:val="center"/>
           </w:tcPr>
@@ -2556,10 +2859,10 @@
           <w:tcPr>
             <w:tcW w:w="5600" w:type="dxa"/>
             <w:tcBorders>
-              <w:top w:val="single" w:sz="4" w:space="0" w:color="000000" w:themeColor="text1"/>
-              <w:left w:val="single" w:sz="4" w:space="0" w:color="000000" w:themeColor="text1"/>
-              <w:bottom w:val="single" w:sz="4" w:space="0" w:color="000000" w:themeColor="text1"/>
-              <w:right w:val="single" w:sz="4" w:space="0" w:color="000000" w:themeColor="text1"/>
+              <w:top w:val="single" w:color="000000" w:themeColor="text1" w:sz="4" w:space="0"/>
+              <w:left w:val="single" w:color="000000" w:themeColor="text1" w:sz="4" w:space="0"/>
+              <w:bottom w:val="single" w:color="000000" w:themeColor="text1" w:sz="4" w:space="0"/>
+              <w:right w:val="single" w:color="000000" w:themeColor="text1" w:sz="4" w:space="0"/>
             </w:tcBorders>
             <w:vAlign w:val="center"/>
           </w:tcPr>
@@ -2568,14 +2871,7 @@
               <w:spacing w:after="0"/>
             </w:pPr>
             <w:r>
-              <w:rPr>
-                <w:b/>
-                <w:bCs/>
-              </w:rPr>
-              <w:t>Piano di test di sistema</w:t>
-            </w:r>
-            <w:r>
-              <w:t xml:space="preserve"> e specifica dei casi di test per il sottosistema da implementare.</w:t>
+              <w:t>Piano di test di sistema e specifica dei casi di test per il sottosistema da implementare.</w:t>
             </w:r>
           </w:p>
         </w:tc>
@@ -2583,10 +2879,10 @@
           <w:tcPr>
             <w:tcW w:w="2133" w:type="dxa"/>
             <w:tcBorders>
-              <w:top w:val="single" w:sz="4" w:space="0" w:color="000000" w:themeColor="text1"/>
-              <w:left w:val="single" w:sz="4" w:space="0" w:color="000000" w:themeColor="text1"/>
-              <w:bottom w:val="single" w:sz="4" w:space="0" w:color="000000" w:themeColor="text1"/>
-              <w:right w:val="single" w:sz="4" w:space="0" w:color="000000" w:themeColor="text1"/>
+              <w:top w:val="single" w:color="000000" w:themeColor="text1" w:sz="4" w:space="0"/>
+              <w:left w:val="single" w:color="000000" w:themeColor="text1" w:sz="4" w:space="0"/>
+              <w:bottom w:val="single" w:color="000000" w:themeColor="text1" w:sz="4" w:space="0"/>
+              <w:right w:val="single" w:color="000000" w:themeColor="text1" w:sz="4" w:space="0"/>
             </w:tcBorders>
             <w:vAlign w:val="center"/>
           </w:tcPr>
@@ -2602,16 +2898,16 @@
       </w:tr>
       <w:tr>
         <w:trPr>
-          <w:trHeight w:val="300"/>
+          <w:trHeight w:val="1134"/>
         </w:trPr>
         <w:tc>
           <w:tcPr>
             <w:tcW w:w="1400" w:type="dxa"/>
             <w:tcBorders>
-              <w:top w:val="single" w:sz="4" w:space="0" w:color="000000" w:themeColor="text1"/>
-              <w:left w:val="single" w:sz="4" w:space="0" w:color="000000" w:themeColor="text1"/>
-              <w:bottom w:val="single" w:sz="4" w:space="0" w:color="000000" w:themeColor="text1"/>
-              <w:right w:val="single" w:sz="4" w:space="0" w:color="000000" w:themeColor="text1"/>
+              <w:top w:val="single" w:color="000000" w:themeColor="text1" w:sz="4" w:space="0"/>
+              <w:left w:val="single" w:color="000000" w:themeColor="text1" w:sz="4" w:space="0"/>
+              <w:bottom w:val="single" w:color="000000" w:themeColor="text1" w:sz="4" w:space="0"/>
+              <w:right w:val="single" w:color="000000" w:themeColor="text1" w:sz="4" w:space="0"/>
             </w:tcBorders>
             <w:vAlign w:val="center"/>
           </w:tcPr>
@@ -2633,10 +2929,10 @@
           <w:tcPr>
             <w:tcW w:w="5600" w:type="dxa"/>
             <w:tcBorders>
-              <w:top w:val="single" w:sz="4" w:space="0" w:color="000000" w:themeColor="text1"/>
-              <w:left w:val="single" w:sz="4" w:space="0" w:color="000000" w:themeColor="text1"/>
-              <w:bottom w:val="single" w:sz="4" w:space="0" w:color="000000" w:themeColor="text1"/>
-              <w:right w:val="single" w:sz="4" w:space="0" w:color="000000" w:themeColor="text1"/>
+              <w:top w:val="single" w:color="000000" w:themeColor="text1" w:sz="4" w:space="0"/>
+              <w:left w:val="single" w:color="000000" w:themeColor="text1" w:sz="4" w:space="0"/>
+              <w:bottom w:val="single" w:color="000000" w:themeColor="text1" w:sz="4" w:space="0"/>
+              <w:right w:val="single" w:color="000000" w:themeColor="text1" w:sz="4" w:space="0"/>
             </w:tcBorders>
             <w:vAlign w:val="center"/>
           </w:tcPr>
@@ -2645,24 +2941,7 @@
               <w:spacing w:after="0"/>
             </w:pPr>
             <w:r>
-              <w:rPr>
-                <w:b/>
-                <w:bCs/>
-              </w:rPr>
-              <w:t>Documentazione restante</w:t>
-            </w:r>
-            <w:r>
-              <w:t xml:space="preserve"> (Object Design Document completo e Documenti di Esecuzione del Test) e </w:t>
-            </w:r>
-            <w:r>
-              <w:rPr>
-                <w:b/>
-                <w:bCs/>
-              </w:rPr>
-              <w:t>codice</w:t>
-            </w:r>
-            <w:r>
-              <w:t xml:space="preserve"> del sottosistema implementato.</w:t>
+              <w:t>Documentazione restante (Object Design Document completo e Documenti di Esecuzione del Test) e codice del sottosistema implementato.</w:t>
             </w:r>
           </w:p>
         </w:tc>
@@ -2670,10 +2949,10 @@
           <w:tcPr>
             <w:tcW w:w="2133" w:type="dxa"/>
             <w:tcBorders>
-              <w:top w:val="single" w:sz="4" w:space="0" w:color="000000" w:themeColor="text1"/>
-              <w:left w:val="single" w:sz="4" w:space="0" w:color="000000" w:themeColor="text1"/>
-              <w:bottom w:val="single" w:sz="4" w:space="0" w:color="000000" w:themeColor="text1"/>
-              <w:right w:val="single" w:sz="4" w:space="0" w:color="000000" w:themeColor="text1"/>
+              <w:top w:val="single" w:color="000000" w:themeColor="text1" w:sz="4" w:space="0"/>
+              <w:left w:val="single" w:color="000000" w:themeColor="text1" w:sz="4" w:space="0"/>
+              <w:bottom w:val="single" w:color="000000" w:themeColor="text1" w:sz="4" w:space="0"/>
+              <w:right w:val="single" w:color="000000" w:themeColor="text1" w:sz="4" w:space="0"/>
             </w:tcBorders>
             <w:vAlign w:val="center"/>
           </w:tcPr>
@@ -2693,7 +2972,7 @@
         <w:spacing w:after="120" w:line="300" w:lineRule="auto"/>
         <w:jc w:val="both"/>
         <w:rPr>
-          <w:rFonts w:ascii="Calibri" w:eastAsia="Calibri" w:hAnsi="Calibri" w:cs="Calibri"/>
+          <w:rFonts w:ascii="Calibri" w:hAnsi="Calibri" w:eastAsia="Calibri" w:cs="Calibri"/>
           <w:sz w:val="22"/>
           <w:szCs w:val="22"/>
         </w:rPr>
@@ -2704,7 +2983,7 @@
         <w:spacing w:after="120" w:line="300" w:lineRule="auto"/>
         <w:jc w:val="both"/>
         <w:rPr>
-          <w:rFonts w:ascii="Calibri" w:eastAsia="Calibri" w:hAnsi="Calibri" w:cs="Calibri"/>
+          <w:rFonts w:ascii="Calibri" w:hAnsi="Calibri" w:eastAsia="Calibri" w:cs="Calibri"/>
           <w:sz w:val="22"/>
           <w:szCs w:val="22"/>
         </w:rPr>
@@ -2713,93 +2992,375 @@
     <w:p>
       <w:pPr>
         <w:pStyle w:val="Titolo1"/>
-        <w:spacing w:after="160"/>
-        <w:rPr>
-          <w:rFonts w:ascii="Calibri" w:eastAsia="Calibri" w:hAnsi="Calibri" w:cs="Calibri"/>
+        <w:spacing w:before="0" w:after="240" w:line="278" w:lineRule="auto"/>
+      </w:pPr>
+      <w:r>
+        <w:rPr>
+          <w:rFonts w:ascii="Calibri" w:hAnsi="Calibri" w:eastAsia="Calibri" w:cs="Calibri"/>
           <w:b/>
           <w:bCs/>
           <w:color w:val="1F4E79"/>
           <w:sz w:val="32"/>
           <w:szCs w:val="32"/>
         </w:rPr>
-      </w:pPr>
-      <w:r>
-        <w:rPr>
-          <w:rFonts w:ascii="Calibri" w:eastAsia="Calibri" w:hAnsi="Calibri" w:cs="Calibri"/>
+        <w:lastRenderedPageBreak/>
+        <w:t xml:space="preserve">5. </w:t>
+      </w:r>
+      <w:r>
+        <w:rPr>
+          <w:rFonts w:ascii="Calibri" w:hAnsi="Calibri" w:eastAsia="Calibri" w:cs="Calibri"/>
           <w:b/>
           <w:bCs/>
           <w:color w:val="1F4E79"/>
           <w:sz w:val="32"/>
           <w:szCs w:val="32"/>
         </w:rPr>
-        <w:t xml:space="preserve">5. </w:t>
-      </w:r>
-      <w:r>
-        <w:rPr>
-          <w:rFonts w:ascii="Calibri" w:eastAsia="Calibri" w:hAnsi="Calibri" w:cs="Calibri"/>
+        <w:t xml:space="preserve">Ambiente </w:t>
+      </w:r>
+      <w:r>
+        <w:rPr>
+          <w:rFonts w:ascii="Calibri" w:hAnsi="Calibri" w:eastAsia="Calibri" w:cs="Calibri"/>
           <w:b/>
           <w:bCs/>
           <w:color w:val="1F4E79"/>
           <w:sz w:val="32"/>
           <w:szCs w:val="32"/>
         </w:rPr>
-        <w:t xml:space="preserve">Ambiente </w:t>
-      </w:r>
-      <w:r>
-        <w:rPr>
-          <w:rFonts w:ascii="Calibri" w:eastAsia="Calibri" w:hAnsi="Calibri" w:cs="Calibri"/>
+        <w:t>target</w:t>
+      </w:r>
+    </w:p>
+    <w:p>
+      <w:pPr>
+        <w:spacing w:before="240" w:after="240"/>
+      </w:pPr>
+      <w:r>
+        <w:rPr>
+          <w:rFonts w:ascii="Times New Roman" w:hAnsi="Times New Roman" w:eastAsia="Times New Roman" w:cs="Times New Roman"/>
+        </w:rPr>
+        <w:t>CamperTrip è un’applicazione web a tre livelli: client, server e database. Le tre parti sono separate e comunicano tra loro in sequenza.</w:t>
+      </w:r>
+    </w:p>
+    <w:p>
+      <w:pPr>
+        <w:pStyle w:val="Titolo4"/>
+        <w:spacing w:before="0" w:after="0" w:line="278" w:lineRule="auto"/>
+        <w:rPr>
+          <w:rFonts w:ascii="Calibri" w:hAnsi="Calibri" w:eastAsia="Calibri" w:cs="Calibri"/>
+          <w:b/>
+          <w:bCs/>
+          <w:i w:val="0"/>
+          <w:iCs w:val="0"/>
+          <w:color w:val="2E75B6"/>
+          <w:sz w:val="26"/>
+          <w:szCs w:val="26"/>
+        </w:rPr>
+      </w:pPr>
+      <w:r>
+        <w:rPr>
+          <w:rFonts w:ascii="Calibri" w:hAnsi="Calibri" w:eastAsia="Calibri" w:cs="Calibri"/>
+          <w:b/>
+          <w:bCs/>
+          <w:i w:val="0"/>
+          <w:iCs w:val="0"/>
+          <w:color w:val="2E75B6"/>
+          <w:sz w:val="26"/>
+          <w:szCs w:val="26"/>
+        </w:rPr>
+        <w:t>5.1 Client</w:t>
+      </w:r>
+    </w:p>
+    <w:p>
+      <w:pPr>
+        <w:spacing w:after="0" w:line="278" w:lineRule="auto"/>
+        <w:rPr>
+          <w:rFonts w:ascii="Times New Roman" w:hAnsi="Times New Roman" w:eastAsia="Times New Roman" w:cs="Times New Roman"/>
+        </w:rPr>
+      </w:pPr>
+      <w:r>
+        <w:rPr>
+          <w:rFonts w:ascii="Times New Roman" w:hAnsi="Times New Roman" w:eastAsia="Times New Roman" w:cs="Times New Roman"/>
+        </w:rPr>
+        <w:t>Gli utenti accedono al sito dal browser del proprio computer o smartphone, senza installare nulla.</w:t>
+      </w:r>
+    </w:p>
+    <w:p>
+      <w:pPr>
+        <w:pStyle w:val="Titolo4"/>
+        <w:spacing w:before="319" w:after="0" w:line="278" w:lineRule="auto"/>
+        <w:rPr>
+          <w:rFonts w:ascii="Calibri" w:hAnsi="Calibri" w:eastAsia="Calibri" w:cs="Calibri"/>
+          <w:b/>
+          <w:bCs/>
+          <w:i w:val="0"/>
+          <w:iCs w:val="0"/>
+          <w:color w:val="2E75B6"/>
+          <w:sz w:val="26"/>
+          <w:szCs w:val="26"/>
+        </w:rPr>
+      </w:pPr>
+      <w:r>
+        <w:rPr>
+          <w:rFonts w:ascii="Calibri" w:hAnsi="Calibri" w:eastAsia="Calibri" w:cs="Calibri"/>
+          <w:b/>
+          <w:bCs/>
+          <w:i w:val="0"/>
+          <w:iCs w:val="0"/>
+          <w:color w:val="2E75B6"/>
+          <w:sz w:val="26"/>
+          <w:szCs w:val="26"/>
+        </w:rPr>
+        <w:t>5.2 Server</w:t>
+      </w:r>
+    </w:p>
+    <w:p>
+      <w:pPr>
+        <w:spacing w:after="240" w:line="278" w:lineRule="auto"/>
+      </w:pPr>
+      <w:r>
+        <w:rPr>
+          <w:rFonts w:ascii="Times New Roman" w:hAnsi="Times New Roman" w:eastAsia="Times New Roman" w:cs="Times New Roman"/>
+        </w:rPr>
+        <w:t xml:space="preserve">Il server </w:t>
+      </w:r>
+      <w:r>
+        <w:rPr>
+          <w:rFonts w:ascii="Times New Roman" w:hAnsi="Times New Roman" w:eastAsia="Times New Roman" w:cs="Times New Roman"/>
+        </w:rPr>
+        <w:t>si occupa di ricevere le richieste dai client e di gestire i vari permessi degli utenti</w:t>
+      </w:r>
+      <w:r>
+        <w:rPr>
+          <w:rFonts w:ascii="Times New Roman" w:hAnsi="Times New Roman" w:eastAsia="Times New Roman" w:cs="Times New Roman"/>
+        </w:rPr>
+        <w:t>, riconosce tipo di utente al login e ne limita le azioni di conseguenza.</w:t>
+      </w:r>
+    </w:p>
+    <w:p>
+      <w:pPr>
+        <w:pStyle w:val="Titolo4"/>
+        <w:spacing w:before="319" w:after="0" w:line="278" w:lineRule="auto"/>
+        <w:rPr>
+          <w:rFonts w:ascii="Calibri" w:hAnsi="Calibri" w:eastAsia="Calibri" w:cs="Calibri"/>
+          <w:b/>
+          <w:bCs/>
+          <w:i w:val="0"/>
+          <w:iCs w:val="0"/>
+          <w:color w:val="2E75B6"/>
+          <w:sz w:val="26"/>
+          <w:szCs w:val="26"/>
+        </w:rPr>
+      </w:pPr>
+      <w:r>
+        <w:rPr>
+          <w:rFonts w:ascii="Calibri" w:hAnsi="Calibri" w:eastAsia="Calibri" w:cs="Calibri"/>
+          <w:b/>
+          <w:bCs/>
+          <w:i w:val="0"/>
+          <w:iCs w:val="0"/>
+          <w:color w:val="2E75B6"/>
+          <w:sz w:val="26"/>
+          <w:szCs w:val="26"/>
+        </w:rPr>
+        <w:t>5.3 Database</w:t>
+      </w:r>
+    </w:p>
+    <w:p>
+      <w:pPr>
+        <w:spacing w:after="240" w:line="278" w:lineRule="auto"/>
+      </w:pPr>
+      <w:r>
+        <w:rPr>
+          <w:rFonts w:ascii="Times New Roman" w:hAnsi="Times New Roman" w:eastAsia="Times New Roman" w:cs="Times New Roman"/>
+        </w:rPr>
+        <w:t>Il database conserva tutti i dati del sistema</w:t>
+      </w:r>
+      <w:r>
+        <w:rPr>
+          <w:rFonts w:ascii="Times New Roman" w:hAnsi="Times New Roman" w:eastAsia="Times New Roman" w:cs="Times New Roman"/>
+        </w:rPr>
+        <w:t>.</w:t>
+      </w:r>
+      <w:r>
+        <w:rPr>
+          <w:rFonts w:ascii="Times New Roman" w:hAnsi="Times New Roman" w:eastAsia="Times New Roman" w:cs="Times New Roman"/>
+        </w:rPr>
+        <w:t xml:space="preserve"> È raggiungibile solo dal server e mai direttamente dal client.</w:t>
+      </w:r>
+    </w:p>
+    <w:p>
+      <w:pPr>
+        <w:pStyle w:val="Titolo4"/>
+        <w:spacing w:before="319" w:after="0" w:line="278" w:lineRule="auto"/>
+        <w:rPr>
+          <w:rFonts w:ascii="Calibri" w:hAnsi="Calibri" w:eastAsia="Calibri" w:cs="Calibri"/>
+          <w:b/>
+          <w:bCs/>
+          <w:i w:val="0"/>
+          <w:iCs w:val="0"/>
+          <w:color w:val="2E75B6"/>
+          <w:sz w:val="26"/>
+          <w:szCs w:val="26"/>
+        </w:rPr>
+      </w:pPr>
+      <w:r>
+        <w:rPr>
+          <w:rFonts w:ascii="Calibri" w:hAnsi="Calibri" w:eastAsia="Calibri" w:cs="Calibri"/>
+          <w:b/>
+          <w:bCs/>
+          <w:i w:val="0"/>
+          <w:iCs w:val="0"/>
+          <w:color w:val="2E75B6"/>
+          <w:sz w:val="26"/>
+          <w:szCs w:val="26"/>
+        </w:rPr>
+        <w:t>5.4 Comunicazione</w:t>
+      </w:r>
+    </w:p>
+    <w:p>
+      <w:pPr>
+        <w:spacing w:after="240" w:line="278" w:lineRule="auto"/>
+        <w:rPr>
+          <w:rFonts w:ascii="Times New Roman" w:hAnsi="Times New Roman" w:eastAsia="Times New Roman" w:cs="Times New Roman"/>
+        </w:rPr>
+      </w:pPr>
+      <w:r>
+        <w:rPr>
+          <w:rFonts w:ascii="Times New Roman" w:hAnsi="Times New Roman" w:eastAsia="Times New Roman" w:cs="Times New Roman"/>
+        </w:rPr>
+        <w:t>Client e server comunicano via Internet con connessione cifrata (HTTPS).</w:t>
+      </w:r>
+    </w:p>
+    <w:p>
+      <w:pPr>
+        <w:pStyle w:val="Titolo4"/>
+        <w:spacing w:before="319" w:after="0" w:line="278" w:lineRule="auto"/>
+        <w:rPr>
+          <w:rFonts w:ascii="Calibri" w:hAnsi="Calibri" w:eastAsia="Calibri" w:cs="Calibri"/>
+          <w:b/>
+          <w:bCs/>
+          <w:i w:val="0"/>
+          <w:iCs w:val="0"/>
+          <w:color w:val="2E75B6"/>
+          <w:sz w:val="26"/>
+          <w:szCs w:val="26"/>
+        </w:rPr>
+      </w:pPr>
+      <w:r>
+        <w:rPr>
+          <w:rFonts w:ascii="Calibri" w:hAnsi="Calibri" w:eastAsia="Calibri" w:cs="Calibri"/>
+          <w:b/>
+          <w:bCs/>
+          <w:i w:val="0"/>
+          <w:iCs w:val="0"/>
+          <w:color w:val="2E75B6"/>
+          <w:sz w:val="26"/>
+          <w:szCs w:val="26"/>
+        </w:rPr>
+        <w:t>5.5 Utenti del sistema</w:t>
+      </w:r>
+    </w:p>
+    <w:p>
+      <w:pPr>
+        <w:spacing w:after="240" w:line="278" w:lineRule="auto"/>
+      </w:pPr>
+      <w:r>
+        <w:rPr>
+          <w:rFonts w:ascii="Times New Roman" w:hAnsi="Times New Roman" w:eastAsia="Times New Roman" w:cs="Times New Roman"/>
+        </w:rPr>
+        <w:t xml:space="preserve">Il sistema è usato da quattro tipi di utenti: il </w:t>
+      </w:r>
+      <w:r>
+        <w:rPr>
+          <w:rFonts w:ascii="Times New Roman" w:hAnsi="Times New Roman" w:eastAsia="Times New Roman" w:cs="Times New Roman"/>
+          <w:b/>
+          <w:bCs/>
+        </w:rPr>
+        <w:t>visitatore</w:t>
+      </w:r>
+      <w:r>
+        <w:rPr>
+          <w:rFonts w:ascii="Times New Roman" w:hAnsi="Times New Roman" w:eastAsia="Times New Roman" w:cs="Times New Roman"/>
+        </w:rPr>
+        <w:t xml:space="preserve"> (non registrato, può solo consultare), l’</w:t>
+      </w:r>
+      <w:r>
+        <w:rPr>
+          <w:rFonts w:ascii="Times New Roman" w:hAnsi="Times New Roman" w:eastAsia="Times New Roman" w:cs="Times New Roman"/>
+          <w:b/>
+          <w:bCs/>
+        </w:rPr>
+        <w:t>utente registrato</w:t>
+      </w:r>
+      <w:r>
+        <w:rPr>
+          <w:rFonts w:ascii="Times New Roman" w:hAnsi="Times New Roman" w:eastAsia="Times New Roman" w:cs="Times New Roman"/>
+        </w:rPr>
+        <w:t xml:space="preserve"> (noleggia camper e crea road trip), il </w:t>
+      </w:r>
+      <w:r>
+        <w:rPr>
+          <w:rFonts w:ascii="Times New Roman" w:hAnsi="Times New Roman" w:eastAsia="Times New Roman" w:cs="Times New Roman"/>
+          <w:b/>
+          <w:bCs/>
+        </w:rPr>
+        <w:t>negozio</w:t>
+      </w:r>
+      <w:r>
+        <w:rPr>
+          <w:rFonts w:ascii="Times New Roman" w:hAnsi="Times New Roman" w:eastAsia="Times New Roman" w:cs="Times New Roman"/>
+        </w:rPr>
+        <w:t xml:space="preserve"> (gestisce i propri camper e le prenotazioni ricevute) e l’</w:t>
+      </w:r>
+      <w:r>
+        <w:rPr>
+          <w:rFonts w:ascii="Times New Roman" w:hAnsi="Times New Roman" w:eastAsia="Times New Roman" w:cs="Times New Roman"/>
+          <w:b/>
+          <w:bCs/>
+        </w:rPr>
+        <w:t>amministratore</w:t>
+      </w:r>
+      <w:r>
+        <w:rPr>
+          <w:rFonts w:ascii="Times New Roman" w:hAnsi="Times New Roman" w:eastAsia="Times New Roman" w:cs="Times New Roman"/>
+        </w:rPr>
+        <w:t xml:space="preserve"> (controlla negozi e contenuti). </w:t>
+      </w:r>
+    </w:p>
+    <w:p>
+      <w:pPr>
+        <w:pStyle w:val="Titolo1"/>
+        <w:spacing w:after="160"/>
+      </w:pPr>
+      <w:r>
+        <w:rPr>
+          <w:rFonts w:ascii="Calibri" w:hAnsi="Calibri" w:eastAsia="Calibri" w:cs="Calibri"/>
           <w:b/>
           <w:bCs/>
           <w:color w:val="1F4E79"/>
           <w:sz w:val="32"/>
           <w:szCs w:val="32"/>
         </w:rPr>
-        <w:t>target</w:t>
-      </w:r>
-    </w:p>
-    <w:p>
-      <w:pPr>
-        <w:pStyle w:val="Titolo1"/>
-        <w:spacing w:after="160"/>
-      </w:pPr>
-      <w:r>
-        <w:rPr>
-          <w:rFonts w:ascii="Calibri" w:eastAsia="Calibri" w:hAnsi="Calibri" w:cs="Calibri"/>
+        <w:t xml:space="preserve">6. </w:t>
+      </w:r>
+      <w:r>
+        <w:rPr>
+          <w:rFonts w:ascii="Calibri" w:hAnsi="Calibri" w:eastAsia="Calibri" w:cs="Calibri"/>
           <w:b/>
           <w:bCs/>
           <w:color w:val="1F4E79"/>
           <w:sz w:val="32"/>
           <w:szCs w:val="32"/>
         </w:rPr>
-        <w:t xml:space="preserve">6. </w:t>
-      </w:r>
-      <w:r>
-        <w:rPr>
-          <w:rFonts w:ascii="Calibri" w:eastAsia="Calibri" w:hAnsi="Calibri" w:cs="Calibri"/>
-          <w:b/>
-          <w:bCs/>
-          <w:color w:val="1F4E79"/>
-          <w:sz w:val="32"/>
-          <w:szCs w:val="32"/>
-        </w:rPr>
         <w:t>Criteri di accettazione</w:t>
       </w:r>
     </w:p>
-    <w:p/>
-    <w:p/>
-    <w:p>
-      <w:pPr>
-        <w:rPr>
-          <w:rFonts w:ascii="Times New Roman" w:eastAsia="Times New Roman" w:hAnsi="Times New Roman" w:cs="Times New Roman"/>
-          <w:b/>
-          <w:bCs/>
-          <w:sz w:val="22"/>
-          <w:szCs w:val="22"/>
-        </w:rPr>
-      </w:pPr>
+    <w:p>
+      <w:r>
+        <w:t>?</w:t>
+      </w:r>
     </w:p>
     <w:sectPr>
-      <w:pgSz w:w="11906" w:h="16838"/>
+      <w:pgSz w:w="11906" w:h="16838" w:orient="portrait"/>
       <w:pgMar w:top="1440" w:right="1440" w:bottom="1440" w:left="1440" w:header="720" w:footer="720" w:gutter="0"/>
       <w:cols w:space="720"/>
       <w:docGrid w:linePitch="360"/>
@@ -2821,8 +3382,8 @@
   <w:abstractNum w:abstractNumId="0" w15:restartNumberingAfterBreak="0">
     <w:nsid w:val="0BAC0826"/>
     <w:multiLevelType w:val="hybridMultilevel"/>
-    <w:tmpl w:val="079C5488"/>
-    <w:lvl w:ilvl="0" w:tplc="5156BEC0">
+    <w:tmpl w:val="58E259CE"/>
+    <w:lvl w:ilvl="0" w:tplc="A4C00142">
       <w:start w:val="1"/>
       <w:numFmt w:val="bullet"/>
       <w:lvlText w:val=""/>
@@ -2831,10 +3392,10 @@
         <w:ind w:left="720" w:hanging="360"/>
       </w:pPr>
       <w:rPr>
-        <w:rFonts w:ascii="Symbol" w:hAnsi="Symbol" w:hint="default"/>
-      </w:rPr>
-    </w:lvl>
-    <w:lvl w:ilvl="1" w:tplc="73DC53EA">
+        <w:rFonts w:hint="default" w:ascii="Symbol" w:hAnsi="Symbol"/>
+      </w:rPr>
+    </w:lvl>
+    <w:lvl w:ilvl="1" w:tplc="BBA88D5C">
       <w:start w:val="1"/>
       <w:numFmt w:val="bullet"/>
       <w:lvlText w:val="o"/>
@@ -2843,10 +3404,10 @@
         <w:ind w:left="1440" w:hanging="360"/>
       </w:pPr>
       <w:rPr>
-        <w:rFonts w:ascii="Courier New" w:hAnsi="Courier New" w:hint="default"/>
-      </w:rPr>
-    </w:lvl>
-    <w:lvl w:ilvl="2" w:tplc="BD02A0BA">
+        <w:rFonts w:hint="default" w:ascii="Courier New" w:hAnsi="Courier New"/>
+      </w:rPr>
+    </w:lvl>
+    <w:lvl w:ilvl="2" w:tplc="A182A358">
       <w:start w:val="1"/>
       <w:numFmt w:val="bullet"/>
       <w:lvlText w:val=""/>
@@ -2855,10 +3416,10 @@
         <w:ind w:left="2160" w:hanging="360"/>
       </w:pPr>
       <w:rPr>
-        <w:rFonts w:ascii="Wingdings" w:hAnsi="Wingdings" w:hint="default"/>
-      </w:rPr>
-    </w:lvl>
-    <w:lvl w:ilvl="3" w:tplc="7B341800">
+        <w:rFonts w:hint="default" w:ascii="Wingdings" w:hAnsi="Wingdings"/>
+      </w:rPr>
+    </w:lvl>
+    <w:lvl w:ilvl="3" w:tplc="1466CA7E">
       <w:start w:val="1"/>
       <w:numFmt w:val="bullet"/>
       <w:lvlText w:val=""/>
@@ -2867,10 +3428,10 @@
         <w:ind w:left="2880" w:hanging="360"/>
       </w:pPr>
       <w:rPr>
-        <w:rFonts w:ascii="Symbol" w:hAnsi="Symbol" w:hint="default"/>
-      </w:rPr>
-    </w:lvl>
-    <w:lvl w:ilvl="4" w:tplc="0DEC8DC2">
+        <w:rFonts w:hint="default" w:ascii="Symbol" w:hAnsi="Symbol"/>
+      </w:rPr>
+    </w:lvl>
+    <w:lvl w:ilvl="4" w:tplc="BAB8C02A">
       <w:start w:val="1"/>
       <w:numFmt w:val="bullet"/>
       <w:lvlText w:val="o"/>
@@ -2879,10 +3440,10 @@
         <w:ind w:left="3600" w:hanging="360"/>
       </w:pPr>
       <w:rPr>
-        <w:rFonts w:ascii="Courier New" w:hAnsi="Courier New" w:hint="default"/>
-      </w:rPr>
-    </w:lvl>
-    <w:lvl w:ilvl="5" w:tplc="EEC6A588">
+        <w:rFonts w:hint="default" w:ascii="Courier New" w:hAnsi="Courier New"/>
+      </w:rPr>
+    </w:lvl>
+    <w:lvl w:ilvl="5" w:tplc="BA283BA2">
       <w:start w:val="1"/>
       <w:numFmt w:val="bullet"/>
       <w:lvlText w:val=""/>
@@ -2891,10 +3452,10 @@
         <w:ind w:left="4320" w:hanging="360"/>
       </w:pPr>
       <w:rPr>
-        <w:rFonts w:ascii="Wingdings" w:hAnsi="Wingdings" w:hint="default"/>
-      </w:rPr>
-    </w:lvl>
-    <w:lvl w:ilvl="6" w:tplc="05C6DCFC">
+        <w:rFonts w:hint="default" w:ascii="Wingdings" w:hAnsi="Wingdings"/>
+      </w:rPr>
+    </w:lvl>
+    <w:lvl w:ilvl="6" w:tplc="09F8E314">
       <w:start w:val="1"/>
       <w:numFmt w:val="bullet"/>
       <w:lvlText w:val=""/>
@@ -2903,10 +3464,10 @@
         <w:ind w:left="5040" w:hanging="360"/>
       </w:pPr>
       <w:rPr>
-        <w:rFonts w:ascii="Symbol" w:hAnsi="Symbol" w:hint="default"/>
-      </w:rPr>
-    </w:lvl>
-    <w:lvl w:ilvl="7" w:tplc="5D5604E8">
+        <w:rFonts w:hint="default" w:ascii="Symbol" w:hAnsi="Symbol"/>
+      </w:rPr>
+    </w:lvl>
+    <w:lvl w:ilvl="7" w:tplc="1B5AB24C">
       <w:start w:val="1"/>
       <w:numFmt w:val="bullet"/>
       <w:lvlText w:val="o"/>
@@ -2915,10 +3476,10 @@
         <w:ind w:left="5760" w:hanging="360"/>
       </w:pPr>
       <w:rPr>
-        <w:rFonts w:ascii="Courier New" w:hAnsi="Courier New" w:hint="default"/>
-      </w:rPr>
-    </w:lvl>
-    <w:lvl w:ilvl="8" w:tplc="B57E0F56">
+        <w:rFonts w:hint="default" w:ascii="Courier New" w:hAnsi="Courier New"/>
+      </w:rPr>
+    </w:lvl>
+    <w:lvl w:ilvl="8" w:tplc="A61AC358">
       <w:start w:val="1"/>
       <w:numFmt w:val="bullet"/>
       <w:lvlText w:val=""/>
@@ -2927,15 +3488,15 @@
         <w:ind w:left="6480" w:hanging="360"/>
       </w:pPr>
       <w:rPr>
-        <w:rFonts w:ascii="Wingdings" w:hAnsi="Wingdings" w:hint="default"/>
+        <w:rFonts w:hint="default" w:ascii="Wingdings" w:hAnsi="Wingdings"/>
       </w:rPr>
     </w:lvl>
   </w:abstractNum>
   <w:abstractNum w:abstractNumId="1" w15:restartNumberingAfterBreak="0">
     <w:nsid w:val="14A7C867"/>
     <w:multiLevelType w:val="hybridMultilevel"/>
-    <w:tmpl w:val="9A9832E6"/>
-    <w:lvl w:ilvl="0" w:tplc="22B26822">
+    <w:tmpl w:val="548E5982"/>
+    <w:lvl w:ilvl="0" w:tplc="2FC87C98">
       <w:start w:val="1"/>
       <w:numFmt w:val="bullet"/>
       <w:lvlText w:val="·"/>
@@ -2944,10 +3505,10 @@
         <w:ind w:left="720" w:hanging="360"/>
       </w:pPr>
       <w:rPr>
-        <w:rFonts w:ascii="Symbol" w:hAnsi="Symbol" w:hint="default"/>
-      </w:rPr>
-    </w:lvl>
-    <w:lvl w:ilvl="1" w:tplc="42BC9EE2">
+        <w:rFonts w:hint="default" w:ascii="Symbol" w:hAnsi="Symbol"/>
+      </w:rPr>
+    </w:lvl>
+    <w:lvl w:ilvl="1" w:tplc="4566B9A0">
       <w:start w:val="1"/>
       <w:numFmt w:val="bullet"/>
       <w:lvlText w:val="o"/>
@@ -2956,10 +3517,10 @@
         <w:ind w:left="1440" w:hanging="360"/>
       </w:pPr>
       <w:rPr>
-        <w:rFonts w:ascii="Courier New" w:hAnsi="Courier New" w:hint="default"/>
-      </w:rPr>
-    </w:lvl>
-    <w:lvl w:ilvl="2" w:tplc="CACEF01A">
+        <w:rFonts w:hint="default" w:ascii="Courier New" w:hAnsi="Courier New"/>
+      </w:rPr>
+    </w:lvl>
+    <w:lvl w:ilvl="2" w:tplc="BD841D78">
       <w:start w:val="1"/>
       <w:numFmt w:val="bullet"/>
       <w:lvlText w:val=""/>
@@ -2968,10 +3529,10 @@
         <w:ind w:left="2160" w:hanging="360"/>
       </w:pPr>
       <w:rPr>
-        <w:rFonts w:ascii="Wingdings" w:hAnsi="Wingdings" w:hint="default"/>
-      </w:rPr>
-    </w:lvl>
-    <w:lvl w:ilvl="3" w:tplc="B85C470A">
+        <w:rFonts w:hint="default" w:ascii="Wingdings" w:hAnsi="Wingdings"/>
+      </w:rPr>
+    </w:lvl>
+    <w:lvl w:ilvl="3" w:tplc="E8CC5662">
       <w:start w:val="1"/>
       <w:numFmt w:val="bullet"/>
       <w:lvlText w:val=""/>
@@ -2980,10 +3541,10 @@
         <w:ind w:left="2880" w:hanging="360"/>
       </w:pPr>
       <w:rPr>
-        <w:rFonts w:ascii="Symbol" w:hAnsi="Symbol" w:hint="default"/>
-      </w:rPr>
-    </w:lvl>
-    <w:lvl w:ilvl="4" w:tplc="BF5EF034">
+        <w:rFonts w:hint="default" w:ascii="Symbol" w:hAnsi="Symbol"/>
+      </w:rPr>
+    </w:lvl>
+    <w:lvl w:ilvl="4" w:tplc="61E89CF0">
       <w:start w:val="1"/>
       <w:numFmt w:val="bullet"/>
       <w:lvlText w:val="o"/>
@@ -2992,10 +3553,10 @@
         <w:ind w:left="3600" w:hanging="360"/>
       </w:pPr>
       <w:rPr>
-        <w:rFonts w:ascii="Courier New" w:hAnsi="Courier New" w:hint="default"/>
-      </w:rPr>
-    </w:lvl>
-    <w:lvl w:ilvl="5" w:tplc="7B9226CE">
+        <w:rFonts w:hint="default" w:ascii="Courier New" w:hAnsi="Courier New"/>
+      </w:rPr>
+    </w:lvl>
+    <w:lvl w:ilvl="5" w:tplc="48CC3E2C">
       <w:start w:val="1"/>
       <w:numFmt w:val="bullet"/>
       <w:lvlText w:val=""/>
@@ -3004,10 +3565,10 @@
         <w:ind w:left="4320" w:hanging="360"/>
       </w:pPr>
       <w:rPr>
-        <w:rFonts w:ascii="Wingdings" w:hAnsi="Wingdings" w:hint="default"/>
-      </w:rPr>
-    </w:lvl>
-    <w:lvl w:ilvl="6" w:tplc="2CBEBB6C">
+        <w:rFonts w:hint="default" w:ascii="Wingdings" w:hAnsi="Wingdings"/>
+      </w:rPr>
+    </w:lvl>
+    <w:lvl w:ilvl="6" w:tplc="9F1A3266">
       <w:start w:val="1"/>
       <w:numFmt w:val="bullet"/>
       <w:lvlText w:val=""/>
@@ -3016,10 +3577,10 @@
         <w:ind w:left="5040" w:hanging="360"/>
       </w:pPr>
       <w:rPr>
-        <w:rFonts w:ascii="Symbol" w:hAnsi="Symbol" w:hint="default"/>
-      </w:rPr>
-    </w:lvl>
-    <w:lvl w:ilvl="7" w:tplc="BF3ABFB2">
+        <w:rFonts w:hint="default" w:ascii="Symbol" w:hAnsi="Symbol"/>
+      </w:rPr>
+    </w:lvl>
+    <w:lvl w:ilvl="7" w:tplc="E05A56F4">
       <w:start w:val="1"/>
       <w:numFmt w:val="bullet"/>
       <w:lvlText w:val="o"/>
@@ -3028,10 +3589,10 @@
         <w:ind w:left="5760" w:hanging="360"/>
       </w:pPr>
       <w:rPr>
-        <w:rFonts w:ascii="Courier New" w:hAnsi="Courier New" w:hint="default"/>
-      </w:rPr>
-    </w:lvl>
-    <w:lvl w:ilvl="8" w:tplc="A7AA9564">
+        <w:rFonts w:hint="default" w:ascii="Courier New" w:hAnsi="Courier New"/>
+      </w:rPr>
+    </w:lvl>
+    <w:lvl w:ilvl="8" w:tplc="385A1D7E">
       <w:start w:val="1"/>
       <w:numFmt w:val="bullet"/>
       <w:lvlText w:val=""/>
@@ -3040,15 +3601,15 @@
         <w:ind w:left="6480" w:hanging="360"/>
       </w:pPr>
       <w:rPr>
-        <w:rFonts w:ascii="Wingdings" w:hAnsi="Wingdings" w:hint="default"/>
+        <w:rFonts w:hint="default" w:ascii="Wingdings" w:hAnsi="Wingdings"/>
       </w:rPr>
     </w:lvl>
   </w:abstractNum>
   <w:abstractNum w:abstractNumId="2" w15:restartNumberingAfterBreak="0">
     <w:nsid w:val="17D74C7A"/>
     <w:multiLevelType w:val="hybridMultilevel"/>
-    <w:tmpl w:val="BA946A98"/>
-    <w:lvl w:ilvl="0" w:tplc="CAB2AA1E">
+    <w:tmpl w:val="C01A1F8E"/>
+    <w:lvl w:ilvl="0" w:tplc="CC2065F0">
       <w:start w:val="1"/>
       <w:numFmt w:val="bullet"/>
       <w:lvlText w:val=""/>
@@ -3057,10 +3618,10 @@
         <w:ind w:left="720" w:hanging="360"/>
       </w:pPr>
       <w:rPr>
-        <w:rFonts w:ascii="Symbol" w:hAnsi="Symbol" w:hint="default"/>
-      </w:rPr>
-    </w:lvl>
-    <w:lvl w:ilvl="1" w:tplc="C7EEAE5C">
+        <w:rFonts w:hint="default" w:ascii="Symbol" w:hAnsi="Symbol"/>
+      </w:rPr>
+    </w:lvl>
+    <w:lvl w:ilvl="1" w:tplc="0EB8F3EE">
       <w:start w:val="1"/>
       <w:numFmt w:val="bullet"/>
       <w:lvlText w:val="o"/>
@@ -3069,10 +3630,10 @@
         <w:ind w:left="1440" w:hanging="360"/>
       </w:pPr>
       <w:rPr>
-        <w:rFonts w:ascii="Courier New" w:hAnsi="Courier New" w:hint="default"/>
-      </w:rPr>
-    </w:lvl>
-    <w:lvl w:ilvl="2" w:tplc="7F2A0B5C">
+        <w:rFonts w:hint="default" w:ascii="Courier New" w:hAnsi="Courier New"/>
+      </w:rPr>
+    </w:lvl>
+    <w:lvl w:ilvl="2" w:tplc="BCD49C02">
       <w:start w:val="1"/>
       <w:numFmt w:val="bullet"/>
       <w:lvlText w:val=""/>
@@ -3081,10 +3642,10 @@
         <w:ind w:left="2160" w:hanging="360"/>
       </w:pPr>
       <w:rPr>
-        <w:rFonts w:ascii="Wingdings" w:hAnsi="Wingdings" w:hint="default"/>
-      </w:rPr>
-    </w:lvl>
-    <w:lvl w:ilvl="3" w:tplc="336051F8">
+        <w:rFonts w:hint="default" w:ascii="Wingdings" w:hAnsi="Wingdings"/>
+      </w:rPr>
+    </w:lvl>
+    <w:lvl w:ilvl="3" w:tplc="6F0808FC">
       <w:start w:val="1"/>
       <w:numFmt w:val="bullet"/>
       <w:lvlText w:val=""/>
@@ -3093,10 +3654,10 @@
         <w:ind w:left="2880" w:hanging="360"/>
       </w:pPr>
       <w:rPr>
-        <w:rFonts w:ascii="Symbol" w:hAnsi="Symbol" w:hint="default"/>
-      </w:rPr>
-    </w:lvl>
-    <w:lvl w:ilvl="4" w:tplc="F3EC5564">
+        <w:rFonts w:hint="default" w:ascii="Symbol" w:hAnsi="Symbol"/>
+      </w:rPr>
+    </w:lvl>
+    <w:lvl w:ilvl="4" w:tplc="1D3CD32E">
       <w:start w:val="1"/>
       <w:numFmt w:val="bullet"/>
       <w:lvlText w:val="o"/>
@@ -3105,10 +3666,10 @@
         <w:ind w:left="3600" w:hanging="360"/>
       </w:pPr>
       <w:rPr>
-        <w:rFonts w:ascii="Courier New" w:hAnsi="Courier New" w:hint="default"/>
-      </w:rPr>
-    </w:lvl>
-    <w:lvl w:ilvl="5" w:tplc="712E7990">
+        <w:rFonts w:hint="default" w:ascii="Courier New" w:hAnsi="Courier New"/>
+      </w:rPr>
+    </w:lvl>
+    <w:lvl w:ilvl="5" w:tplc="4D74D8CE">
       <w:start w:val="1"/>
       <w:numFmt w:val="bullet"/>
       <w:lvlText w:val=""/>
@@ -3117,10 +3678,10 @@
         <w:ind w:left="4320" w:hanging="360"/>
       </w:pPr>
       <w:rPr>
-        <w:rFonts w:ascii="Wingdings" w:hAnsi="Wingdings" w:hint="default"/>
-      </w:rPr>
-    </w:lvl>
-    <w:lvl w:ilvl="6" w:tplc="EBE8B348">
+        <w:rFonts w:hint="default" w:ascii="Wingdings" w:hAnsi="Wingdings"/>
+      </w:rPr>
+    </w:lvl>
+    <w:lvl w:ilvl="6" w:tplc="E80CA638">
       <w:start w:val="1"/>
       <w:numFmt w:val="bullet"/>
       <w:lvlText w:val=""/>
@@ -3129,10 +3690,10 @@
         <w:ind w:left="5040" w:hanging="360"/>
       </w:pPr>
       <w:rPr>
-        <w:rFonts w:ascii="Symbol" w:hAnsi="Symbol" w:hint="default"/>
-      </w:rPr>
-    </w:lvl>
-    <w:lvl w:ilvl="7" w:tplc="7DF232D4">
+        <w:rFonts w:hint="default" w:ascii="Symbol" w:hAnsi="Symbol"/>
+      </w:rPr>
+    </w:lvl>
+    <w:lvl w:ilvl="7" w:tplc="5142CF36">
       <w:start w:val="1"/>
       <w:numFmt w:val="bullet"/>
       <w:lvlText w:val="o"/>
@@ -3141,10 +3702,10 @@
         <w:ind w:left="5760" w:hanging="360"/>
       </w:pPr>
       <w:rPr>
-        <w:rFonts w:ascii="Courier New" w:hAnsi="Courier New" w:hint="default"/>
-      </w:rPr>
-    </w:lvl>
-    <w:lvl w:ilvl="8" w:tplc="4B36BBB8">
+        <w:rFonts w:hint="default" w:ascii="Courier New" w:hAnsi="Courier New"/>
+      </w:rPr>
+    </w:lvl>
+    <w:lvl w:ilvl="8" w:tplc="D0445D1C">
       <w:start w:val="1"/>
       <w:numFmt w:val="bullet"/>
       <w:lvlText w:val=""/>
@@ -3153,15 +3714,15 @@
         <w:ind w:left="6480" w:hanging="360"/>
       </w:pPr>
       <w:rPr>
-        <w:rFonts w:ascii="Wingdings" w:hAnsi="Wingdings" w:hint="default"/>
+        <w:rFonts w:hint="default" w:ascii="Wingdings" w:hAnsi="Wingdings"/>
       </w:rPr>
     </w:lvl>
   </w:abstractNum>
   <w:abstractNum w:abstractNumId="3" w15:restartNumberingAfterBreak="0">
     <w:nsid w:val="2434F207"/>
     <w:multiLevelType w:val="hybridMultilevel"/>
-    <w:tmpl w:val="54941EA0"/>
-    <w:lvl w:ilvl="0" w:tplc="344A5262">
+    <w:tmpl w:val="474CA56A"/>
+    <w:lvl w:ilvl="0" w:tplc="5336928E">
       <w:start w:val="1"/>
       <w:numFmt w:val="decimal"/>
       <w:lvlText w:val="•"/>
@@ -3170,7 +3731,7 @@
         <w:ind w:left="720" w:hanging="360"/>
       </w:pPr>
     </w:lvl>
-    <w:lvl w:ilvl="1" w:tplc="F168B924">
+    <w:lvl w:ilvl="1" w:tplc="B4EE8924">
       <w:start w:val="1"/>
       <w:numFmt w:val="lowerLetter"/>
       <w:lvlText w:val="%2."/>
@@ -3179,7 +3740,7 @@
         <w:ind w:left="1440" w:hanging="360"/>
       </w:pPr>
     </w:lvl>
-    <w:lvl w:ilvl="2" w:tplc="2C60E596">
+    <w:lvl w:ilvl="2" w:tplc="9FF28AFE">
       <w:start w:val="1"/>
       <w:numFmt w:val="lowerRoman"/>
       <w:lvlText w:val="%3."/>
@@ -3188,7 +3749,7 @@
         <w:ind w:left="2160" w:hanging="180"/>
       </w:pPr>
     </w:lvl>
-    <w:lvl w:ilvl="3" w:tplc="47866C18">
+    <w:lvl w:ilvl="3" w:tplc="B7C4604A">
       <w:start w:val="1"/>
       <w:numFmt w:val="decimal"/>
       <w:lvlText w:val="%4."/>
@@ -3197,7 +3758,7 @@
         <w:ind w:left="2880" w:hanging="360"/>
       </w:pPr>
     </w:lvl>
-    <w:lvl w:ilvl="4" w:tplc="7332B264">
+    <w:lvl w:ilvl="4" w:tplc="6674DC52">
       <w:start w:val="1"/>
       <w:numFmt w:val="lowerLetter"/>
       <w:lvlText w:val="%5."/>
@@ -3206,7 +3767,7 @@
         <w:ind w:left="3600" w:hanging="360"/>
       </w:pPr>
     </w:lvl>
-    <w:lvl w:ilvl="5" w:tplc="2556A52E">
+    <w:lvl w:ilvl="5" w:tplc="C9D8E8F2">
       <w:start w:val="1"/>
       <w:numFmt w:val="lowerRoman"/>
       <w:lvlText w:val="%6."/>
@@ -3215,7 +3776,7 @@
         <w:ind w:left="4320" w:hanging="180"/>
       </w:pPr>
     </w:lvl>
-    <w:lvl w:ilvl="6" w:tplc="3D5C4B60">
+    <w:lvl w:ilvl="6" w:tplc="0F56A05E">
       <w:start w:val="1"/>
       <w:numFmt w:val="decimal"/>
       <w:lvlText w:val="%7."/>
@@ -3224,7 +3785,7 @@
         <w:ind w:left="5040" w:hanging="360"/>
       </w:pPr>
     </w:lvl>
-    <w:lvl w:ilvl="7" w:tplc="2034E01E">
+    <w:lvl w:ilvl="7" w:tplc="C194CB12">
       <w:start w:val="1"/>
       <w:numFmt w:val="lowerLetter"/>
       <w:lvlText w:val="%8."/>
@@ -3233,7 +3794,7 @@
         <w:ind w:left="5760" w:hanging="360"/>
       </w:pPr>
     </w:lvl>
-    <w:lvl w:ilvl="8" w:tplc="87625068">
+    <w:lvl w:ilvl="8" w:tplc="075CC0B0">
       <w:start w:val="1"/>
       <w:numFmt w:val="lowerRoman"/>
       <w:lvlText w:val="%9."/>
@@ -3246,8 +3807,8 @@
   <w:abstractNum w:abstractNumId="4" w15:restartNumberingAfterBreak="0">
     <w:nsid w:val="25031977"/>
     <w:multiLevelType w:val="hybridMultilevel"/>
-    <w:tmpl w:val="ED2C57C6"/>
-    <w:lvl w:ilvl="0" w:tplc="AFD4CE7E">
+    <w:tmpl w:val="2CBEDFFE"/>
+    <w:lvl w:ilvl="0" w:tplc="A9CC9756">
       <w:start w:val="1"/>
       <w:numFmt w:val="bullet"/>
       <w:lvlText w:val=""/>
@@ -3256,10 +3817,10 @@
         <w:ind w:left="720" w:hanging="360"/>
       </w:pPr>
       <w:rPr>
-        <w:rFonts w:ascii="Symbol" w:hAnsi="Symbol" w:hint="default"/>
-      </w:rPr>
-    </w:lvl>
-    <w:lvl w:ilvl="1" w:tplc="73981336">
+        <w:rFonts w:hint="default" w:ascii="Symbol" w:hAnsi="Symbol"/>
+      </w:rPr>
+    </w:lvl>
+    <w:lvl w:ilvl="1" w:tplc="5D283DAA">
       <w:start w:val="1"/>
       <w:numFmt w:val="bullet"/>
       <w:lvlText w:val="o"/>
@@ -3268,10 +3829,10 @@
         <w:ind w:left="1440" w:hanging="360"/>
       </w:pPr>
       <w:rPr>
-        <w:rFonts w:ascii="Courier New" w:hAnsi="Courier New" w:hint="default"/>
-      </w:rPr>
-    </w:lvl>
-    <w:lvl w:ilvl="2" w:tplc="576A0882">
+        <w:rFonts w:hint="default" w:ascii="Courier New" w:hAnsi="Courier New"/>
+      </w:rPr>
+    </w:lvl>
+    <w:lvl w:ilvl="2" w:tplc="F344FB5E">
       <w:start w:val="1"/>
       <w:numFmt w:val="bullet"/>
       <w:lvlText w:val=""/>
@@ -3280,10 +3841,10 @@
         <w:ind w:left="2160" w:hanging="360"/>
       </w:pPr>
       <w:rPr>
-        <w:rFonts w:ascii="Wingdings" w:hAnsi="Wingdings" w:hint="default"/>
-      </w:rPr>
-    </w:lvl>
-    <w:lvl w:ilvl="3" w:tplc="9DC2B13E">
+        <w:rFonts w:hint="default" w:ascii="Wingdings" w:hAnsi="Wingdings"/>
+      </w:rPr>
+    </w:lvl>
+    <w:lvl w:ilvl="3" w:tplc="0B621994">
       <w:start w:val="1"/>
       <w:numFmt w:val="bullet"/>
       <w:lvlText w:val=""/>
@@ -3292,10 +3853,10 @@
         <w:ind w:left="2880" w:hanging="360"/>
       </w:pPr>
       <w:rPr>
-        <w:rFonts w:ascii="Symbol" w:hAnsi="Symbol" w:hint="default"/>
-      </w:rPr>
-    </w:lvl>
-    <w:lvl w:ilvl="4" w:tplc="1FD230C4">
+        <w:rFonts w:hint="default" w:ascii="Symbol" w:hAnsi="Symbol"/>
+      </w:rPr>
+    </w:lvl>
+    <w:lvl w:ilvl="4" w:tplc="C85870EE">
       <w:start w:val="1"/>
       <w:numFmt w:val="bullet"/>
       <w:lvlText w:val="o"/>
@@ -3304,10 +3865,10 @@
         <w:ind w:left="3600" w:hanging="360"/>
       </w:pPr>
       <w:rPr>
-        <w:rFonts w:ascii="Courier New" w:hAnsi="Courier New" w:hint="default"/>
-      </w:rPr>
-    </w:lvl>
-    <w:lvl w:ilvl="5" w:tplc="5148CD82">
+        <w:rFonts w:hint="default" w:ascii="Courier New" w:hAnsi="Courier New"/>
+      </w:rPr>
+    </w:lvl>
+    <w:lvl w:ilvl="5" w:tplc="B420A47C">
       <w:start w:val="1"/>
       <w:numFmt w:val="bullet"/>
       <w:lvlText w:val=""/>
@@ -3316,10 +3877,10 @@
         <w:ind w:left="4320" w:hanging="360"/>
       </w:pPr>
       <w:rPr>
-        <w:rFonts w:ascii="Wingdings" w:hAnsi="Wingdings" w:hint="default"/>
-      </w:rPr>
-    </w:lvl>
-    <w:lvl w:ilvl="6" w:tplc="6ED8E56A">
+        <w:rFonts w:hint="default" w:ascii="Wingdings" w:hAnsi="Wingdings"/>
+      </w:rPr>
+    </w:lvl>
+    <w:lvl w:ilvl="6" w:tplc="A0008E60">
       <w:start w:val="1"/>
       <w:numFmt w:val="bullet"/>
       <w:lvlText w:val=""/>
@@ -3328,10 +3889,10 @@
         <w:ind w:left="5040" w:hanging="360"/>
       </w:pPr>
       <w:rPr>
-        <w:rFonts w:ascii="Symbol" w:hAnsi="Symbol" w:hint="default"/>
-      </w:rPr>
-    </w:lvl>
-    <w:lvl w:ilvl="7" w:tplc="9D4021BE">
+        <w:rFonts w:hint="default" w:ascii="Symbol" w:hAnsi="Symbol"/>
+      </w:rPr>
+    </w:lvl>
+    <w:lvl w:ilvl="7" w:tplc="7A86DB9C">
       <w:start w:val="1"/>
       <w:numFmt w:val="bullet"/>
       <w:lvlText w:val="o"/>
@@ -3340,10 +3901,10 @@
         <w:ind w:left="5760" w:hanging="360"/>
       </w:pPr>
       <w:rPr>
-        <w:rFonts w:ascii="Courier New" w:hAnsi="Courier New" w:hint="default"/>
-      </w:rPr>
-    </w:lvl>
-    <w:lvl w:ilvl="8" w:tplc="DEDAF026">
+        <w:rFonts w:hint="default" w:ascii="Courier New" w:hAnsi="Courier New"/>
+      </w:rPr>
+    </w:lvl>
+    <w:lvl w:ilvl="8" w:tplc="A82AE75A">
       <w:start w:val="1"/>
       <w:numFmt w:val="bullet"/>
       <w:lvlText w:val=""/>
@@ -3352,15 +3913,15 @@
         <w:ind w:left="6480" w:hanging="360"/>
       </w:pPr>
       <w:rPr>
-        <w:rFonts w:ascii="Wingdings" w:hAnsi="Wingdings" w:hint="default"/>
+        <w:rFonts w:hint="default" w:ascii="Wingdings" w:hAnsi="Wingdings"/>
       </w:rPr>
     </w:lvl>
   </w:abstractNum>
   <w:abstractNum w:abstractNumId="5" w15:restartNumberingAfterBreak="0">
     <w:nsid w:val="3E18C839"/>
     <w:multiLevelType w:val="hybridMultilevel"/>
-    <w:tmpl w:val="F87A1A9C"/>
-    <w:lvl w:ilvl="0" w:tplc="1F509420">
+    <w:tmpl w:val="E8EEAFD0"/>
+    <w:lvl w:ilvl="0" w:tplc="59242D4C">
       <w:start w:val="1"/>
       <w:numFmt w:val="bullet"/>
       <w:lvlText w:val=""/>
@@ -3369,10 +3930,10 @@
         <w:ind w:left="720" w:hanging="360"/>
       </w:pPr>
       <w:rPr>
-        <w:rFonts w:ascii="Symbol" w:hAnsi="Symbol" w:hint="default"/>
-      </w:rPr>
-    </w:lvl>
-    <w:lvl w:ilvl="1" w:tplc="3460A7AE">
+        <w:rFonts w:hint="default" w:ascii="Symbol" w:hAnsi="Symbol"/>
+      </w:rPr>
+    </w:lvl>
+    <w:lvl w:ilvl="1" w:tplc="02FE1FD8">
       <w:start w:val="1"/>
       <w:numFmt w:val="bullet"/>
       <w:lvlText w:val="o"/>
@@ -3381,10 +3942,10 @@
         <w:ind w:left="1440" w:hanging="360"/>
       </w:pPr>
       <w:rPr>
-        <w:rFonts w:ascii="Courier New" w:hAnsi="Courier New" w:hint="default"/>
-      </w:rPr>
-    </w:lvl>
-    <w:lvl w:ilvl="2" w:tplc="4B0A2E00">
+        <w:rFonts w:hint="default" w:ascii="Courier New" w:hAnsi="Courier New"/>
+      </w:rPr>
+    </w:lvl>
+    <w:lvl w:ilvl="2" w:tplc="0BCAA126">
       <w:start w:val="1"/>
       <w:numFmt w:val="bullet"/>
       <w:lvlText w:val=""/>
@@ -3393,10 +3954,10 @@
         <w:ind w:left="2160" w:hanging="360"/>
       </w:pPr>
       <w:rPr>
-        <w:rFonts w:ascii="Wingdings" w:hAnsi="Wingdings" w:hint="default"/>
-      </w:rPr>
-    </w:lvl>
-    <w:lvl w:ilvl="3" w:tplc="165876A0">
+        <w:rFonts w:hint="default" w:ascii="Wingdings" w:hAnsi="Wingdings"/>
+      </w:rPr>
+    </w:lvl>
+    <w:lvl w:ilvl="3" w:tplc="9D507BE2">
       <w:start w:val="1"/>
       <w:numFmt w:val="bullet"/>
       <w:lvlText w:val=""/>
@@ -3405,10 +3966,10 @@
         <w:ind w:left="2880" w:hanging="360"/>
       </w:pPr>
       <w:rPr>
-        <w:rFonts w:ascii="Symbol" w:hAnsi="Symbol" w:hint="default"/>
-      </w:rPr>
-    </w:lvl>
-    <w:lvl w:ilvl="4" w:tplc="5A1410FE">
+        <w:rFonts w:hint="default" w:ascii="Symbol" w:hAnsi="Symbol"/>
+      </w:rPr>
+    </w:lvl>
+    <w:lvl w:ilvl="4" w:tplc="0108CFEA">
       <w:start w:val="1"/>
       <w:numFmt w:val="bullet"/>
       <w:lvlText w:val="o"/>
@@ -3417,10 +3978,10 @@
         <w:ind w:left="3600" w:hanging="360"/>
       </w:pPr>
       <w:rPr>
-        <w:rFonts w:ascii="Courier New" w:hAnsi="Courier New" w:hint="default"/>
-      </w:rPr>
-    </w:lvl>
-    <w:lvl w:ilvl="5" w:tplc="622A3C56">
+        <w:rFonts w:hint="default" w:ascii="Courier New" w:hAnsi="Courier New"/>
+      </w:rPr>
+    </w:lvl>
+    <w:lvl w:ilvl="5" w:tplc="CF7E97F8">
       <w:start w:val="1"/>
       <w:numFmt w:val="bullet"/>
       <w:lvlText w:val=""/>
@@ -3429,10 +3990,10 @@
         <w:ind w:left="4320" w:hanging="360"/>
       </w:pPr>
       <w:rPr>
-        <w:rFonts w:ascii="Wingdings" w:hAnsi="Wingdings" w:hint="default"/>
-      </w:rPr>
-    </w:lvl>
-    <w:lvl w:ilvl="6" w:tplc="1E26E3AC">
+        <w:rFonts w:hint="default" w:ascii="Wingdings" w:hAnsi="Wingdings"/>
+      </w:rPr>
+    </w:lvl>
+    <w:lvl w:ilvl="6" w:tplc="AFD643BA">
       <w:start w:val="1"/>
       <w:numFmt w:val="bullet"/>
       <w:lvlText w:val=""/>
@@ -3441,10 +4002,10 @@
         <w:ind w:left="5040" w:hanging="360"/>
       </w:pPr>
       <w:rPr>
-        <w:rFonts w:ascii="Symbol" w:hAnsi="Symbol" w:hint="default"/>
-      </w:rPr>
-    </w:lvl>
-    <w:lvl w:ilvl="7" w:tplc="B97C767A">
+        <w:rFonts w:hint="default" w:ascii="Symbol" w:hAnsi="Symbol"/>
+      </w:rPr>
+    </w:lvl>
+    <w:lvl w:ilvl="7" w:tplc="81423D16">
       <w:start w:val="1"/>
       <w:numFmt w:val="bullet"/>
       <w:lvlText w:val="o"/>
@@ -3453,10 +4014,10 @@
         <w:ind w:left="5760" w:hanging="360"/>
       </w:pPr>
       <w:rPr>
-        <w:rFonts w:ascii="Courier New" w:hAnsi="Courier New" w:hint="default"/>
-      </w:rPr>
-    </w:lvl>
-    <w:lvl w:ilvl="8" w:tplc="93BE71AA">
+        <w:rFonts w:hint="default" w:ascii="Courier New" w:hAnsi="Courier New"/>
+      </w:rPr>
+    </w:lvl>
+    <w:lvl w:ilvl="8" w:tplc="F14EDE04">
       <w:start w:val="1"/>
       <w:numFmt w:val="bullet"/>
       <w:lvlText w:val=""/>
@@ -3465,15 +4026,15 @@
         <w:ind w:left="6480" w:hanging="360"/>
       </w:pPr>
       <w:rPr>
-        <w:rFonts w:ascii="Wingdings" w:hAnsi="Wingdings" w:hint="default"/>
+        <w:rFonts w:hint="default" w:ascii="Wingdings" w:hAnsi="Wingdings"/>
       </w:rPr>
     </w:lvl>
   </w:abstractNum>
   <w:abstractNum w:abstractNumId="6" w15:restartNumberingAfterBreak="0">
     <w:nsid w:val="3E55E510"/>
     <w:multiLevelType w:val="hybridMultilevel"/>
-    <w:tmpl w:val="AECC69E6"/>
-    <w:lvl w:ilvl="0" w:tplc="F5600092">
+    <w:tmpl w:val="25C8C778"/>
+    <w:lvl w:ilvl="0" w:tplc="F2C4E6AE">
       <w:start w:val="1"/>
       <w:numFmt w:val="bullet"/>
       <w:lvlText w:val=""/>
@@ -3482,10 +4043,10 @@
         <w:ind w:left="720" w:hanging="360"/>
       </w:pPr>
       <w:rPr>
-        <w:rFonts w:ascii="Symbol" w:hAnsi="Symbol" w:hint="default"/>
-      </w:rPr>
-    </w:lvl>
-    <w:lvl w:ilvl="1" w:tplc="4F46AFC2">
+        <w:rFonts w:hint="default" w:ascii="Symbol" w:hAnsi="Symbol"/>
+      </w:rPr>
+    </w:lvl>
+    <w:lvl w:ilvl="1" w:tplc="2968EC08">
       <w:start w:val="1"/>
       <w:numFmt w:val="bullet"/>
       <w:lvlText w:val="o"/>
@@ -3494,10 +4055,10 @@
         <w:ind w:left="1440" w:hanging="360"/>
       </w:pPr>
       <w:rPr>
-        <w:rFonts w:ascii="Courier New" w:hAnsi="Courier New" w:hint="default"/>
-      </w:rPr>
-    </w:lvl>
-    <w:lvl w:ilvl="2" w:tplc="36CEFEB4">
+        <w:rFonts w:hint="default" w:ascii="Courier New" w:hAnsi="Courier New"/>
+      </w:rPr>
+    </w:lvl>
+    <w:lvl w:ilvl="2" w:tplc="738A11B4">
       <w:start w:val="1"/>
       <w:numFmt w:val="bullet"/>
       <w:lvlText w:val=""/>
@@ -3506,10 +4067,10 @@
         <w:ind w:left="2160" w:hanging="360"/>
       </w:pPr>
       <w:rPr>
-        <w:rFonts w:ascii="Wingdings" w:hAnsi="Wingdings" w:hint="default"/>
-      </w:rPr>
-    </w:lvl>
-    <w:lvl w:ilvl="3" w:tplc="F8C0A06E">
+        <w:rFonts w:hint="default" w:ascii="Wingdings" w:hAnsi="Wingdings"/>
+      </w:rPr>
+    </w:lvl>
+    <w:lvl w:ilvl="3" w:tplc="6E04F0D2">
       <w:start w:val="1"/>
       <w:numFmt w:val="bullet"/>
       <w:lvlText w:val=""/>
@@ -3518,10 +4079,10 @@
         <w:ind w:left="2880" w:hanging="360"/>
       </w:pPr>
       <w:rPr>
-        <w:rFonts w:ascii="Symbol" w:hAnsi="Symbol" w:hint="default"/>
-      </w:rPr>
-    </w:lvl>
-    <w:lvl w:ilvl="4" w:tplc="1F0A37C6">
+        <w:rFonts w:hint="default" w:ascii="Symbol" w:hAnsi="Symbol"/>
+      </w:rPr>
+    </w:lvl>
+    <w:lvl w:ilvl="4" w:tplc="467ECF70">
       <w:start w:val="1"/>
       <w:numFmt w:val="bullet"/>
       <w:lvlText w:val="o"/>
@@ -3530,10 +4091,10 @@
         <w:ind w:left="3600" w:hanging="360"/>
       </w:pPr>
       <w:rPr>
-        <w:rFonts w:ascii="Courier New" w:hAnsi="Courier New" w:hint="default"/>
-      </w:rPr>
-    </w:lvl>
-    <w:lvl w:ilvl="5" w:tplc="26E6A38A">
+        <w:rFonts w:hint="default" w:ascii="Courier New" w:hAnsi="Courier New"/>
+      </w:rPr>
+    </w:lvl>
+    <w:lvl w:ilvl="5" w:tplc="7A50D29A">
       <w:start w:val="1"/>
       <w:numFmt w:val="bullet"/>
       <w:lvlText w:val=""/>
@@ -3542,10 +4103,10 @@
         <w:ind w:left="4320" w:hanging="360"/>
       </w:pPr>
       <w:rPr>
-        <w:rFonts w:ascii="Wingdings" w:hAnsi="Wingdings" w:hint="default"/>
-      </w:rPr>
-    </w:lvl>
-    <w:lvl w:ilvl="6" w:tplc="75C0B60A">
+        <w:rFonts w:hint="default" w:ascii="Wingdings" w:hAnsi="Wingdings"/>
+      </w:rPr>
+    </w:lvl>
+    <w:lvl w:ilvl="6" w:tplc="E6FE422E">
       <w:start w:val="1"/>
       <w:numFmt w:val="bullet"/>
       <w:lvlText w:val=""/>
@@ -3554,10 +4115,10 @@
         <w:ind w:left="5040" w:hanging="360"/>
       </w:pPr>
       <w:rPr>
-        <w:rFonts w:ascii="Symbol" w:hAnsi="Symbol" w:hint="default"/>
-      </w:rPr>
-    </w:lvl>
-    <w:lvl w:ilvl="7" w:tplc="428EC144">
+        <w:rFonts w:hint="default" w:ascii="Symbol" w:hAnsi="Symbol"/>
+      </w:rPr>
+    </w:lvl>
+    <w:lvl w:ilvl="7" w:tplc="44CA8936">
       <w:start w:val="1"/>
       <w:numFmt w:val="bullet"/>
       <w:lvlText w:val="o"/>
@@ -3566,10 +4127,10 @@
         <w:ind w:left="5760" w:hanging="360"/>
       </w:pPr>
       <w:rPr>
-        <w:rFonts w:ascii="Courier New" w:hAnsi="Courier New" w:hint="default"/>
-      </w:rPr>
-    </w:lvl>
-    <w:lvl w:ilvl="8" w:tplc="CDC22D00">
+        <w:rFonts w:hint="default" w:ascii="Courier New" w:hAnsi="Courier New"/>
+      </w:rPr>
+    </w:lvl>
+    <w:lvl w:ilvl="8" w:tplc="73284948">
       <w:start w:val="1"/>
       <w:numFmt w:val="bullet"/>
       <w:lvlText w:val=""/>
@@ -3578,15 +4139,15 @@
         <w:ind w:left="6480" w:hanging="360"/>
       </w:pPr>
       <w:rPr>
-        <w:rFonts w:ascii="Wingdings" w:hAnsi="Wingdings" w:hint="default"/>
+        <w:rFonts w:hint="default" w:ascii="Wingdings" w:hAnsi="Wingdings"/>
       </w:rPr>
     </w:lvl>
   </w:abstractNum>
   <w:abstractNum w:abstractNumId="7" w15:restartNumberingAfterBreak="0">
     <w:nsid w:val="3EF2CAFC"/>
     <w:multiLevelType w:val="hybridMultilevel"/>
-    <w:tmpl w:val="4008EA8C"/>
-    <w:lvl w:ilvl="0" w:tplc="BC1ADCC4">
+    <w:tmpl w:val="7F34558A"/>
+    <w:lvl w:ilvl="0" w:tplc="F612CD08">
       <w:start w:val="1"/>
       <w:numFmt w:val="bullet"/>
       <w:lvlText w:val=""/>
@@ -3595,10 +4156,10 @@
         <w:ind w:left="720" w:hanging="360"/>
       </w:pPr>
       <w:rPr>
-        <w:rFonts w:ascii="Symbol" w:hAnsi="Symbol" w:hint="default"/>
-      </w:rPr>
-    </w:lvl>
-    <w:lvl w:ilvl="1" w:tplc="E934149A">
+        <w:rFonts w:hint="default" w:ascii="Symbol" w:hAnsi="Symbol"/>
+      </w:rPr>
+    </w:lvl>
+    <w:lvl w:ilvl="1" w:tplc="567409D0">
       <w:start w:val="1"/>
       <w:numFmt w:val="bullet"/>
       <w:lvlText w:val="o"/>
@@ -3607,10 +4168,10 @@
         <w:ind w:left="1440" w:hanging="360"/>
       </w:pPr>
       <w:rPr>
-        <w:rFonts w:ascii="Courier New" w:hAnsi="Courier New" w:hint="default"/>
-      </w:rPr>
-    </w:lvl>
-    <w:lvl w:ilvl="2" w:tplc="C6B22C9A">
+        <w:rFonts w:hint="default" w:ascii="Courier New" w:hAnsi="Courier New"/>
+      </w:rPr>
+    </w:lvl>
+    <w:lvl w:ilvl="2" w:tplc="B944FD8E">
       <w:start w:val="1"/>
       <w:numFmt w:val="bullet"/>
       <w:lvlText w:val=""/>
@@ -3619,10 +4180,10 @@
         <w:ind w:left="2160" w:hanging="360"/>
       </w:pPr>
       <w:rPr>
-        <w:rFonts w:ascii="Wingdings" w:hAnsi="Wingdings" w:hint="default"/>
-      </w:rPr>
-    </w:lvl>
-    <w:lvl w:ilvl="3" w:tplc="61461AC2">
+        <w:rFonts w:hint="default" w:ascii="Wingdings" w:hAnsi="Wingdings"/>
+      </w:rPr>
+    </w:lvl>
+    <w:lvl w:ilvl="3" w:tplc="CBE0C478">
       <w:start w:val="1"/>
       <w:numFmt w:val="bullet"/>
       <w:lvlText w:val=""/>
@@ -3631,10 +4192,10 @@
         <w:ind w:left="2880" w:hanging="360"/>
       </w:pPr>
       <w:rPr>
-        <w:rFonts w:ascii="Symbol" w:hAnsi="Symbol" w:hint="default"/>
-      </w:rPr>
-    </w:lvl>
-    <w:lvl w:ilvl="4" w:tplc="D310B0CA">
+        <w:rFonts w:hint="default" w:ascii="Symbol" w:hAnsi="Symbol"/>
+      </w:rPr>
+    </w:lvl>
+    <w:lvl w:ilvl="4" w:tplc="CF58F626">
       <w:start w:val="1"/>
       <w:numFmt w:val="bullet"/>
       <w:lvlText w:val="o"/>
@@ -3643,10 +4204,10 @@
         <w:ind w:left="3600" w:hanging="360"/>
       </w:pPr>
       <w:rPr>
-        <w:rFonts w:ascii="Courier New" w:hAnsi="Courier New" w:hint="default"/>
-      </w:rPr>
-    </w:lvl>
-    <w:lvl w:ilvl="5" w:tplc="D4B8178A">
+        <w:rFonts w:hint="default" w:ascii="Courier New" w:hAnsi="Courier New"/>
+      </w:rPr>
+    </w:lvl>
+    <w:lvl w:ilvl="5" w:tplc="A6826D24">
       <w:start w:val="1"/>
       <w:numFmt w:val="bullet"/>
       <w:lvlText w:val=""/>
@@ -3655,10 +4216,10 @@
         <w:ind w:left="4320" w:hanging="360"/>
       </w:pPr>
       <w:rPr>
-        <w:rFonts w:ascii="Wingdings" w:hAnsi="Wingdings" w:hint="default"/>
-      </w:rPr>
-    </w:lvl>
-    <w:lvl w:ilvl="6" w:tplc="8E165DF6">
+        <w:rFonts w:hint="default" w:ascii="Wingdings" w:hAnsi="Wingdings"/>
+      </w:rPr>
+    </w:lvl>
+    <w:lvl w:ilvl="6" w:tplc="9AAC2598">
       <w:start w:val="1"/>
       <w:numFmt w:val="bullet"/>
       <w:lvlText w:val=""/>
@@ -3667,10 +4228,10 @@
         <w:ind w:left="5040" w:hanging="360"/>
       </w:pPr>
       <w:rPr>
-        <w:rFonts w:ascii="Symbol" w:hAnsi="Symbol" w:hint="default"/>
-      </w:rPr>
-    </w:lvl>
-    <w:lvl w:ilvl="7" w:tplc="083A0322">
+        <w:rFonts w:hint="default" w:ascii="Symbol" w:hAnsi="Symbol"/>
+      </w:rPr>
+    </w:lvl>
+    <w:lvl w:ilvl="7" w:tplc="A18C1F4C">
       <w:start w:val="1"/>
       <w:numFmt w:val="bullet"/>
       <w:lvlText w:val="o"/>
@@ -3679,10 +4240,10 @@
         <w:ind w:left="5760" w:hanging="360"/>
       </w:pPr>
       <w:rPr>
-        <w:rFonts w:ascii="Courier New" w:hAnsi="Courier New" w:hint="default"/>
-      </w:rPr>
-    </w:lvl>
-    <w:lvl w:ilvl="8" w:tplc="AA0C05AA">
+        <w:rFonts w:hint="default" w:ascii="Courier New" w:hAnsi="Courier New"/>
+      </w:rPr>
+    </w:lvl>
+    <w:lvl w:ilvl="8" w:tplc="301A9CA4">
       <w:start w:val="1"/>
       <w:numFmt w:val="bullet"/>
       <w:lvlText w:val=""/>
@@ -3691,15 +4252,15 @@
         <w:ind w:left="6480" w:hanging="360"/>
       </w:pPr>
       <w:rPr>
-        <w:rFonts w:ascii="Wingdings" w:hAnsi="Wingdings" w:hint="default"/>
+        <w:rFonts w:hint="default" w:ascii="Wingdings" w:hAnsi="Wingdings"/>
       </w:rPr>
     </w:lvl>
   </w:abstractNum>
   <w:abstractNum w:abstractNumId="8" w15:restartNumberingAfterBreak="0">
     <w:nsid w:val="4F212A4E"/>
     <w:multiLevelType w:val="hybridMultilevel"/>
-    <w:tmpl w:val="611E43AA"/>
-    <w:lvl w:ilvl="0" w:tplc="57526598">
+    <w:tmpl w:val="F168B68A"/>
+    <w:lvl w:ilvl="0" w:tplc="69C04B3E">
       <w:start w:val="1"/>
       <w:numFmt w:val="bullet"/>
       <w:lvlText w:val=""/>
@@ -3708,10 +4269,10 @@
         <w:ind w:left="720" w:hanging="360"/>
       </w:pPr>
       <w:rPr>
-        <w:rFonts w:ascii="Symbol" w:hAnsi="Symbol" w:hint="default"/>
-      </w:rPr>
-    </w:lvl>
-    <w:lvl w:ilvl="1" w:tplc="D7185B3C">
+        <w:rFonts w:hint="default" w:ascii="Symbol" w:hAnsi="Symbol"/>
+      </w:rPr>
+    </w:lvl>
+    <w:lvl w:ilvl="1" w:tplc="1D50FFA4">
       <w:start w:val="1"/>
       <w:numFmt w:val="bullet"/>
       <w:lvlText w:val="o"/>
@@ -3720,10 +4281,10 @@
         <w:ind w:left="1440" w:hanging="360"/>
       </w:pPr>
       <w:rPr>
-        <w:rFonts w:ascii="Courier New" w:hAnsi="Courier New" w:hint="default"/>
-      </w:rPr>
-    </w:lvl>
-    <w:lvl w:ilvl="2" w:tplc="66B82636">
+        <w:rFonts w:hint="default" w:ascii="Courier New" w:hAnsi="Courier New"/>
+      </w:rPr>
+    </w:lvl>
+    <w:lvl w:ilvl="2" w:tplc="EFC87DCE">
       <w:start w:val="1"/>
       <w:numFmt w:val="bullet"/>
       <w:lvlText w:val=""/>
@@ -3732,10 +4293,10 @@
         <w:ind w:left="2160" w:hanging="360"/>
       </w:pPr>
       <w:rPr>
-        <w:rFonts w:ascii="Wingdings" w:hAnsi="Wingdings" w:hint="default"/>
-      </w:rPr>
-    </w:lvl>
-    <w:lvl w:ilvl="3" w:tplc="7342465A">
+        <w:rFonts w:hint="default" w:ascii="Wingdings" w:hAnsi="Wingdings"/>
+      </w:rPr>
+    </w:lvl>
+    <w:lvl w:ilvl="3" w:tplc="E8F6E988">
       <w:start w:val="1"/>
       <w:numFmt w:val="bullet"/>
       <w:lvlText w:val=""/>
@@ -3744,10 +4305,10 @@
         <w:ind w:left="2880" w:hanging="360"/>
       </w:pPr>
       <w:rPr>
-        <w:rFonts w:ascii="Symbol" w:hAnsi="Symbol" w:hint="default"/>
-      </w:rPr>
-    </w:lvl>
-    <w:lvl w:ilvl="4" w:tplc="385C74B6">
+        <w:rFonts w:hint="default" w:ascii="Symbol" w:hAnsi="Symbol"/>
+      </w:rPr>
+    </w:lvl>
+    <w:lvl w:ilvl="4" w:tplc="B0206F70">
       <w:start w:val="1"/>
       <w:numFmt w:val="bullet"/>
       <w:lvlText w:val="o"/>
@@ -3756,10 +4317,10 @@
         <w:ind w:left="3600" w:hanging="360"/>
       </w:pPr>
       <w:rPr>
-        <w:rFonts w:ascii="Courier New" w:hAnsi="Courier New" w:hint="default"/>
-      </w:rPr>
-    </w:lvl>
-    <w:lvl w:ilvl="5" w:tplc="E1C24E12">
+        <w:rFonts w:hint="default" w:ascii="Courier New" w:hAnsi="Courier New"/>
+      </w:rPr>
+    </w:lvl>
+    <w:lvl w:ilvl="5" w:tplc="8DAA2456">
       <w:start w:val="1"/>
       <w:numFmt w:val="bullet"/>
       <w:lvlText w:val=""/>
@@ -3768,10 +4329,10 @@
         <w:ind w:left="4320" w:hanging="360"/>
       </w:pPr>
       <w:rPr>
-        <w:rFonts w:ascii="Wingdings" w:hAnsi="Wingdings" w:hint="default"/>
-      </w:rPr>
-    </w:lvl>
-    <w:lvl w:ilvl="6" w:tplc="8068BEC8">
+        <w:rFonts w:hint="default" w:ascii="Wingdings" w:hAnsi="Wingdings"/>
+      </w:rPr>
+    </w:lvl>
+    <w:lvl w:ilvl="6" w:tplc="49DC108A">
       <w:start w:val="1"/>
       <w:numFmt w:val="bullet"/>
       <w:lvlText w:val=""/>
@@ -3780,10 +4341,10 @@
         <w:ind w:left="5040" w:hanging="360"/>
       </w:pPr>
       <w:rPr>
-        <w:rFonts w:ascii="Symbol" w:hAnsi="Symbol" w:hint="default"/>
-      </w:rPr>
-    </w:lvl>
-    <w:lvl w:ilvl="7" w:tplc="AF76D8F6">
+        <w:rFonts w:hint="default" w:ascii="Symbol" w:hAnsi="Symbol"/>
+      </w:rPr>
+    </w:lvl>
+    <w:lvl w:ilvl="7" w:tplc="DAAEF4D2">
       <w:start w:val="1"/>
       <w:numFmt w:val="bullet"/>
       <w:lvlText w:val="o"/>
@@ -3792,10 +4353,10 @@
         <w:ind w:left="5760" w:hanging="360"/>
       </w:pPr>
       <w:rPr>
-        <w:rFonts w:ascii="Courier New" w:hAnsi="Courier New" w:hint="default"/>
-      </w:rPr>
-    </w:lvl>
-    <w:lvl w:ilvl="8" w:tplc="0DC48D94">
+        <w:rFonts w:hint="default" w:ascii="Courier New" w:hAnsi="Courier New"/>
+      </w:rPr>
+    </w:lvl>
+    <w:lvl w:ilvl="8" w:tplc="E2B86638">
       <w:start w:val="1"/>
       <w:numFmt w:val="bullet"/>
       <w:lvlText w:val=""/>
@@ -3804,15 +4365,15 @@
         <w:ind w:left="6480" w:hanging="360"/>
       </w:pPr>
       <w:rPr>
-        <w:rFonts w:ascii="Wingdings" w:hAnsi="Wingdings" w:hint="default"/>
+        <w:rFonts w:hint="default" w:ascii="Wingdings" w:hAnsi="Wingdings"/>
       </w:rPr>
     </w:lvl>
   </w:abstractNum>
   <w:abstractNum w:abstractNumId="9" w15:restartNumberingAfterBreak="0">
     <w:nsid w:val="5671F04C"/>
     <w:multiLevelType w:val="hybridMultilevel"/>
-    <w:tmpl w:val="C310C92A"/>
-    <w:lvl w:ilvl="0" w:tplc="E28238C4">
+    <w:tmpl w:val="00448A9C"/>
+    <w:lvl w:ilvl="0" w:tplc="17A20752">
       <w:start w:val="1"/>
       <w:numFmt w:val="bullet"/>
       <w:lvlText w:val=""/>
@@ -3821,10 +4382,10 @@
         <w:ind w:left="720" w:hanging="360"/>
       </w:pPr>
       <w:rPr>
-        <w:rFonts w:ascii="Symbol" w:hAnsi="Symbol" w:hint="default"/>
-      </w:rPr>
-    </w:lvl>
-    <w:lvl w:ilvl="1" w:tplc="3CCCCA82">
+        <w:rFonts w:hint="default" w:ascii="Symbol" w:hAnsi="Symbol"/>
+      </w:rPr>
+    </w:lvl>
+    <w:lvl w:ilvl="1" w:tplc="10226448">
       <w:start w:val="1"/>
       <w:numFmt w:val="bullet"/>
       <w:lvlText w:val="o"/>
@@ -3833,10 +4394,10 @@
         <w:ind w:left="1440" w:hanging="360"/>
       </w:pPr>
       <w:rPr>
-        <w:rFonts w:ascii="Courier New" w:hAnsi="Courier New" w:hint="default"/>
-      </w:rPr>
-    </w:lvl>
-    <w:lvl w:ilvl="2" w:tplc="57885BA2">
+        <w:rFonts w:hint="default" w:ascii="Courier New" w:hAnsi="Courier New"/>
+      </w:rPr>
+    </w:lvl>
+    <w:lvl w:ilvl="2" w:tplc="AC68BF74">
       <w:start w:val="1"/>
       <w:numFmt w:val="bullet"/>
       <w:lvlText w:val=""/>
@@ -3845,10 +4406,10 @@
         <w:ind w:left="2160" w:hanging="360"/>
       </w:pPr>
       <w:rPr>
-        <w:rFonts w:ascii="Wingdings" w:hAnsi="Wingdings" w:hint="default"/>
-      </w:rPr>
-    </w:lvl>
-    <w:lvl w:ilvl="3" w:tplc="D88E4C02">
+        <w:rFonts w:hint="default" w:ascii="Wingdings" w:hAnsi="Wingdings"/>
+      </w:rPr>
+    </w:lvl>
+    <w:lvl w:ilvl="3" w:tplc="6FAEFCFA">
       <w:start w:val="1"/>
       <w:numFmt w:val="bullet"/>
       <w:lvlText w:val=""/>
@@ -3857,10 +4418,10 @@
         <w:ind w:left="2880" w:hanging="360"/>
       </w:pPr>
       <w:rPr>
-        <w:rFonts w:ascii="Symbol" w:hAnsi="Symbol" w:hint="default"/>
-      </w:rPr>
-    </w:lvl>
-    <w:lvl w:ilvl="4" w:tplc="818C80AE">
+        <w:rFonts w:hint="default" w:ascii="Symbol" w:hAnsi="Symbol"/>
+      </w:rPr>
+    </w:lvl>
+    <w:lvl w:ilvl="4" w:tplc="CED4144A">
       <w:start w:val="1"/>
       <w:numFmt w:val="bullet"/>
       <w:lvlText w:val="o"/>
@@ -3869,10 +4430,10 @@
         <w:ind w:left="3600" w:hanging="360"/>
       </w:pPr>
       <w:rPr>
-        <w:rFonts w:ascii="Courier New" w:hAnsi="Courier New" w:hint="default"/>
-      </w:rPr>
-    </w:lvl>
-    <w:lvl w:ilvl="5" w:tplc="0AEEBBD4">
+        <w:rFonts w:hint="default" w:ascii="Courier New" w:hAnsi="Courier New"/>
+      </w:rPr>
+    </w:lvl>
+    <w:lvl w:ilvl="5" w:tplc="A0A0A8B2">
       <w:start w:val="1"/>
       <w:numFmt w:val="bullet"/>
       <w:lvlText w:val=""/>
@@ -3881,10 +4442,10 @@
         <w:ind w:left="4320" w:hanging="360"/>
       </w:pPr>
       <w:rPr>
-        <w:rFonts w:ascii="Wingdings" w:hAnsi="Wingdings" w:hint="default"/>
-      </w:rPr>
-    </w:lvl>
-    <w:lvl w:ilvl="6" w:tplc="323A29B8">
+        <w:rFonts w:hint="default" w:ascii="Wingdings" w:hAnsi="Wingdings"/>
+      </w:rPr>
+    </w:lvl>
+    <w:lvl w:ilvl="6" w:tplc="2886105A">
       <w:start w:val="1"/>
       <w:numFmt w:val="bullet"/>
       <w:lvlText w:val=""/>
@@ -3893,10 +4454,10 @@
         <w:ind w:left="5040" w:hanging="360"/>
       </w:pPr>
       <w:rPr>
-        <w:rFonts w:ascii="Symbol" w:hAnsi="Symbol" w:hint="default"/>
-      </w:rPr>
-    </w:lvl>
-    <w:lvl w:ilvl="7" w:tplc="042A0650">
+        <w:rFonts w:hint="default" w:ascii="Symbol" w:hAnsi="Symbol"/>
+      </w:rPr>
+    </w:lvl>
+    <w:lvl w:ilvl="7" w:tplc="B192D68E">
       <w:start w:val="1"/>
       <w:numFmt w:val="bullet"/>
       <w:lvlText w:val="o"/>
@@ -3905,10 +4466,10 @@
         <w:ind w:left="5760" w:hanging="360"/>
       </w:pPr>
       <w:rPr>
-        <w:rFonts w:ascii="Courier New" w:hAnsi="Courier New" w:hint="default"/>
-      </w:rPr>
-    </w:lvl>
-    <w:lvl w:ilvl="8" w:tplc="A5FC39A6">
+        <w:rFonts w:hint="default" w:ascii="Courier New" w:hAnsi="Courier New"/>
+      </w:rPr>
+    </w:lvl>
+    <w:lvl w:ilvl="8" w:tplc="B8BC7B7C">
       <w:start w:val="1"/>
       <w:numFmt w:val="bullet"/>
       <w:lvlText w:val=""/>
@@ -3917,15 +4478,15 @@
         <w:ind w:left="6480" w:hanging="360"/>
       </w:pPr>
       <w:rPr>
-        <w:rFonts w:ascii="Wingdings" w:hAnsi="Wingdings" w:hint="default"/>
+        <w:rFonts w:hint="default" w:ascii="Wingdings" w:hAnsi="Wingdings"/>
       </w:rPr>
     </w:lvl>
   </w:abstractNum>
   <w:abstractNum w:abstractNumId="10" w15:restartNumberingAfterBreak="0">
     <w:nsid w:val="5705DC9B"/>
     <w:multiLevelType w:val="hybridMultilevel"/>
-    <w:tmpl w:val="4622E8D0"/>
-    <w:lvl w:ilvl="0" w:tplc="0890C7A2">
+    <w:tmpl w:val="65ACFACC"/>
+    <w:lvl w:ilvl="0" w:tplc="E5CC8170">
       <w:start w:val="1"/>
       <w:numFmt w:val="bullet"/>
       <w:lvlText w:val=""/>
@@ -3934,10 +4495,10 @@
         <w:ind w:left="720" w:hanging="360"/>
       </w:pPr>
       <w:rPr>
-        <w:rFonts w:ascii="Symbol" w:hAnsi="Symbol" w:hint="default"/>
-      </w:rPr>
-    </w:lvl>
-    <w:lvl w:ilvl="1" w:tplc="1C08B516">
+        <w:rFonts w:hint="default" w:ascii="Symbol" w:hAnsi="Symbol"/>
+      </w:rPr>
+    </w:lvl>
+    <w:lvl w:ilvl="1" w:tplc="05841B52">
       <w:start w:val="1"/>
       <w:numFmt w:val="bullet"/>
       <w:lvlText w:val="o"/>
@@ -3946,10 +4507,10 @@
         <w:ind w:left="1440" w:hanging="360"/>
       </w:pPr>
       <w:rPr>
-        <w:rFonts w:ascii="Courier New" w:hAnsi="Courier New" w:hint="default"/>
-      </w:rPr>
-    </w:lvl>
-    <w:lvl w:ilvl="2" w:tplc="84A679BE">
+        <w:rFonts w:hint="default" w:ascii="Courier New" w:hAnsi="Courier New"/>
+      </w:rPr>
+    </w:lvl>
+    <w:lvl w:ilvl="2" w:tplc="6A383F7C">
       <w:start w:val="1"/>
       <w:numFmt w:val="bullet"/>
       <w:lvlText w:val=""/>
@@ -3958,10 +4519,10 @@
         <w:ind w:left="2160" w:hanging="360"/>
       </w:pPr>
       <w:rPr>
-        <w:rFonts w:ascii="Wingdings" w:hAnsi="Wingdings" w:hint="default"/>
-      </w:rPr>
-    </w:lvl>
-    <w:lvl w:ilvl="3" w:tplc="FCD89066">
+        <w:rFonts w:hint="default" w:ascii="Wingdings" w:hAnsi="Wingdings"/>
+      </w:rPr>
+    </w:lvl>
+    <w:lvl w:ilvl="3" w:tplc="050E4BD2">
       <w:start w:val="1"/>
       <w:numFmt w:val="bullet"/>
       <w:lvlText w:val=""/>
@@ -3970,10 +4531,10 @@
         <w:ind w:left="2880" w:hanging="360"/>
       </w:pPr>
       <w:rPr>
-        <w:rFonts w:ascii="Symbol" w:hAnsi="Symbol" w:hint="default"/>
-      </w:rPr>
-    </w:lvl>
-    <w:lvl w:ilvl="4" w:tplc="345E8B7C">
+        <w:rFonts w:hint="default" w:ascii="Symbol" w:hAnsi="Symbol"/>
+      </w:rPr>
+    </w:lvl>
+    <w:lvl w:ilvl="4" w:tplc="4FEC6A50">
       <w:start w:val="1"/>
       <w:numFmt w:val="bullet"/>
       <w:lvlText w:val="o"/>
@@ -3982,10 +4543,10 @@
         <w:ind w:left="3600" w:hanging="360"/>
       </w:pPr>
       <w:rPr>
-        <w:rFonts w:ascii="Courier New" w:hAnsi="Courier New" w:hint="default"/>
-      </w:rPr>
-    </w:lvl>
-    <w:lvl w:ilvl="5" w:tplc="C05E8B38">
+        <w:rFonts w:hint="default" w:ascii="Courier New" w:hAnsi="Courier New"/>
+      </w:rPr>
+    </w:lvl>
+    <w:lvl w:ilvl="5" w:tplc="03EE0888">
       <w:start w:val="1"/>
       <w:numFmt w:val="bullet"/>
       <w:lvlText w:val=""/>
@@ -3994,10 +4555,10 @@
         <w:ind w:left="4320" w:hanging="360"/>
       </w:pPr>
       <w:rPr>
-        <w:rFonts w:ascii="Wingdings" w:hAnsi="Wingdings" w:hint="default"/>
-      </w:rPr>
-    </w:lvl>
-    <w:lvl w:ilvl="6" w:tplc="65D04412">
+        <w:rFonts w:hint="default" w:ascii="Wingdings" w:hAnsi="Wingdings"/>
+      </w:rPr>
+    </w:lvl>
+    <w:lvl w:ilvl="6" w:tplc="CBF031D8">
       <w:start w:val="1"/>
       <w:numFmt w:val="bullet"/>
       <w:lvlText w:val=""/>
@@ -4006,10 +4567,10 @@
         <w:ind w:left="5040" w:hanging="360"/>
       </w:pPr>
       <w:rPr>
-        <w:rFonts w:ascii="Symbol" w:hAnsi="Symbol" w:hint="default"/>
-      </w:rPr>
-    </w:lvl>
-    <w:lvl w:ilvl="7" w:tplc="CE4856E2">
+        <w:rFonts w:hint="default" w:ascii="Symbol" w:hAnsi="Symbol"/>
+      </w:rPr>
+    </w:lvl>
+    <w:lvl w:ilvl="7" w:tplc="99409928">
       <w:start w:val="1"/>
       <w:numFmt w:val="bullet"/>
       <w:lvlText w:val="o"/>
@@ -4018,10 +4579,10 @@
         <w:ind w:left="5760" w:hanging="360"/>
       </w:pPr>
       <w:rPr>
-        <w:rFonts w:ascii="Courier New" w:hAnsi="Courier New" w:hint="default"/>
-      </w:rPr>
-    </w:lvl>
-    <w:lvl w:ilvl="8" w:tplc="B1B8537E">
+        <w:rFonts w:hint="default" w:ascii="Courier New" w:hAnsi="Courier New"/>
+      </w:rPr>
+    </w:lvl>
+    <w:lvl w:ilvl="8" w:tplc="43544B5C">
       <w:start w:val="1"/>
       <w:numFmt w:val="bullet"/>
       <w:lvlText w:val=""/>
@@ -4030,15 +4591,15 @@
         <w:ind w:left="6480" w:hanging="360"/>
       </w:pPr>
       <w:rPr>
-        <w:rFonts w:ascii="Wingdings" w:hAnsi="Wingdings" w:hint="default"/>
+        <w:rFonts w:hint="default" w:ascii="Wingdings" w:hAnsi="Wingdings"/>
       </w:rPr>
     </w:lvl>
   </w:abstractNum>
   <w:abstractNum w:abstractNumId="11" w15:restartNumberingAfterBreak="0">
     <w:nsid w:val="66383ED1"/>
     <w:multiLevelType w:val="hybridMultilevel"/>
-    <w:tmpl w:val="C5C0EA60"/>
-    <w:lvl w:ilvl="0" w:tplc="27204EE0">
+    <w:tmpl w:val="02D64C20"/>
+    <w:lvl w:ilvl="0" w:tplc="CA9EC906">
       <w:start w:val="1"/>
       <w:numFmt w:val="bullet"/>
       <w:lvlText w:val=""/>
@@ -4047,10 +4608,10 @@
         <w:ind w:left="720" w:hanging="360"/>
       </w:pPr>
       <w:rPr>
-        <w:rFonts w:ascii="Symbol" w:hAnsi="Symbol" w:hint="default"/>
-      </w:rPr>
-    </w:lvl>
-    <w:lvl w:ilvl="1" w:tplc="7AAED04A">
+        <w:rFonts w:hint="default" w:ascii="Symbol" w:hAnsi="Symbol"/>
+      </w:rPr>
+    </w:lvl>
+    <w:lvl w:ilvl="1" w:tplc="77F8BF2A">
       <w:start w:val="1"/>
       <w:numFmt w:val="bullet"/>
       <w:lvlText w:val="o"/>
@@ -4059,10 +4620,10 @@
         <w:ind w:left="1440" w:hanging="360"/>
       </w:pPr>
       <w:rPr>
-        <w:rFonts w:ascii="Courier New" w:hAnsi="Courier New" w:hint="default"/>
-      </w:rPr>
-    </w:lvl>
-    <w:lvl w:ilvl="2" w:tplc="4A12EBFA">
+        <w:rFonts w:hint="default" w:ascii="Courier New" w:hAnsi="Courier New"/>
+      </w:rPr>
+    </w:lvl>
+    <w:lvl w:ilvl="2" w:tplc="5A167F6E">
       <w:start w:val="1"/>
       <w:numFmt w:val="bullet"/>
       <w:lvlText w:val=""/>
@@ -4071,10 +4632,10 @@
         <w:ind w:left="2160" w:hanging="360"/>
       </w:pPr>
       <w:rPr>
-        <w:rFonts w:ascii="Wingdings" w:hAnsi="Wingdings" w:hint="default"/>
-      </w:rPr>
-    </w:lvl>
-    <w:lvl w:ilvl="3" w:tplc="8BACC1EE">
+        <w:rFonts w:hint="default" w:ascii="Wingdings" w:hAnsi="Wingdings"/>
+      </w:rPr>
+    </w:lvl>
+    <w:lvl w:ilvl="3" w:tplc="234A1D52">
       <w:start w:val="1"/>
       <w:numFmt w:val="bullet"/>
       <w:lvlText w:val=""/>
@@ -4083,10 +4644,10 @@
         <w:ind w:left="2880" w:hanging="360"/>
       </w:pPr>
       <w:rPr>
-        <w:rFonts w:ascii="Symbol" w:hAnsi="Symbol" w:hint="default"/>
-      </w:rPr>
-    </w:lvl>
-    <w:lvl w:ilvl="4" w:tplc="582056D6">
+        <w:rFonts w:hint="default" w:ascii="Symbol" w:hAnsi="Symbol"/>
+      </w:rPr>
+    </w:lvl>
+    <w:lvl w:ilvl="4" w:tplc="314ECA84">
       <w:start w:val="1"/>
       <w:numFmt w:val="bullet"/>
       <w:lvlText w:val="o"/>
@@ -4095,10 +4656,10 @@
         <w:ind w:left="3600" w:hanging="360"/>
       </w:pPr>
       <w:rPr>
-        <w:rFonts w:ascii="Courier New" w:hAnsi="Courier New" w:hint="default"/>
-      </w:rPr>
-    </w:lvl>
-    <w:lvl w:ilvl="5" w:tplc="CB503648">
+        <w:rFonts w:hint="default" w:ascii="Courier New" w:hAnsi="Courier New"/>
+      </w:rPr>
+    </w:lvl>
+    <w:lvl w:ilvl="5" w:tplc="B7E2CC56">
       <w:start w:val="1"/>
       <w:numFmt w:val="bullet"/>
       <w:lvlText w:val=""/>
@@ -4107,10 +4668,10 @@
         <w:ind w:left="4320" w:hanging="360"/>
       </w:pPr>
       <w:rPr>
-        <w:rFonts w:ascii="Wingdings" w:hAnsi="Wingdings" w:hint="default"/>
-      </w:rPr>
-    </w:lvl>
-    <w:lvl w:ilvl="6" w:tplc="BD560C08">
+        <w:rFonts w:hint="default" w:ascii="Wingdings" w:hAnsi="Wingdings"/>
+      </w:rPr>
+    </w:lvl>
+    <w:lvl w:ilvl="6" w:tplc="80022AB6">
       <w:start w:val="1"/>
       <w:numFmt w:val="bullet"/>
       <w:lvlText w:val=""/>
@@ -4119,10 +4680,10 @@
         <w:ind w:left="5040" w:hanging="360"/>
       </w:pPr>
       <w:rPr>
-        <w:rFonts w:ascii="Symbol" w:hAnsi="Symbol" w:hint="default"/>
-      </w:rPr>
-    </w:lvl>
-    <w:lvl w:ilvl="7" w:tplc="F0CA34D0">
+        <w:rFonts w:hint="default" w:ascii="Symbol" w:hAnsi="Symbol"/>
+      </w:rPr>
+    </w:lvl>
+    <w:lvl w:ilvl="7" w:tplc="E4D4584C">
       <w:start w:val="1"/>
       <w:numFmt w:val="bullet"/>
       <w:lvlText w:val="o"/>
@@ -4131,10 +4692,10 @@
         <w:ind w:left="5760" w:hanging="360"/>
       </w:pPr>
       <w:rPr>
-        <w:rFonts w:ascii="Courier New" w:hAnsi="Courier New" w:hint="default"/>
-      </w:rPr>
-    </w:lvl>
-    <w:lvl w:ilvl="8" w:tplc="65F26B8C">
+        <w:rFonts w:hint="default" w:ascii="Courier New" w:hAnsi="Courier New"/>
+      </w:rPr>
+    </w:lvl>
+    <w:lvl w:ilvl="8" w:tplc="BA9A2446">
       <w:start w:val="1"/>
       <w:numFmt w:val="bullet"/>
       <w:lvlText w:val=""/>
@@ -4143,15 +4704,15 @@
         <w:ind w:left="6480" w:hanging="360"/>
       </w:pPr>
       <w:rPr>
-        <w:rFonts w:ascii="Wingdings" w:hAnsi="Wingdings" w:hint="default"/>
+        <w:rFonts w:hint="default" w:ascii="Wingdings" w:hAnsi="Wingdings"/>
       </w:rPr>
     </w:lvl>
   </w:abstractNum>
   <w:abstractNum w:abstractNumId="12" w15:restartNumberingAfterBreak="0">
     <w:nsid w:val="710E61F6"/>
     <w:multiLevelType w:val="hybridMultilevel"/>
-    <w:tmpl w:val="3D8ED37E"/>
-    <w:lvl w:ilvl="0" w:tplc="0D385E5C">
+    <w:tmpl w:val="FB8A8DFC"/>
+    <w:lvl w:ilvl="0" w:tplc="6166FA7E">
       <w:start w:val="1"/>
       <w:numFmt w:val="bullet"/>
       <w:lvlText w:val=""/>
@@ -4160,10 +4721,10 @@
         <w:ind w:left="720" w:hanging="360"/>
       </w:pPr>
       <w:rPr>
-        <w:rFonts w:ascii="Symbol" w:hAnsi="Symbol" w:hint="default"/>
-      </w:rPr>
-    </w:lvl>
-    <w:lvl w:ilvl="1" w:tplc="78DAD15A">
+        <w:rFonts w:hint="default" w:ascii="Symbol" w:hAnsi="Symbol"/>
+      </w:rPr>
+    </w:lvl>
+    <w:lvl w:ilvl="1" w:tplc="3E9C5F22">
       <w:start w:val="1"/>
       <w:numFmt w:val="bullet"/>
       <w:lvlText w:val="o"/>
@@ -4172,10 +4733,10 @@
         <w:ind w:left="1440" w:hanging="360"/>
       </w:pPr>
       <w:rPr>
-        <w:rFonts w:ascii="Courier New" w:hAnsi="Courier New" w:hint="default"/>
-      </w:rPr>
-    </w:lvl>
-    <w:lvl w:ilvl="2" w:tplc="E60E60AE">
+        <w:rFonts w:hint="default" w:ascii="Courier New" w:hAnsi="Courier New"/>
+      </w:rPr>
+    </w:lvl>
+    <w:lvl w:ilvl="2" w:tplc="1C42856E">
       <w:start w:val="1"/>
       <w:numFmt w:val="bullet"/>
       <w:lvlText w:val=""/>
@@ -4184,10 +4745,10 @@
         <w:ind w:left="2160" w:hanging="360"/>
       </w:pPr>
       <w:rPr>
-        <w:rFonts w:ascii="Wingdings" w:hAnsi="Wingdings" w:hint="default"/>
-      </w:rPr>
-    </w:lvl>
-    <w:lvl w:ilvl="3" w:tplc="8B6C4864">
+        <w:rFonts w:hint="default" w:ascii="Wingdings" w:hAnsi="Wingdings"/>
+      </w:rPr>
+    </w:lvl>
+    <w:lvl w:ilvl="3" w:tplc="48AECD6C">
       <w:start w:val="1"/>
       <w:numFmt w:val="bullet"/>
       <w:lvlText w:val=""/>
@@ -4196,10 +4757,10 @@
         <w:ind w:left="2880" w:hanging="360"/>
       </w:pPr>
       <w:rPr>
-        <w:rFonts w:ascii="Symbol" w:hAnsi="Symbol" w:hint="default"/>
-      </w:rPr>
-    </w:lvl>
-    <w:lvl w:ilvl="4" w:tplc="726E5F42">
+        <w:rFonts w:hint="default" w:ascii="Symbol" w:hAnsi="Symbol"/>
+      </w:rPr>
+    </w:lvl>
+    <w:lvl w:ilvl="4" w:tplc="308A69A0">
       <w:start w:val="1"/>
       <w:numFmt w:val="bullet"/>
       <w:lvlText w:val="o"/>
@@ -4208,10 +4769,10 @@
         <w:ind w:left="3600" w:hanging="360"/>
       </w:pPr>
       <w:rPr>
-        <w:rFonts w:ascii="Courier New" w:hAnsi="Courier New" w:hint="default"/>
-      </w:rPr>
-    </w:lvl>
-    <w:lvl w:ilvl="5" w:tplc="CA9C797C">
+        <w:rFonts w:hint="default" w:ascii="Courier New" w:hAnsi="Courier New"/>
+      </w:rPr>
+    </w:lvl>
+    <w:lvl w:ilvl="5" w:tplc="95322D62">
       <w:start w:val="1"/>
       <w:numFmt w:val="bullet"/>
       <w:lvlText w:val=""/>
@@ -4220,10 +4781,10 @@
         <w:ind w:left="4320" w:hanging="360"/>
       </w:pPr>
       <w:rPr>
-        <w:rFonts w:ascii="Wingdings" w:hAnsi="Wingdings" w:hint="default"/>
-      </w:rPr>
-    </w:lvl>
-    <w:lvl w:ilvl="6" w:tplc="15D0524A">
+        <w:rFonts w:hint="default" w:ascii="Wingdings" w:hAnsi="Wingdings"/>
+      </w:rPr>
+    </w:lvl>
+    <w:lvl w:ilvl="6" w:tplc="695A09D6">
       <w:start w:val="1"/>
       <w:numFmt w:val="bullet"/>
       <w:lvlText w:val=""/>
@@ -4232,10 +4793,10 @@
         <w:ind w:left="5040" w:hanging="360"/>
       </w:pPr>
       <w:rPr>
-        <w:rFonts w:ascii="Symbol" w:hAnsi="Symbol" w:hint="default"/>
-      </w:rPr>
-    </w:lvl>
-    <w:lvl w:ilvl="7" w:tplc="3FDEBBA2">
+        <w:rFonts w:hint="default" w:ascii="Symbol" w:hAnsi="Symbol"/>
+      </w:rPr>
+    </w:lvl>
+    <w:lvl w:ilvl="7" w:tplc="ABD0DA1E">
       <w:start w:val="1"/>
       <w:numFmt w:val="bullet"/>
       <w:lvlText w:val="o"/>
@@ -4244,10 +4805,10 @@
         <w:ind w:left="5760" w:hanging="360"/>
       </w:pPr>
       <w:rPr>
-        <w:rFonts w:ascii="Courier New" w:hAnsi="Courier New" w:hint="default"/>
-      </w:rPr>
-    </w:lvl>
-    <w:lvl w:ilvl="8" w:tplc="D4D812BE">
+        <w:rFonts w:hint="default" w:ascii="Courier New" w:hAnsi="Courier New"/>
+      </w:rPr>
+    </w:lvl>
+    <w:lvl w:ilvl="8" w:tplc="640CAEF2">
       <w:start w:val="1"/>
       <w:numFmt w:val="bullet"/>
       <w:lvlText w:val=""/>
@@ -4256,15 +4817,15 @@
         <w:ind w:left="6480" w:hanging="360"/>
       </w:pPr>
       <w:rPr>
-        <w:rFonts w:ascii="Wingdings" w:hAnsi="Wingdings" w:hint="default"/>
+        <w:rFonts w:hint="default" w:ascii="Wingdings" w:hAnsi="Wingdings"/>
       </w:rPr>
     </w:lvl>
   </w:abstractNum>
   <w:abstractNum w:abstractNumId="13" w15:restartNumberingAfterBreak="0">
     <w:nsid w:val="7C2F7C06"/>
     <w:multiLevelType w:val="hybridMultilevel"/>
-    <w:tmpl w:val="FBC4151E"/>
-    <w:lvl w:ilvl="0" w:tplc="88C21272">
+    <w:tmpl w:val="8DE65BE8"/>
+    <w:lvl w:ilvl="0" w:tplc="58B0C4F8">
       <w:start w:val="1"/>
       <w:numFmt w:val="decimal"/>
       <w:lvlText w:val="%1."/>
@@ -4273,7 +4834,7 @@
         <w:ind w:left="720" w:hanging="360"/>
       </w:pPr>
     </w:lvl>
-    <w:lvl w:ilvl="1" w:tplc="050E5024">
+    <w:lvl w:ilvl="1" w:tplc="0B0075B4">
       <w:start w:val="1"/>
       <w:numFmt w:val="lowerLetter"/>
       <w:lvlText w:val="%2."/>
@@ -4282,7 +4843,7 @@
         <w:ind w:left="1440" w:hanging="360"/>
       </w:pPr>
     </w:lvl>
-    <w:lvl w:ilvl="2" w:tplc="D966DD62">
+    <w:lvl w:ilvl="2" w:tplc="1FA20B52">
       <w:start w:val="1"/>
       <w:numFmt w:val="lowerRoman"/>
       <w:lvlText w:val="%3."/>
@@ -4291,7 +4852,7 @@
         <w:ind w:left="2160" w:hanging="180"/>
       </w:pPr>
     </w:lvl>
-    <w:lvl w:ilvl="3" w:tplc="85301D06">
+    <w:lvl w:ilvl="3" w:tplc="8B0277D8">
       <w:start w:val="1"/>
       <w:numFmt w:val="decimal"/>
       <w:lvlText w:val="%4."/>
@@ -4300,7 +4861,7 @@
         <w:ind w:left="2880" w:hanging="360"/>
       </w:pPr>
     </w:lvl>
-    <w:lvl w:ilvl="4" w:tplc="E54C248C">
+    <w:lvl w:ilvl="4" w:tplc="17A0C35A">
       <w:start w:val="1"/>
       <w:numFmt w:val="lowerLetter"/>
       <w:lvlText w:val="%5."/>
@@ -4309,7 +4870,7 @@
         <w:ind w:left="3600" w:hanging="360"/>
       </w:pPr>
     </w:lvl>
-    <w:lvl w:ilvl="5" w:tplc="5156B57C">
+    <w:lvl w:ilvl="5" w:tplc="E956212C">
       <w:start w:val="1"/>
       <w:numFmt w:val="lowerRoman"/>
       <w:lvlText w:val="%6."/>
@@ -4318,7 +4879,7 @@
         <w:ind w:left="4320" w:hanging="180"/>
       </w:pPr>
     </w:lvl>
-    <w:lvl w:ilvl="6" w:tplc="05087C32">
+    <w:lvl w:ilvl="6" w:tplc="003EB678">
       <w:start w:val="1"/>
       <w:numFmt w:val="decimal"/>
       <w:lvlText w:val="%7."/>
@@ -4327,7 +4888,7 @@
         <w:ind w:left="5040" w:hanging="360"/>
       </w:pPr>
     </w:lvl>
-    <w:lvl w:ilvl="7" w:tplc="EA543ABA">
+    <w:lvl w:ilvl="7" w:tplc="87A68E4A">
       <w:start w:val="1"/>
       <w:numFmt w:val="lowerLetter"/>
       <w:lvlText w:val="%8."/>
@@ -4336,7 +4897,7 @@
         <w:ind w:left="5760" w:hanging="360"/>
       </w:pPr>
     </w:lvl>
-    <w:lvl w:ilvl="8" w:tplc="754C7DF4">
+    <w:lvl w:ilvl="8" w:tplc="4DB69328">
       <w:start w:val="1"/>
       <w:numFmt w:val="lowerRoman"/>
       <w:lvlText w:val="%9."/>
@@ -4349,8 +4910,8 @@
   <w:abstractNum w:abstractNumId="14" w15:restartNumberingAfterBreak="0">
     <w:nsid w:val="7CADA972"/>
     <w:multiLevelType w:val="hybridMultilevel"/>
-    <w:tmpl w:val="C26429F8"/>
-    <w:lvl w:ilvl="0" w:tplc="8BC8214E">
+    <w:tmpl w:val="E45A01FC"/>
+    <w:lvl w:ilvl="0" w:tplc="8772C19A">
       <w:start w:val="1"/>
       <w:numFmt w:val="bullet"/>
       <w:lvlText w:val=""/>
@@ -4359,10 +4920,10 @@
         <w:ind w:left="720" w:hanging="360"/>
       </w:pPr>
       <w:rPr>
-        <w:rFonts w:ascii="Symbol" w:hAnsi="Symbol" w:hint="default"/>
-      </w:rPr>
-    </w:lvl>
-    <w:lvl w:ilvl="1" w:tplc="1E924E9A">
+        <w:rFonts w:hint="default" w:ascii="Symbol" w:hAnsi="Symbol"/>
+      </w:rPr>
+    </w:lvl>
+    <w:lvl w:ilvl="1" w:tplc="BE46347A">
       <w:start w:val="1"/>
       <w:numFmt w:val="bullet"/>
       <w:lvlText w:val="o"/>
@@ -4371,10 +4932,10 @@
         <w:ind w:left="1440" w:hanging="360"/>
       </w:pPr>
       <w:rPr>
-        <w:rFonts w:ascii="Courier New" w:hAnsi="Courier New" w:hint="default"/>
-      </w:rPr>
-    </w:lvl>
-    <w:lvl w:ilvl="2" w:tplc="CDD2A46E">
+        <w:rFonts w:hint="default" w:ascii="Courier New" w:hAnsi="Courier New"/>
+      </w:rPr>
+    </w:lvl>
+    <w:lvl w:ilvl="2" w:tplc="746813F0">
       <w:start w:val="1"/>
       <w:numFmt w:val="bullet"/>
       <w:lvlText w:val=""/>
@@ -4383,10 +4944,10 @@
         <w:ind w:left="2160" w:hanging="360"/>
       </w:pPr>
       <w:rPr>
-        <w:rFonts w:ascii="Wingdings" w:hAnsi="Wingdings" w:hint="default"/>
-      </w:rPr>
-    </w:lvl>
-    <w:lvl w:ilvl="3" w:tplc="84D8F39E">
+        <w:rFonts w:hint="default" w:ascii="Wingdings" w:hAnsi="Wingdings"/>
+      </w:rPr>
+    </w:lvl>
+    <w:lvl w:ilvl="3" w:tplc="35B48E9E">
       <w:start w:val="1"/>
       <w:numFmt w:val="bullet"/>
       <w:lvlText w:val=""/>
@@ -4395,10 +4956,10 @@
         <w:ind w:left="2880" w:hanging="360"/>
       </w:pPr>
       <w:rPr>
-        <w:rFonts w:ascii="Symbol" w:hAnsi="Symbol" w:hint="default"/>
-      </w:rPr>
-    </w:lvl>
-    <w:lvl w:ilvl="4" w:tplc="9C24917C">
+        <w:rFonts w:hint="default" w:ascii="Symbol" w:hAnsi="Symbol"/>
+      </w:rPr>
+    </w:lvl>
+    <w:lvl w:ilvl="4" w:tplc="EAE4CC56">
       <w:start w:val="1"/>
       <w:numFmt w:val="bullet"/>
       <w:lvlText w:val="o"/>
@@ -4407,10 +4968,10 @@
         <w:ind w:left="3600" w:hanging="360"/>
       </w:pPr>
       <w:rPr>
-        <w:rFonts w:ascii="Courier New" w:hAnsi="Courier New" w:hint="default"/>
-      </w:rPr>
-    </w:lvl>
-    <w:lvl w:ilvl="5" w:tplc="B0D6A2F2">
+        <w:rFonts w:hint="default" w:ascii="Courier New" w:hAnsi="Courier New"/>
+      </w:rPr>
+    </w:lvl>
+    <w:lvl w:ilvl="5" w:tplc="A9FE13BA">
       <w:start w:val="1"/>
       <w:numFmt w:val="bullet"/>
       <w:lvlText w:val=""/>
@@ -4419,10 +4980,10 @@
         <w:ind w:left="4320" w:hanging="360"/>
       </w:pPr>
       <w:rPr>
-        <w:rFonts w:ascii="Wingdings" w:hAnsi="Wingdings" w:hint="default"/>
-      </w:rPr>
-    </w:lvl>
-    <w:lvl w:ilvl="6" w:tplc="A13AAD84">
+        <w:rFonts w:hint="default" w:ascii="Wingdings" w:hAnsi="Wingdings"/>
+      </w:rPr>
+    </w:lvl>
+    <w:lvl w:ilvl="6" w:tplc="1D9C3CBA">
       <w:start w:val="1"/>
       <w:numFmt w:val="bullet"/>
       <w:lvlText w:val=""/>
@@ -4431,10 +4992,10 @@
         <w:ind w:left="5040" w:hanging="360"/>
       </w:pPr>
       <w:rPr>
-        <w:rFonts w:ascii="Symbol" w:hAnsi="Symbol" w:hint="default"/>
-      </w:rPr>
-    </w:lvl>
-    <w:lvl w:ilvl="7" w:tplc="3CCAA206">
+        <w:rFonts w:hint="default" w:ascii="Symbol" w:hAnsi="Symbol"/>
+      </w:rPr>
+    </w:lvl>
+    <w:lvl w:ilvl="7" w:tplc="27E281EC">
       <w:start w:val="1"/>
       <w:numFmt w:val="bullet"/>
       <w:lvlText w:val="o"/>
@@ -4443,10 +5004,10 @@
         <w:ind w:left="5760" w:hanging="360"/>
       </w:pPr>
       <w:rPr>
-        <w:rFonts w:ascii="Courier New" w:hAnsi="Courier New" w:hint="default"/>
-      </w:rPr>
-    </w:lvl>
-    <w:lvl w:ilvl="8" w:tplc="32E4D302">
+        <w:rFonts w:hint="default" w:ascii="Courier New" w:hAnsi="Courier New"/>
+      </w:rPr>
+    </w:lvl>
+    <w:lvl w:ilvl="8" w:tplc="C49C0C3C">
       <w:start w:val="1"/>
       <w:numFmt w:val="bullet"/>
       <w:lvlText w:val=""/>
@@ -4455,15 +5016,15 @@
         <w:ind w:left="6480" w:hanging="360"/>
       </w:pPr>
       <w:rPr>
-        <w:rFonts w:ascii="Wingdings" w:hAnsi="Wingdings" w:hint="default"/>
+        <w:rFonts w:hint="default" w:ascii="Wingdings" w:hAnsi="Wingdings"/>
       </w:rPr>
     </w:lvl>
   </w:abstractNum>
   <w:abstractNum w:abstractNumId="15" w15:restartNumberingAfterBreak="0">
     <w:nsid w:val="7D7CF23F"/>
     <w:multiLevelType w:val="hybridMultilevel"/>
-    <w:tmpl w:val="85AEDE48"/>
-    <w:lvl w:ilvl="0" w:tplc="F2483676">
+    <w:tmpl w:val="968C0472"/>
+    <w:lvl w:ilvl="0" w:tplc="D5547CBC">
       <w:start w:val="1"/>
       <w:numFmt w:val="bullet"/>
       <w:lvlText w:val=""/>
@@ -4472,10 +5033,10 @@
         <w:ind w:left="720" w:hanging="360"/>
       </w:pPr>
       <w:rPr>
-        <w:rFonts w:ascii="Symbol" w:hAnsi="Symbol" w:hint="default"/>
-      </w:rPr>
-    </w:lvl>
-    <w:lvl w:ilvl="1" w:tplc="D85CDDD8">
+        <w:rFonts w:hint="default" w:ascii="Symbol" w:hAnsi="Symbol"/>
+      </w:rPr>
+    </w:lvl>
+    <w:lvl w:ilvl="1" w:tplc="CCB0F926">
       <w:start w:val="1"/>
       <w:numFmt w:val="bullet"/>
       <w:lvlText w:val="o"/>
@@ -4484,10 +5045,10 @@
         <w:ind w:left="1440" w:hanging="360"/>
       </w:pPr>
       <w:rPr>
-        <w:rFonts w:ascii="Courier New" w:hAnsi="Courier New" w:hint="default"/>
-      </w:rPr>
-    </w:lvl>
-    <w:lvl w:ilvl="2" w:tplc="5EA07AA2">
+        <w:rFonts w:hint="default" w:ascii="Courier New" w:hAnsi="Courier New"/>
+      </w:rPr>
+    </w:lvl>
+    <w:lvl w:ilvl="2" w:tplc="E14A56BC">
       <w:start w:val="1"/>
       <w:numFmt w:val="bullet"/>
       <w:lvlText w:val=""/>
@@ -4496,10 +5057,10 @@
         <w:ind w:left="2160" w:hanging="360"/>
       </w:pPr>
       <w:rPr>
-        <w:rFonts w:ascii="Wingdings" w:hAnsi="Wingdings" w:hint="default"/>
-      </w:rPr>
-    </w:lvl>
-    <w:lvl w:ilvl="3" w:tplc="219CE952">
+        <w:rFonts w:hint="default" w:ascii="Wingdings" w:hAnsi="Wingdings"/>
+      </w:rPr>
+    </w:lvl>
+    <w:lvl w:ilvl="3" w:tplc="BEC621B6">
       <w:start w:val="1"/>
       <w:numFmt w:val="bullet"/>
       <w:lvlText w:val=""/>
@@ -4508,10 +5069,10 @@
         <w:ind w:left="2880" w:hanging="360"/>
       </w:pPr>
       <w:rPr>
-        <w:rFonts w:ascii="Symbol" w:hAnsi="Symbol" w:hint="default"/>
-      </w:rPr>
-    </w:lvl>
-    <w:lvl w:ilvl="4" w:tplc="ADAAE01A">
+        <w:rFonts w:hint="default" w:ascii="Symbol" w:hAnsi="Symbol"/>
+      </w:rPr>
+    </w:lvl>
+    <w:lvl w:ilvl="4" w:tplc="8460FD3C">
       <w:start w:val="1"/>
       <w:numFmt w:val="bullet"/>
       <w:lvlText w:val="o"/>
@@ -4520,10 +5081,10 @@
         <w:ind w:left="3600" w:hanging="360"/>
       </w:pPr>
       <w:rPr>
-        <w:rFonts w:ascii="Courier New" w:hAnsi="Courier New" w:hint="default"/>
-      </w:rPr>
-    </w:lvl>
-    <w:lvl w:ilvl="5" w:tplc="F08CEA5C">
+        <w:rFonts w:hint="default" w:ascii="Courier New" w:hAnsi="Courier New"/>
+      </w:rPr>
+    </w:lvl>
+    <w:lvl w:ilvl="5" w:tplc="98E28F1A">
       <w:start w:val="1"/>
       <w:numFmt w:val="bullet"/>
       <w:lvlText w:val=""/>
@@ -4532,10 +5093,10 @@
         <w:ind w:left="4320" w:hanging="360"/>
       </w:pPr>
       <w:rPr>
-        <w:rFonts w:ascii="Wingdings" w:hAnsi="Wingdings" w:hint="default"/>
-      </w:rPr>
-    </w:lvl>
-    <w:lvl w:ilvl="6" w:tplc="7F766410">
+        <w:rFonts w:hint="default" w:ascii="Wingdings" w:hAnsi="Wingdings"/>
+      </w:rPr>
+    </w:lvl>
+    <w:lvl w:ilvl="6" w:tplc="39B40690">
       <w:start w:val="1"/>
       <w:numFmt w:val="bullet"/>
       <w:lvlText w:val=""/>
@@ -4544,10 +5105,10 @@
         <w:ind w:left="5040" w:hanging="360"/>
       </w:pPr>
       <w:rPr>
-        <w:rFonts w:ascii="Symbol" w:hAnsi="Symbol" w:hint="default"/>
-      </w:rPr>
-    </w:lvl>
-    <w:lvl w:ilvl="7" w:tplc="160AC4CA">
+        <w:rFonts w:hint="default" w:ascii="Symbol" w:hAnsi="Symbol"/>
+      </w:rPr>
+    </w:lvl>
+    <w:lvl w:ilvl="7" w:tplc="24648468">
       <w:start w:val="1"/>
       <w:numFmt w:val="bullet"/>
       <w:lvlText w:val="o"/>
@@ -4556,10 +5117,10 @@
         <w:ind w:left="5760" w:hanging="360"/>
       </w:pPr>
       <w:rPr>
-        <w:rFonts w:ascii="Courier New" w:hAnsi="Courier New" w:hint="default"/>
-      </w:rPr>
-    </w:lvl>
-    <w:lvl w:ilvl="8" w:tplc="225447BA">
+        <w:rFonts w:hint="default" w:ascii="Courier New" w:hAnsi="Courier New"/>
+      </w:rPr>
+    </w:lvl>
+    <w:lvl w:ilvl="8" w:tplc="3058176E">
       <w:start w:val="1"/>
       <w:numFmt w:val="bullet"/>
       <w:lvlText w:val=""/>
@@ -4568,56 +5129,56 @@
         <w:ind w:left="6480" w:hanging="360"/>
       </w:pPr>
       <w:rPr>
-        <w:rFonts w:ascii="Wingdings" w:hAnsi="Wingdings" w:hint="default"/>
+        <w:rFonts w:hint="default" w:ascii="Wingdings" w:hAnsi="Wingdings"/>
       </w:rPr>
     </w:lvl>
   </w:abstractNum>
-  <w:num w:numId="1" w16cid:durableId="47146137">
+  <w:num w:numId="1" w16cid:durableId="117722997">
     <w:abstractNumId w:val="6"/>
   </w:num>
-  <w:num w:numId="2" w16cid:durableId="606275959">
+  <w:num w:numId="2" w16cid:durableId="1930187135">
     <w:abstractNumId w:val="5"/>
   </w:num>
-  <w:num w:numId="3" w16cid:durableId="1697147511">
+  <w:num w:numId="3" w16cid:durableId="1194687722">
     <w:abstractNumId w:val="10"/>
   </w:num>
-  <w:num w:numId="4" w16cid:durableId="1412890859">
+  <w:num w:numId="4" w16cid:durableId="1316029636">
     <w:abstractNumId w:val="15"/>
   </w:num>
-  <w:num w:numId="5" w16cid:durableId="1280718138">
+  <w:num w:numId="5" w16cid:durableId="1385831995">
     <w:abstractNumId w:val="14"/>
   </w:num>
-  <w:num w:numId="6" w16cid:durableId="2093038417">
+  <w:num w:numId="6" w16cid:durableId="1734963169">
     <w:abstractNumId w:val="2"/>
   </w:num>
-  <w:num w:numId="7" w16cid:durableId="1864635562">
+  <w:num w:numId="7" w16cid:durableId="126245038">
     <w:abstractNumId w:val="11"/>
   </w:num>
-  <w:num w:numId="8" w16cid:durableId="1293756461">
+  <w:num w:numId="8" w16cid:durableId="2139376637">
     <w:abstractNumId w:val="0"/>
   </w:num>
-  <w:num w:numId="9" w16cid:durableId="578633424">
+  <w:num w:numId="9" w16cid:durableId="652174713">
     <w:abstractNumId w:val="12"/>
   </w:num>
-  <w:num w:numId="10" w16cid:durableId="1736657169">
+  <w:num w:numId="10" w16cid:durableId="1236091573">
     <w:abstractNumId w:val="9"/>
   </w:num>
-  <w:num w:numId="11" w16cid:durableId="1170830081">
+  <w:num w:numId="11" w16cid:durableId="1536044408">
     <w:abstractNumId w:val="8"/>
   </w:num>
-  <w:num w:numId="12" w16cid:durableId="80227192">
+  <w:num w:numId="12" w16cid:durableId="306400990">
     <w:abstractNumId w:val="13"/>
   </w:num>
-  <w:num w:numId="13" w16cid:durableId="277681101">
+  <w:num w:numId="13" w16cid:durableId="1582912913">
     <w:abstractNumId w:val="7"/>
   </w:num>
-  <w:num w:numId="14" w16cid:durableId="1131828242">
+  <w:num w:numId="14" w16cid:durableId="1804810538">
     <w:abstractNumId w:val="4"/>
   </w:num>
-  <w:num w:numId="15" w16cid:durableId="1941839107">
+  <w:num w:numId="15" w16cid:durableId="1783106481">
     <w:abstractNumId w:val="3"/>
   </w:num>
-  <w:num w:numId="16" w16cid:durableId="1642534944">
+  <w:num w:numId="16" w16cid:durableId="1796219583">
     <w:abstractNumId w:val="1"/>
   </w:num>
 </w:numbering>
@@ -4628,7 +5189,7 @@
   <w:docDefaults>
     <w:rPrDefault>
       <w:rPr>
-        <w:rFonts w:asciiTheme="minorHAnsi" w:eastAsiaTheme="minorHAnsi" w:hAnsiTheme="minorHAnsi" w:cstheme="minorBidi"/>
+        <w:rFonts w:asciiTheme="minorHAnsi" w:hAnsiTheme="minorHAnsi" w:eastAsiaTheme="minorHAnsi" w:cstheme="minorBidi"/>
         <w:sz w:val="24"/>
         <w:szCs w:val="24"/>
         <w:lang w:val="it-IT" w:eastAsia="en-US" w:bidi="ar-SA"/>
@@ -4643,14 +5204,14 @@
   <w:latentStyles w:defLockedState="0" w:defUIPriority="99" w:defSemiHidden="0" w:defUnhideWhenUsed="0" w:defQFormat="0" w:count="376">
     <w:lsdException w:name="Normal" w:uiPriority="0" w:qFormat="1"/>
     <w:lsdException w:name="heading 1" w:uiPriority="9" w:qFormat="1"/>
-    <w:lsdException w:name="heading 2" w:semiHidden="1" w:uiPriority="9" w:unhideWhenUsed="1" w:qFormat="1"/>
-    <w:lsdException w:name="heading 3" w:semiHidden="1" w:uiPriority="9" w:unhideWhenUsed="1" w:qFormat="1"/>
-    <w:lsdException w:name="heading 4" w:semiHidden="1" w:uiPriority="9" w:unhideWhenUsed="1" w:qFormat="1"/>
-    <w:lsdException w:name="heading 5" w:semiHidden="1" w:uiPriority="9" w:unhideWhenUsed="1" w:qFormat="1"/>
-    <w:lsdException w:name="heading 6" w:semiHidden="1" w:uiPriority="9" w:unhideWhenUsed="1" w:qFormat="1"/>
-    <w:lsdException w:name="heading 7" w:semiHidden="1" w:uiPriority="9" w:unhideWhenUsed="1" w:qFormat="1"/>
-    <w:lsdException w:name="heading 8" w:semiHidden="1" w:uiPriority="9" w:unhideWhenUsed="1" w:qFormat="1"/>
-    <w:lsdException w:name="heading 9" w:semiHidden="1" w:uiPriority="9" w:unhideWhenUsed="1" w:qFormat="1"/>
+    <w:lsdException w:name="heading 2" w:uiPriority="9" w:semiHidden="1" w:unhideWhenUsed="1" w:qFormat="1"/>
+    <w:lsdException w:name="heading 3" w:uiPriority="9" w:semiHidden="1" w:unhideWhenUsed="1" w:qFormat="1"/>
+    <w:lsdException w:name="heading 4" w:uiPriority="9" w:semiHidden="1" w:unhideWhenUsed="1" w:qFormat="1"/>
+    <w:lsdException w:name="heading 5" w:uiPriority="9" w:semiHidden="1" w:unhideWhenUsed="1" w:qFormat="1"/>
+    <w:lsdException w:name="heading 6" w:uiPriority="9" w:semiHidden="1" w:unhideWhenUsed="1" w:qFormat="1"/>
+    <w:lsdException w:name="heading 7" w:uiPriority="9" w:semiHidden="1" w:unhideWhenUsed="1" w:qFormat="1"/>
+    <w:lsdException w:name="heading 8" w:uiPriority="9" w:semiHidden="1" w:unhideWhenUsed="1" w:qFormat="1"/>
+    <w:lsdException w:name="heading 9" w:uiPriority="9" w:semiHidden="1" w:unhideWhenUsed="1" w:qFormat="1"/>
     <w:lsdException w:name="index 1" w:semiHidden="1" w:unhideWhenUsed="1"/>
     <w:lsdException w:name="index 2" w:semiHidden="1" w:unhideWhenUsed="1"/>
     <w:lsdException w:name="index 3" w:semiHidden="1" w:unhideWhenUsed="1"/>
@@ -4660,22 +5221,22 @@
     <w:lsdException w:name="index 7" w:semiHidden="1" w:unhideWhenUsed="1"/>
     <w:lsdException w:name="index 8" w:semiHidden="1" w:unhideWhenUsed="1"/>
     <w:lsdException w:name="index 9" w:semiHidden="1" w:unhideWhenUsed="1"/>
-    <w:lsdException w:name="toc 1" w:semiHidden="1" w:uiPriority="39" w:unhideWhenUsed="1"/>
-    <w:lsdException w:name="toc 2" w:semiHidden="1" w:uiPriority="39" w:unhideWhenUsed="1"/>
-    <w:lsdException w:name="toc 3" w:semiHidden="1" w:uiPriority="39" w:unhideWhenUsed="1"/>
-    <w:lsdException w:name="toc 4" w:semiHidden="1" w:uiPriority="39" w:unhideWhenUsed="1"/>
-    <w:lsdException w:name="toc 5" w:semiHidden="1" w:uiPriority="39" w:unhideWhenUsed="1"/>
-    <w:lsdException w:name="toc 6" w:semiHidden="1" w:uiPriority="39" w:unhideWhenUsed="1"/>
-    <w:lsdException w:name="toc 7" w:semiHidden="1" w:uiPriority="39" w:unhideWhenUsed="1"/>
-    <w:lsdException w:name="toc 8" w:semiHidden="1" w:uiPriority="39" w:unhideWhenUsed="1"/>
-    <w:lsdException w:name="toc 9" w:semiHidden="1" w:uiPriority="39" w:unhideWhenUsed="1"/>
+    <w:lsdException w:name="toc 1" w:uiPriority="39" w:semiHidden="1" w:unhideWhenUsed="1"/>
+    <w:lsdException w:name="toc 2" w:uiPriority="39" w:semiHidden="1" w:unhideWhenUsed="1"/>
+    <w:lsdException w:name="toc 3" w:uiPriority="39" w:semiHidden="1" w:unhideWhenUsed="1"/>
+    <w:lsdException w:name="toc 4" w:uiPriority="39" w:semiHidden="1" w:unhideWhenUsed="1"/>
+    <w:lsdException w:name="toc 5" w:uiPriority="39" w:semiHidden="1" w:unhideWhenUsed="1"/>
+    <w:lsdException w:name="toc 6" w:uiPriority="39" w:semiHidden="1" w:unhideWhenUsed="1"/>
+    <w:lsdException w:name="toc 7" w:uiPriority="39" w:semiHidden="1" w:unhideWhenUsed="1"/>
+    <w:lsdException w:name="toc 8" w:uiPriority="39" w:semiHidden="1" w:unhideWhenUsed="1"/>
+    <w:lsdException w:name="toc 9" w:uiPriority="39" w:semiHidden="1" w:unhideWhenUsed="1"/>
     <w:lsdException w:name="Normal Indent" w:semiHidden="1" w:unhideWhenUsed="1"/>
     <w:lsdException w:name="footnote text" w:semiHidden="1" w:unhideWhenUsed="1"/>
     <w:lsdException w:name="annotation text" w:semiHidden="1" w:unhideWhenUsed="1"/>
     <w:lsdException w:name="header" w:semiHidden="1" w:unhideWhenUsed="1"/>
     <w:lsdException w:name="footer" w:semiHidden="1" w:unhideWhenUsed="1"/>
     <w:lsdException w:name="index heading" w:semiHidden="1" w:unhideWhenUsed="1"/>
-    <w:lsdException w:name="caption" w:semiHidden="1" w:uiPriority="35" w:unhideWhenUsed="1" w:qFormat="1"/>
+    <w:lsdException w:name="caption" w:uiPriority="35" w:semiHidden="1" w:unhideWhenUsed="1" w:qFormat="1"/>
     <w:lsdException w:name="table of figures" w:semiHidden="1" w:unhideWhenUsed="1"/>
     <w:lsdException w:name="envelope address" w:semiHidden="1" w:unhideWhenUsed="1"/>
     <w:lsdException w:name="envelope return" w:semiHidden="1" w:unhideWhenUsed="1"/>
@@ -4706,7 +5267,7 @@
     <w:lsdException w:name="Title" w:uiPriority="10" w:qFormat="1"/>
     <w:lsdException w:name="Closing" w:semiHidden="1" w:unhideWhenUsed="1"/>
     <w:lsdException w:name="Signature" w:semiHidden="1" w:unhideWhenUsed="1"/>
-    <w:lsdException w:name="Default Paragraph Font" w:semiHidden="1" w:uiPriority="1" w:unhideWhenUsed="1"/>
+    <w:lsdException w:name="Default Paragraph Font" w:uiPriority="1" w:semiHidden="1" w:unhideWhenUsed="1"/>
     <w:lsdException w:name="Body Text" w:semiHidden="1" w:unhideWhenUsed="1"/>
     <w:lsdException w:name="Body Text Indent" w:semiHidden="1" w:unhideWhenUsed="1"/>
     <w:lsdException w:name="List Continue" w:semiHidden="1" w:unhideWhenUsed="1"/>
@@ -4906,8 +5467,8 @@
     <w:lsdException w:name="Subtle Reference" w:uiPriority="31" w:qFormat="1"/>
     <w:lsdException w:name="Intense Reference" w:uiPriority="32" w:qFormat="1"/>
     <w:lsdException w:name="Book Title" w:uiPriority="33" w:qFormat="1"/>
-    <w:lsdException w:name="Bibliography" w:semiHidden="1" w:uiPriority="37" w:unhideWhenUsed="1"/>
-    <w:lsdException w:name="TOC Heading" w:semiHidden="1" w:uiPriority="39" w:unhideWhenUsed="1" w:qFormat="1"/>
+    <w:lsdException w:name="Bibliography" w:uiPriority="37" w:semiHidden="1" w:unhideWhenUsed="1"/>
+    <w:lsdException w:name="TOC Heading" w:uiPriority="39" w:semiHidden="1" w:unhideWhenUsed="1" w:qFormat="1"/>
     <w:lsdException w:name="Plain Table 1" w:uiPriority="41"/>
     <w:lsdException w:name="Plain Table 2" w:uiPriority="42"/>
     <w:lsdException w:name="Plain Table 3" w:uiPriority="43"/>
@@ -5018,7 +5579,7 @@
     <w:lsdException w:name="Unresolved Mention" w:semiHidden="1" w:unhideWhenUsed="1"/>
     <w:lsdException w:name="Smart Link" w:semiHidden="1" w:unhideWhenUsed="1"/>
   </w:latentStyles>
-  <w:style w:type="paragraph" w:default="1" w:styleId="Normale">
+  <w:style w:type="paragraph" w:styleId="Normale" w:default="1">
     <w:name w:val="Normal"/>
     <w:qFormat/>
   </w:style>
@@ -5028,7 +5589,7 @@
     <w:next w:val="Normale"/>
     <w:uiPriority w:val="9"/>
     <w:qFormat/>
-    <w:rsid w:val="4CFA976C"/>
+    <w:rsid w:val="0BD249A8"/>
     <w:pPr>
       <w:keepNext/>
       <w:keepLines/>
@@ -5036,7 +5597,7 @@
       <w:outlineLvl w:val="0"/>
     </w:pPr>
     <w:rPr>
-      <w:rFonts w:asciiTheme="majorHAnsi" w:eastAsiaTheme="majorEastAsia" w:hAnsiTheme="majorHAnsi" w:cstheme="majorBidi"/>
+      <w:rFonts w:asciiTheme="majorHAnsi" w:hAnsiTheme="majorHAnsi" w:eastAsiaTheme="majorEastAsia" w:cstheme="majorBidi"/>
       <w:color w:val="0F4761" w:themeColor="accent1" w:themeShade="BF"/>
       <w:sz w:val="40"/>
       <w:szCs w:val="40"/>
@@ -5049,7 +5610,7 @@
     <w:uiPriority w:val="9"/>
     <w:unhideWhenUsed/>
     <w:qFormat/>
-    <w:rsid w:val="4CFA976C"/>
+    <w:rsid w:val="0BD249A8"/>
     <w:pPr>
       <w:keepNext/>
       <w:keepLines/>
@@ -5057,7 +5618,7 @@
       <w:outlineLvl w:val="1"/>
     </w:pPr>
     <w:rPr>
-      <w:rFonts w:asciiTheme="majorHAnsi" w:eastAsiaTheme="majorEastAsia" w:hAnsiTheme="majorHAnsi" w:cstheme="majorBidi"/>
+      <w:rFonts w:asciiTheme="majorHAnsi" w:hAnsiTheme="majorHAnsi" w:eastAsiaTheme="majorEastAsia" w:cstheme="majorBidi"/>
       <w:color w:val="0F4761" w:themeColor="accent1" w:themeShade="BF"/>
       <w:sz w:val="32"/>
       <w:szCs w:val="32"/>
@@ -5070,7 +5631,7 @@
     <w:uiPriority w:val="9"/>
     <w:unhideWhenUsed/>
     <w:qFormat/>
-    <w:rsid w:val="4CFA976C"/>
+    <w:rsid w:val="0BD249A8"/>
     <w:pPr>
       <w:keepNext/>
       <w:keepLines/>
@@ -5091,7 +5652,7 @@
     <w:uiPriority w:val="9"/>
     <w:unhideWhenUsed/>
     <w:qFormat/>
-    <w:rsid w:val="4CFA976C"/>
+    <w:rsid w:val="0BD249A8"/>
     <w:pPr>
       <w:keepNext/>
       <w:keepLines/>
@@ -5105,13 +5666,13 @@
       <w:color w:val="0F4761" w:themeColor="accent1" w:themeShade="BF"/>
     </w:rPr>
   </w:style>
-  <w:style w:type="character" w:default="1" w:styleId="Carpredefinitoparagrafo">
+  <w:style w:type="character" w:styleId="Carpredefinitoparagrafo" w:default="1">
     <w:name w:val="Default Paragraph Font"/>
     <w:uiPriority w:val="1"/>
     <w:semiHidden/>
     <w:unhideWhenUsed/>
   </w:style>
-  <w:style w:type="table" w:default="1" w:styleId="Tabellanormale">
+  <w:style w:type="table" w:styleId="Tabellanormale" w:default="1">
     <w:name w:val="Normal Table"/>
     <w:uiPriority w:val="99"/>
     <w:semiHidden/>
@@ -5126,7 +5687,7 @@
       </w:tblCellMar>
     </w:tblPr>
   </w:style>
-  <w:style w:type="numbering" w:default="1" w:styleId="Nessunelenco">
+  <w:style w:type="numbering" w:styleId="Nessunelenco" w:default="1">
     <w:name w:val="No List"/>
     <w:uiPriority w:val="99"/>
     <w:semiHidden/>
@@ -5137,7 +5698,7 @@
     <w:basedOn w:val="Normale"/>
     <w:uiPriority w:val="34"/>
     <w:qFormat/>
-    <w:rsid w:val="4CFA976C"/>
+    <w:rsid w:val="0BD249A8"/>
     <w:pPr>
       <w:ind w:left="720"/>
       <w:contextualSpacing/>
@@ -5153,12 +5714,12 @@
     </w:pPr>
     <w:tblPr>
       <w:tblBorders>
-        <w:top w:val="single" w:sz="4" w:space="0" w:color="000000" w:themeColor="text1"/>
-        <w:left w:val="single" w:sz="4" w:space="0" w:color="000000" w:themeColor="text1"/>
-        <w:bottom w:val="single" w:sz="4" w:space="0" w:color="000000" w:themeColor="text1"/>
-        <w:right w:val="single" w:sz="4" w:space="0" w:color="000000" w:themeColor="text1"/>
-        <w:insideH w:val="single" w:sz="4" w:space="0" w:color="000000" w:themeColor="text1"/>
-        <w:insideV w:val="single" w:sz="4" w:space="0" w:color="000000" w:themeColor="text1"/>
+        <w:top w:val="single" w:color="000000" w:themeColor="text1" w:sz="4" w:space="0"/>
+        <w:left w:val="single" w:color="000000" w:themeColor="text1" w:sz="4" w:space="0"/>
+        <w:bottom w:val="single" w:color="000000" w:themeColor="text1" w:sz="4" w:space="0"/>
+        <w:right w:val="single" w:color="000000" w:themeColor="text1" w:sz="4" w:space="0"/>
+        <w:insideH w:val="single" w:color="000000" w:themeColor="text1" w:sz="4" w:space="0"/>
+        <w:insideV w:val="single" w:color="000000" w:themeColor="text1" w:sz="4" w:space="0"/>
       </w:tblBorders>
     </w:tblPr>
   </w:style>
@@ -5166,7 +5727,7 @@
 </file>
 
 <file path=word/theme/theme1.xml><?xml version="1.0" encoding="utf-8"?>
-<a:theme xmlns:a="http://schemas.openxmlformats.org/drawingml/2006/main" name="Office Theme">
+<a:theme xmlns:a="http://schemas.openxmlformats.org/drawingml/2006/main" xmlns:thm15="http://schemas.microsoft.com/office/thememl/2012/main" name="Office Theme">
   <a:themeElements>
     <a:clrScheme name="Office">
       <a:dk1>
